--- a/lab4/3331_Чураков_ЛР4.docx
+++ b/lab4/3331_Чураков_ЛР4.docx
@@ -264,27 +264,7 @@
           <w:szCs w:val="32"/>
         </w:rPr>
         <w:br/>
-        <w:t xml:space="preserve">с помощью утилиты </w:t>
-      </w:r>
-      <w:proofErr w:type="spellStart"/>
-      <w:r>
-        <w:rPr>
-          <w:rFonts w:ascii="Times New Roman" w:eastAsia="Times New Roman" w:hAnsi="Times New Roman" w:cs="Times New Roman"/>
-          <w:b/>
-          <w:sz w:val="32"/>
-          <w:szCs w:val="32"/>
-        </w:rPr>
-        <w:t>Wireshark</w:t>
-      </w:r>
-      <w:proofErr w:type="spellEnd"/>
-      <w:r>
-        <w:rPr>
-          <w:rFonts w:ascii="Times New Roman" w:eastAsia="Times New Roman" w:hAnsi="Times New Roman" w:cs="Times New Roman"/>
-          <w:b/>
-          <w:sz w:val="32"/>
-          <w:szCs w:val="32"/>
-        </w:rPr>
-        <w:t>»</w:t>
+        <w:t>с помощью утилиты Wireshark»</w:t>
       </w:r>
     </w:p>
     <w:p>
@@ -468,7 +448,6 @@
         </w:rPr>
         <w:t xml:space="preserve">Алиев </w:t>
       </w:r>
-      <w:proofErr w:type="gramStart"/>
       <w:r>
         <w:rPr>
           <w:rFonts w:ascii="Times New Roman" w:eastAsia="Times New Roman" w:hAnsi="Times New Roman" w:cs="Times New Roman"/>
@@ -476,9 +455,17 @@
           <w:szCs w:val="32"/>
           <w:lang w:val="ru-RU"/>
         </w:rPr>
-        <w:t>Т.И.</w:t>
-      </w:r>
-      <w:proofErr w:type="gramEnd"/>
+        <w:t xml:space="preserve">Т. </w:t>
+      </w:r>
+      <w:r>
+        <w:rPr>
+          <w:rFonts w:ascii="Times New Roman" w:eastAsia="Times New Roman" w:hAnsi="Times New Roman" w:cs="Times New Roman"/>
+          <w:sz w:val="32"/>
+          <w:szCs w:val="32"/>
+          <w:lang w:val="ru-RU"/>
+        </w:rPr>
+        <w:t>И.</w:t>
+      </w:r>
     </w:p>
     <w:p>
       <w:pPr>
@@ -1266,25 +1253,7 @@
           <w:sz w:val="28"/>
           <w:szCs w:val="28"/>
         </w:rPr>
-        <w:t xml:space="preserve">Целью данной лабораторной работы является изучение структуры протокольных блоков данных, путем анализа реального трафика на компьютере студента с помощью бесплатно распространяемой утилиты </w:t>
-      </w:r>
-      <w:proofErr w:type="spellStart"/>
-      <w:r>
-        <w:rPr>
-          <w:rFonts w:ascii="Times New Roman" w:eastAsia="Times New Roman" w:hAnsi="Times New Roman" w:cs="Times New Roman"/>
-          <w:sz w:val="28"/>
-          <w:szCs w:val="28"/>
-        </w:rPr>
-        <w:t>Wireshark</w:t>
-      </w:r>
-      <w:proofErr w:type="spellEnd"/>
-      <w:r>
-        <w:rPr>
-          <w:rFonts w:ascii="Times New Roman" w:eastAsia="Times New Roman" w:hAnsi="Times New Roman" w:cs="Times New Roman"/>
-          <w:sz w:val="28"/>
-          <w:szCs w:val="28"/>
-        </w:rPr>
-        <w:t>.</w:t>
+        <w:t>Целью данной лабораторной работы является изучение структуры протокольных блоков данных, путем анализа реального трафика на компьютере студента с помощью бесплатно распространяемой утилиты Wireshark.</w:t>
       </w:r>
     </w:p>
     <w:p>
@@ -1302,25 +1271,7 @@
           <w:sz w:val="28"/>
           <w:szCs w:val="28"/>
         </w:rPr>
-        <w:t xml:space="preserve">В процессе выполнения домашнего задания выполняются наблюдения за передаваемым трафиком с компьютера пользователя в Интернет и в обратном направлении. Применение специализированной утилиты </w:t>
-      </w:r>
-      <w:proofErr w:type="spellStart"/>
-      <w:r>
-        <w:rPr>
-          <w:rFonts w:ascii="Times New Roman" w:eastAsia="Times New Roman" w:hAnsi="Times New Roman" w:cs="Times New Roman"/>
-          <w:sz w:val="28"/>
-          <w:szCs w:val="28"/>
-        </w:rPr>
-        <w:t>Wireshark</w:t>
-      </w:r>
-      <w:proofErr w:type="spellEnd"/>
-      <w:r>
-        <w:rPr>
-          <w:rFonts w:ascii="Times New Roman" w:eastAsia="Times New Roman" w:hAnsi="Times New Roman" w:cs="Times New Roman"/>
-          <w:sz w:val="28"/>
-          <w:szCs w:val="28"/>
-        </w:rPr>
-        <w:t xml:space="preserve"> позволяет наблюдать структуру передаваемых кадров, пакетов и сегментов данных различных сетевых протоколов. При выполнении УИР рекомендуется выполнить анализ последовательности команд и определить назначение служебных данных, используемых для организации обмена данными в протоколах: ARP, DNS, FTP, HTTP, DHCP.</w:t>
+        <w:t>В процессе выполнения домашнего задания выполняются наблюдения за передаваемым трафиком с компьютера пользователя в Интернет и в обратном направлении. Применение специализированной утилиты Wireshark позволяет наблюдать структуру передаваемых кадров, пакетов и сегментов данных различных сетевых протоколов. При выполнении УИР рекомендуется выполнить анализ последовательности команд и определить назначение служебных данных, используемых для организации обмена данными в протоколах: ARP, DNS, FTP, HTTP, DHCP.</w:t>
       </w:r>
     </w:p>
     <w:p>
@@ -1516,19 +1467,8 @@
           <w:szCs w:val="32"/>
         </w:rPr>
         <w:lastRenderedPageBreak/>
-        <w:t xml:space="preserve">Анализ трафика утилиты </w:t>
-      </w:r>
-      <w:proofErr w:type="spellStart"/>
-      <w:r>
-        <w:rPr>
-          <w:rFonts w:ascii="Times New Roman" w:eastAsia="Times New Roman" w:hAnsi="Times New Roman" w:cs="Times New Roman"/>
-          <w:b/>
-          <w:sz w:val="32"/>
-          <w:szCs w:val="32"/>
-        </w:rPr>
-        <w:t>ping</w:t>
-      </w:r>
-      <w:proofErr w:type="spellEnd"/>
+        <w:t>Анализ трафика утилиты ping</w:t>
+      </w:r>
     </w:p>
     <w:p>
       <w:pPr>
@@ -1568,25 +1508,7 @@
           <w:sz w:val="28"/>
           <w:szCs w:val="28"/>
         </w:rPr>
-        <w:t xml:space="preserve">В командной строке поочередно с увеличением размера будем отправлять пакеты через утилиту </w:t>
-      </w:r>
-      <w:proofErr w:type="spellStart"/>
-      <w:r>
-        <w:rPr>
-          <w:rFonts w:ascii="Times New Roman" w:eastAsia="Times New Roman" w:hAnsi="Times New Roman" w:cs="Times New Roman"/>
-          <w:sz w:val="28"/>
-          <w:szCs w:val="28"/>
-        </w:rPr>
-        <w:t>ping</w:t>
-      </w:r>
-      <w:proofErr w:type="spellEnd"/>
-      <w:r>
-        <w:rPr>
-          <w:rFonts w:ascii="Times New Roman" w:eastAsia="Times New Roman" w:hAnsi="Times New Roman" w:cs="Times New Roman"/>
-          <w:sz w:val="28"/>
-          <w:szCs w:val="28"/>
-        </w:rPr>
-        <w:t xml:space="preserve"> на сайт</w:t>
+        <w:t>В командной строке поочередно с увеличением размера будем отправлять пакеты через утилиту ping на сайт</w:t>
       </w:r>
       <w:r>
         <w:rPr>
@@ -1621,7 +1543,6 @@
           <w:szCs w:val="28"/>
         </w:rPr>
       </w:pPr>
-      <w:proofErr w:type="spellStart"/>
       <w:r>
         <w:rPr>
           <w:rFonts w:ascii="Times New Roman" w:eastAsia="Times New Roman" w:hAnsi="Times New Roman" w:cs="Times New Roman"/>
@@ -1630,18 +1551,7 @@
           <w:sz w:val="28"/>
           <w:szCs w:val="28"/>
         </w:rPr>
-        <w:t>ping</w:t>
-      </w:r>
-      <w:proofErr w:type="spellEnd"/>
-      <w:r>
-        <w:rPr>
-          <w:rFonts w:ascii="Times New Roman" w:eastAsia="Times New Roman" w:hAnsi="Times New Roman" w:cs="Times New Roman"/>
-          <w:b/>
-          <w:i/>
-          <w:sz w:val="28"/>
-          <w:szCs w:val="28"/>
-        </w:rPr>
-        <w:t xml:space="preserve"> -l &lt;размер пакета&gt; -n &lt;кол-во пакетов&gt; </w:t>
+        <w:t xml:space="preserve">ping -l &lt;размер пакета&gt; -n &lt;кол-во пакетов&gt; </w:t>
       </w:r>
       <w:r>
         <w:rPr>
@@ -1705,7 +1615,24 @@
           <w:sz w:val="28"/>
           <w:szCs w:val="28"/>
         </w:rPr>
-        <w:t>Применим данную команду несколько раз для случаев, когда размер у пакета будет 100, 200, 500, 1000, 2000, 5000, 10000 байт.</w:t>
+        <w:t>Применим данную команду несколько раз для случаев, когда размер у пакета будет 100, 200</w:t>
+      </w:r>
+      <w:r>
+        <w:rPr>
+          <w:rFonts w:ascii="Times New Roman" w:eastAsia="Times New Roman" w:hAnsi="Times New Roman" w:cs="Times New Roman"/>
+          <w:sz w:val="28"/>
+          <w:szCs w:val="28"/>
+          <w:lang w:val="ru-RU"/>
+        </w:rPr>
+        <w:t xml:space="preserve">, </w:t>
+      </w:r>
+      <w:r>
+        <w:rPr>
+          <w:rFonts w:ascii="Times New Roman" w:eastAsia="Times New Roman" w:hAnsi="Times New Roman" w:cs="Times New Roman"/>
+          <w:sz w:val="28"/>
+          <w:szCs w:val="28"/>
+        </w:rPr>
+        <w:t>500, 1000, 2000, 5000, 10000 байт.</w:t>
       </w:r>
     </w:p>
     <w:p>
@@ -1716,6 +1643,7 @@
           <w:rFonts w:ascii="Times New Roman" w:eastAsia="Times New Roman" w:hAnsi="Times New Roman" w:cs="Times New Roman"/>
           <w:sz w:val="28"/>
           <w:szCs w:val="28"/>
+          <w:lang w:val="en-US"/>
         </w:rPr>
       </w:pPr>
       <w:r>
@@ -1724,23 +1652,25 @@
           <w:noProof/>
           <w:sz w:val="28"/>
           <w:szCs w:val="28"/>
+          <w:lang w:val="en-US"/>
         </w:rPr>
         <w:drawing>
-          <wp:inline distT="114300" distB="114300" distL="114300" distR="114300" wp14:anchorId="378DFF6A" wp14:editId="5D8C65DD">
-            <wp:extent cx="6840000" cy="4127500"/>
-            <wp:effectExtent l="0" t="0" r="0" b="0"/>
-            <wp:docPr id="4" name="image15.png"/>
-            <wp:cNvGraphicFramePr/>
+          <wp:inline distT="0" distB="0" distL="0" distR="0" wp14:anchorId="6BBEE074" wp14:editId="7783766D">
+            <wp:extent cx="6843395" cy="3636010"/>
+            <wp:effectExtent l="0" t="0" r="0" b="2540"/>
+            <wp:docPr id="1290706716" name="Рисунок 1"/>
+            <wp:cNvGraphicFramePr>
+              <a:graphicFrameLocks xmlns:a="http://schemas.openxmlformats.org/drawingml/2006/main" noChangeAspect="1"/>
+            </wp:cNvGraphicFramePr>
             <a:graphic xmlns:a="http://schemas.openxmlformats.org/drawingml/2006/main">
               <a:graphicData uri="http://schemas.openxmlformats.org/drawingml/2006/picture">
                 <pic:pic xmlns:pic="http://schemas.openxmlformats.org/drawingml/2006/picture">
                   <pic:nvPicPr>
-                    <pic:cNvPr id="0" name="image15.png"/>
-                    <pic:cNvPicPr preferRelativeResize="0"/>
+                    <pic:cNvPr id="1290706716" name=""/>
+                    <pic:cNvPicPr/>
                   </pic:nvPicPr>
                   <pic:blipFill>
-                    <a:blip r:embed="rId7"/>
-                    <a:srcRect/>
+                    <a:blip r:embed="rId8"/>
                     <a:stretch>
                       <a:fillRect/>
                     </a:stretch>
@@ -1748,12 +1678,11 @@
                   <pic:spPr>
                     <a:xfrm>
                       <a:off x="0" y="0"/>
-                      <a:ext cx="6840000" cy="4127500"/>
+                      <a:ext cx="6843395" cy="3636010"/>
                     </a:xfrm>
                     <a:prstGeom prst="rect">
                       <a:avLst/>
                     </a:prstGeom>
-                    <a:ln/>
                   </pic:spPr>
                 </pic:pic>
               </a:graphicData>
@@ -2003,7 +1932,6 @@
           <w:szCs w:val="28"/>
         </w:rPr>
       </w:pPr>
-      <w:proofErr w:type="spellStart"/>
       <w:r>
         <w:rPr>
           <w:rFonts w:ascii="Times New Roman" w:eastAsia="Times New Roman" w:hAnsi="Times New Roman" w:cs="Times New Roman"/>
@@ -2012,7 +1940,6 @@
         </w:rPr>
         <w:t>Version</w:t>
       </w:r>
-      <w:proofErr w:type="spellEnd"/>
     </w:p>
     <w:p>
       <w:pPr>
@@ -2027,34 +1954,14 @@
           <w:szCs w:val="28"/>
         </w:rPr>
       </w:pPr>
-      <w:proofErr w:type="spellStart"/>
-      <w:r>
-        <w:rPr>
-          <w:rFonts w:ascii="Times New Roman" w:eastAsia="Times New Roman" w:hAnsi="Times New Roman" w:cs="Times New Roman"/>
-          <w:sz w:val="28"/>
-          <w:szCs w:val="28"/>
-        </w:rPr>
-        <w:t>Header</w:t>
-      </w:r>
-      <w:proofErr w:type="spellEnd"/>
-      <w:r>
-        <w:rPr>
-          <w:rFonts w:ascii="Times New Roman" w:eastAsia="Times New Roman" w:hAnsi="Times New Roman" w:cs="Times New Roman"/>
-          <w:sz w:val="28"/>
-          <w:szCs w:val="28"/>
-        </w:rPr>
-        <w:t xml:space="preserve"> </w:t>
-      </w:r>
-      <w:proofErr w:type="spellStart"/>
-      <w:r>
-        <w:rPr>
-          <w:rFonts w:ascii="Times New Roman" w:eastAsia="Times New Roman" w:hAnsi="Times New Roman" w:cs="Times New Roman"/>
-          <w:sz w:val="28"/>
-          <w:szCs w:val="28"/>
-        </w:rPr>
-        <w:t>Length</w:t>
-      </w:r>
-      <w:proofErr w:type="spellEnd"/>
+      <w:r>
+        <w:rPr>
+          <w:rFonts w:ascii="Times New Roman" w:eastAsia="Times New Roman" w:hAnsi="Times New Roman" w:cs="Times New Roman"/>
+          <w:sz w:val="28"/>
+          <w:szCs w:val="28"/>
+        </w:rPr>
+        <w:t>Header Length</w:t>
+      </w:r>
     </w:p>
     <w:p>
       <w:pPr>
@@ -2069,23 +1976,13 @@
           <w:szCs w:val="28"/>
         </w:rPr>
       </w:pPr>
-      <w:proofErr w:type="spellStart"/>
-      <w:r>
-        <w:rPr>
-          <w:rFonts w:ascii="Times New Roman" w:eastAsia="Times New Roman" w:hAnsi="Times New Roman" w:cs="Times New Roman"/>
-          <w:sz w:val="28"/>
-          <w:szCs w:val="28"/>
-        </w:rPr>
-        <w:t>Identification</w:t>
-      </w:r>
-      <w:proofErr w:type="spellEnd"/>
-      <w:r>
-        <w:rPr>
-          <w:rFonts w:ascii="Times New Roman" w:eastAsia="Times New Roman" w:hAnsi="Times New Roman" w:cs="Times New Roman"/>
-          <w:sz w:val="28"/>
-          <w:szCs w:val="28"/>
-        </w:rPr>
-        <w:t xml:space="preserve"> – идентификатор фрагмента</w:t>
+      <w:r>
+        <w:rPr>
+          <w:rFonts w:ascii="Times New Roman" w:eastAsia="Times New Roman" w:hAnsi="Times New Roman" w:cs="Times New Roman"/>
+          <w:sz w:val="28"/>
+          <w:szCs w:val="28"/>
+        </w:rPr>
+        <w:t>Identification – идентификатор фрагмента</w:t>
       </w:r>
     </w:p>
     <w:p>
@@ -2123,23 +2020,13 @@
           <w:szCs w:val="28"/>
         </w:rPr>
       </w:pPr>
-      <w:proofErr w:type="spellStart"/>
-      <w:r>
-        <w:rPr>
-          <w:rFonts w:ascii="Times New Roman" w:eastAsia="Times New Roman" w:hAnsi="Times New Roman" w:cs="Times New Roman"/>
-          <w:sz w:val="28"/>
-          <w:szCs w:val="28"/>
-        </w:rPr>
-        <w:t>Flags</w:t>
-      </w:r>
-      <w:proofErr w:type="spellEnd"/>
-      <w:r>
-        <w:rPr>
-          <w:rFonts w:ascii="Times New Roman" w:eastAsia="Times New Roman" w:hAnsi="Times New Roman" w:cs="Times New Roman"/>
-          <w:sz w:val="28"/>
-          <w:szCs w:val="28"/>
-        </w:rPr>
-        <w:t xml:space="preserve"> – указывается DF и MF</w:t>
+      <w:r>
+        <w:rPr>
+          <w:rFonts w:ascii="Times New Roman" w:eastAsia="Times New Roman" w:hAnsi="Times New Roman" w:cs="Times New Roman"/>
+          <w:sz w:val="28"/>
+          <w:szCs w:val="28"/>
+        </w:rPr>
+        <w:t>Flags – указывается DF и MF</w:t>
       </w:r>
     </w:p>
     <w:p>
@@ -2161,18 +2048,8 @@
           <w:sz w:val="28"/>
           <w:szCs w:val="28"/>
         </w:rPr>
-        <w:t xml:space="preserve">TTL – ограничение на кол-во </w:t>
-      </w:r>
-      <w:proofErr w:type="spellStart"/>
-      <w:r>
-        <w:rPr>
-          <w:rFonts w:ascii="Times New Roman" w:eastAsia="Times New Roman" w:hAnsi="Times New Roman" w:cs="Times New Roman"/>
-          <w:sz w:val="28"/>
-          <w:szCs w:val="28"/>
-        </w:rPr>
-        <w:t>хопов</w:t>
-      </w:r>
-      <w:proofErr w:type="spellEnd"/>
+        <w:t>TTL – ограничение на кол-во хопов</w:t>
+      </w:r>
     </w:p>
     <w:p>
       <w:pPr>
@@ -2187,41 +2064,13 @@
           <w:szCs w:val="28"/>
         </w:rPr>
       </w:pPr>
-      <w:proofErr w:type="spellStart"/>
-      <w:r>
-        <w:rPr>
-          <w:rFonts w:ascii="Times New Roman" w:eastAsia="Times New Roman" w:hAnsi="Times New Roman" w:cs="Times New Roman"/>
-          <w:sz w:val="28"/>
-          <w:szCs w:val="28"/>
-        </w:rPr>
-        <w:t>Fragment</w:t>
-      </w:r>
-      <w:proofErr w:type="spellEnd"/>
-      <w:r>
-        <w:rPr>
-          <w:rFonts w:ascii="Times New Roman" w:eastAsia="Times New Roman" w:hAnsi="Times New Roman" w:cs="Times New Roman"/>
-          <w:sz w:val="28"/>
-          <w:szCs w:val="28"/>
-        </w:rPr>
-        <w:t xml:space="preserve"> </w:t>
-      </w:r>
-      <w:proofErr w:type="spellStart"/>
-      <w:r>
-        <w:rPr>
-          <w:rFonts w:ascii="Times New Roman" w:eastAsia="Times New Roman" w:hAnsi="Times New Roman" w:cs="Times New Roman"/>
-          <w:sz w:val="28"/>
-          <w:szCs w:val="28"/>
-        </w:rPr>
-        <w:t>offset</w:t>
-      </w:r>
-      <w:proofErr w:type="spellEnd"/>
-      <w:r>
-        <w:rPr>
-          <w:rFonts w:ascii="Times New Roman" w:eastAsia="Times New Roman" w:hAnsi="Times New Roman" w:cs="Times New Roman"/>
-          <w:sz w:val="28"/>
-          <w:szCs w:val="28"/>
-        </w:rPr>
-        <w:t xml:space="preserve"> – смещение фрагмента (если пакет был фрагментирован)</w:t>
+      <w:r>
+        <w:rPr>
+          <w:rFonts w:ascii="Times New Roman" w:eastAsia="Times New Roman" w:hAnsi="Times New Roman" w:cs="Times New Roman"/>
+          <w:sz w:val="28"/>
+          <w:szCs w:val="28"/>
+        </w:rPr>
+        <w:t>Fragment offset – смещение фрагмента (если пакет был фрагментирован)</w:t>
       </w:r>
     </w:p>
     <w:p>
@@ -2237,41 +2086,13 @@
           <w:szCs w:val="28"/>
         </w:rPr>
       </w:pPr>
-      <w:proofErr w:type="spellStart"/>
-      <w:r>
-        <w:rPr>
-          <w:rFonts w:ascii="Times New Roman" w:eastAsia="Times New Roman" w:hAnsi="Times New Roman" w:cs="Times New Roman"/>
-          <w:sz w:val="28"/>
-          <w:szCs w:val="28"/>
-        </w:rPr>
-        <w:t>Header</w:t>
-      </w:r>
-      <w:proofErr w:type="spellEnd"/>
-      <w:r>
-        <w:rPr>
-          <w:rFonts w:ascii="Times New Roman" w:eastAsia="Times New Roman" w:hAnsi="Times New Roman" w:cs="Times New Roman"/>
-          <w:sz w:val="28"/>
-          <w:szCs w:val="28"/>
-        </w:rPr>
-        <w:t xml:space="preserve"> </w:t>
-      </w:r>
-      <w:proofErr w:type="spellStart"/>
-      <w:r>
-        <w:rPr>
-          <w:rFonts w:ascii="Times New Roman" w:eastAsia="Times New Roman" w:hAnsi="Times New Roman" w:cs="Times New Roman"/>
-          <w:sz w:val="28"/>
-          <w:szCs w:val="28"/>
-        </w:rPr>
-        <w:t>Checksum</w:t>
-      </w:r>
-      <w:proofErr w:type="spellEnd"/>
-      <w:r>
-        <w:rPr>
-          <w:rFonts w:ascii="Times New Roman" w:eastAsia="Times New Roman" w:hAnsi="Times New Roman" w:cs="Times New Roman"/>
-          <w:sz w:val="28"/>
-          <w:szCs w:val="28"/>
-        </w:rPr>
-        <w:t xml:space="preserve"> – контрольная сумма заголовка</w:t>
+      <w:r>
+        <w:rPr>
+          <w:rFonts w:ascii="Times New Roman" w:eastAsia="Times New Roman" w:hAnsi="Times New Roman" w:cs="Times New Roman"/>
+          <w:sz w:val="28"/>
+          <w:szCs w:val="28"/>
+        </w:rPr>
+        <w:t>Header Checksum – контрольная сумма заголовка</w:t>
       </w:r>
     </w:p>
     <w:p>
@@ -2293,18 +2114,8 @@
           <w:sz w:val="28"/>
           <w:szCs w:val="28"/>
         </w:rPr>
-        <w:t xml:space="preserve">Source IP </w:t>
-      </w:r>
-      <w:proofErr w:type="spellStart"/>
-      <w:r>
-        <w:rPr>
-          <w:rFonts w:ascii="Times New Roman" w:eastAsia="Times New Roman" w:hAnsi="Times New Roman" w:cs="Times New Roman"/>
-          <w:sz w:val="28"/>
-          <w:szCs w:val="28"/>
-        </w:rPr>
-        <w:t>address</w:t>
-      </w:r>
-      <w:proofErr w:type="spellEnd"/>
+        <w:t>Source IP address</w:t>
+      </w:r>
     </w:p>
     <w:p>
       <w:pPr>
@@ -2319,34 +2130,14 @@
           <w:szCs w:val="28"/>
         </w:rPr>
       </w:pPr>
-      <w:proofErr w:type="spellStart"/>
-      <w:r>
-        <w:rPr>
-          <w:rFonts w:ascii="Times New Roman" w:eastAsia="Times New Roman" w:hAnsi="Times New Roman" w:cs="Times New Roman"/>
-          <w:sz w:val="28"/>
-          <w:szCs w:val="28"/>
-        </w:rPr>
-        <w:t>Destination</w:t>
-      </w:r>
-      <w:proofErr w:type="spellEnd"/>
-      <w:r>
-        <w:rPr>
-          <w:rFonts w:ascii="Times New Roman" w:eastAsia="Times New Roman" w:hAnsi="Times New Roman" w:cs="Times New Roman"/>
-          <w:sz w:val="28"/>
-          <w:szCs w:val="28"/>
-        </w:rPr>
-        <w:t xml:space="preserve"> IP </w:t>
-      </w:r>
-      <w:proofErr w:type="spellStart"/>
-      <w:r>
-        <w:rPr>
-          <w:rFonts w:ascii="Times New Roman" w:eastAsia="Times New Roman" w:hAnsi="Times New Roman" w:cs="Times New Roman"/>
-          <w:sz w:val="28"/>
-          <w:szCs w:val="28"/>
-        </w:rPr>
-        <w:t>address</w:t>
-      </w:r>
-      <w:proofErr w:type="spellEnd"/>
+      <w:r>
+        <w:rPr>
+          <w:rFonts w:ascii="Times New Roman" w:eastAsia="Times New Roman" w:hAnsi="Times New Roman" w:cs="Times New Roman"/>
+          <w:sz w:val="28"/>
+          <w:szCs w:val="28"/>
+        </w:rPr>
+        <w:t>Destination IP address</w:t>
+      </w:r>
     </w:p>
     <w:p>
       <w:pPr>
@@ -2386,36 +2177,8 @@
           <w:sz w:val="28"/>
           <w:szCs w:val="28"/>
         </w:rPr>
-        <w:t xml:space="preserve">Type – </w:t>
-      </w:r>
-      <w:proofErr w:type="spellStart"/>
-      <w:r>
-        <w:rPr>
-          <w:rFonts w:ascii="Times New Roman" w:eastAsia="Times New Roman" w:hAnsi="Times New Roman" w:cs="Times New Roman"/>
-          <w:sz w:val="28"/>
-          <w:szCs w:val="28"/>
-        </w:rPr>
-        <w:t>request</w:t>
-      </w:r>
-      <w:proofErr w:type="spellEnd"/>
-      <w:r>
-        <w:rPr>
-          <w:rFonts w:ascii="Times New Roman" w:eastAsia="Times New Roman" w:hAnsi="Times New Roman" w:cs="Times New Roman"/>
-          <w:sz w:val="28"/>
-          <w:szCs w:val="28"/>
-        </w:rPr>
-        <w:t xml:space="preserve"> или </w:t>
-      </w:r>
-      <w:proofErr w:type="spellStart"/>
-      <w:r>
-        <w:rPr>
-          <w:rFonts w:ascii="Times New Roman" w:eastAsia="Times New Roman" w:hAnsi="Times New Roman" w:cs="Times New Roman"/>
-          <w:sz w:val="28"/>
-          <w:szCs w:val="28"/>
-        </w:rPr>
-        <w:t>reply</w:t>
-      </w:r>
-      <w:proofErr w:type="spellEnd"/>
+        <w:t>Type – request или reply</w:t>
+      </w:r>
     </w:p>
     <w:p>
       <w:pPr>
@@ -2430,23 +2193,13 @@
           <w:szCs w:val="28"/>
         </w:rPr>
       </w:pPr>
-      <w:proofErr w:type="spellStart"/>
-      <w:r>
-        <w:rPr>
-          <w:rFonts w:ascii="Times New Roman" w:eastAsia="Times New Roman" w:hAnsi="Times New Roman" w:cs="Times New Roman"/>
-          <w:sz w:val="28"/>
-          <w:szCs w:val="28"/>
-        </w:rPr>
-        <w:t>Checksum</w:t>
-      </w:r>
-      <w:proofErr w:type="spellEnd"/>
-      <w:r>
-        <w:rPr>
-          <w:rFonts w:ascii="Times New Roman" w:eastAsia="Times New Roman" w:hAnsi="Times New Roman" w:cs="Times New Roman"/>
-          <w:sz w:val="28"/>
-          <w:szCs w:val="28"/>
-        </w:rPr>
-        <w:t xml:space="preserve"> – контрольная сумма ICMP-пакета</w:t>
+      <w:r>
+        <w:rPr>
+          <w:rFonts w:ascii="Times New Roman" w:eastAsia="Times New Roman" w:hAnsi="Times New Roman" w:cs="Times New Roman"/>
+          <w:sz w:val="28"/>
+          <w:szCs w:val="28"/>
+        </w:rPr>
+        <w:t>Checksum – контрольная сумма ICMP-пакета</w:t>
       </w:r>
     </w:p>
     <w:p>
@@ -2462,23 +2215,13 @@
           <w:szCs w:val="28"/>
         </w:rPr>
       </w:pPr>
-      <w:proofErr w:type="spellStart"/>
-      <w:r>
-        <w:rPr>
-          <w:rFonts w:ascii="Times New Roman" w:eastAsia="Times New Roman" w:hAnsi="Times New Roman" w:cs="Times New Roman"/>
-          <w:sz w:val="28"/>
-          <w:szCs w:val="28"/>
-        </w:rPr>
-        <w:t>Identifier</w:t>
-      </w:r>
-      <w:proofErr w:type="spellEnd"/>
-      <w:r>
-        <w:rPr>
-          <w:rFonts w:ascii="Times New Roman" w:eastAsia="Times New Roman" w:hAnsi="Times New Roman" w:cs="Times New Roman"/>
-          <w:sz w:val="28"/>
-          <w:szCs w:val="28"/>
-        </w:rPr>
-        <w:t xml:space="preserve"> – уникальный ID запроса</w:t>
+      <w:r>
+        <w:rPr>
+          <w:rFonts w:ascii="Times New Roman" w:eastAsia="Times New Roman" w:hAnsi="Times New Roman" w:cs="Times New Roman"/>
+          <w:sz w:val="28"/>
+          <w:szCs w:val="28"/>
+        </w:rPr>
+        <w:t>Identifier – уникальный ID запроса</w:t>
       </w:r>
     </w:p>
     <w:p>
@@ -2494,41 +2237,13 @@
           <w:szCs w:val="28"/>
         </w:rPr>
       </w:pPr>
-      <w:proofErr w:type="spellStart"/>
-      <w:r>
-        <w:rPr>
-          <w:rFonts w:ascii="Times New Roman" w:eastAsia="Times New Roman" w:hAnsi="Times New Roman" w:cs="Times New Roman"/>
-          <w:sz w:val="28"/>
-          <w:szCs w:val="28"/>
-        </w:rPr>
-        <w:t>Seq</w:t>
-      </w:r>
-      <w:proofErr w:type="spellEnd"/>
-      <w:r>
-        <w:rPr>
-          <w:rFonts w:ascii="Times New Roman" w:eastAsia="Times New Roman" w:hAnsi="Times New Roman" w:cs="Times New Roman"/>
-          <w:sz w:val="28"/>
-          <w:szCs w:val="28"/>
-        </w:rPr>
-        <w:t xml:space="preserve"> </w:t>
-      </w:r>
-      <w:proofErr w:type="spellStart"/>
-      <w:r>
-        <w:rPr>
-          <w:rFonts w:ascii="Times New Roman" w:eastAsia="Times New Roman" w:hAnsi="Times New Roman" w:cs="Times New Roman"/>
-          <w:sz w:val="28"/>
-          <w:szCs w:val="28"/>
-        </w:rPr>
-        <w:t>number</w:t>
-      </w:r>
-      <w:proofErr w:type="spellEnd"/>
-      <w:r>
-        <w:rPr>
-          <w:rFonts w:ascii="Times New Roman" w:eastAsia="Times New Roman" w:hAnsi="Times New Roman" w:cs="Times New Roman"/>
-          <w:sz w:val="28"/>
-          <w:szCs w:val="28"/>
-        </w:rPr>
-        <w:t xml:space="preserve"> – номер последовательности запроса</w:t>
+      <w:r>
+        <w:rPr>
+          <w:rFonts w:ascii="Times New Roman" w:eastAsia="Times New Roman" w:hAnsi="Times New Roman" w:cs="Times New Roman"/>
+          <w:sz w:val="28"/>
+          <w:szCs w:val="28"/>
+        </w:rPr>
+        <w:t>Seq number – номер последовательности запроса</w:t>
       </w:r>
     </w:p>
     <w:p>
@@ -2547,25 +2262,7 @@
           <w:sz w:val="28"/>
           <w:szCs w:val="28"/>
         </w:rPr>
-        <w:t>4.  Поле данных (</w:t>
-      </w:r>
-      <w:proofErr w:type="spellStart"/>
-      <w:r>
-        <w:rPr>
-          <w:rFonts w:ascii="Times New Roman" w:eastAsia="Times New Roman" w:hAnsi="Times New Roman" w:cs="Times New Roman"/>
-          <w:sz w:val="28"/>
-          <w:szCs w:val="28"/>
-        </w:rPr>
-        <w:t>Payload</w:t>
-      </w:r>
-      <w:proofErr w:type="spellEnd"/>
-      <w:r>
-        <w:rPr>
-          <w:rFonts w:ascii="Times New Roman" w:eastAsia="Times New Roman" w:hAnsi="Times New Roman" w:cs="Times New Roman"/>
-          <w:sz w:val="28"/>
-          <w:szCs w:val="28"/>
-        </w:rPr>
-        <w:t>)</w:t>
+        <w:t>4.  Поле данных (Payload)</w:t>
       </w:r>
     </w:p>
     <w:p>
@@ -2604,21 +2301,22 @@
           <w:szCs w:val="28"/>
         </w:rPr>
         <w:drawing>
-          <wp:inline distT="114300" distB="114300" distL="114300" distR="114300" wp14:anchorId="6E2CBFC0" wp14:editId="45C51B3E">
-            <wp:extent cx="5321663" cy="3106700"/>
-            <wp:effectExtent l="0" t="0" r="0" b="0"/>
-            <wp:docPr id="19" name="image21.png"/>
-            <wp:cNvGraphicFramePr/>
+          <wp:inline distT="0" distB="0" distL="0" distR="0" wp14:anchorId="0ED35DC3" wp14:editId="62238F1A">
+            <wp:extent cx="6843395" cy="3198495"/>
+            <wp:effectExtent l="0" t="0" r="0" b="1905"/>
+            <wp:docPr id="955488727" name="Рисунок 1"/>
+            <wp:cNvGraphicFramePr>
+              <a:graphicFrameLocks xmlns:a="http://schemas.openxmlformats.org/drawingml/2006/main" noChangeAspect="1"/>
+            </wp:cNvGraphicFramePr>
             <a:graphic xmlns:a="http://schemas.openxmlformats.org/drawingml/2006/main">
               <a:graphicData uri="http://schemas.openxmlformats.org/drawingml/2006/picture">
                 <pic:pic xmlns:pic="http://schemas.openxmlformats.org/drawingml/2006/picture">
                   <pic:nvPicPr>
-                    <pic:cNvPr id="0" name="image21.png"/>
-                    <pic:cNvPicPr preferRelativeResize="0"/>
+                    <pic:cNvPr id="955488727" name=""/>
+                    <pic:cNvPicPr/>
                   </pic:nvPicPr>
                   <pic:blipFill>
-                    <a:blip r:embed="rId8"/>
-                    <a:srcRect/>
+                    <a:blip r:embed="rId9"/>
                     <a:stretch>
                       <a:fillRect/>
                     </a:stretch>
@@ -2626,12 +2324,11 @@
                   <pic:spPr>
                     <a:xfrm>
                       <a:off x="0" y="0"/>
-                      <a:ext cx="5321663" cy="3106700"/>
+                      <a:ext cx="6843395" cy="3198495"/>
                     </a:xfrm>
                     <a:prstGeom prst="rect">
                       <a:avLst/>
                     </a:prstGeom>
-                    <a:ln/>
                   </pic:spPr>
                 </pic:pic>
               </a:graphicData>
@@ -2688,312 +2385,63 @@
     <w:p>
       <w:pPr>
         <w:spacing w:before="240" w:after="240" w:line="240" w:lineRule="auto"/>
-        <w:rPr>
-          <w:rFonts w:ascii="Times New Roman" w:eastAsia="Times New Roman" w:hAnsi="Times New Roman" w:cs="Times New Roman"/>
-          <w:sz w:val="28"/>
-          <w:szCs w:val="28"/>
-        </w:rPr>
-      </w:pPr>
-      <w:r>
-        <w:rPr>
-          <w:rFonts w:ascii="Times New Roman" w:eastAsia="Times New Roman" w:hAnsi="Times New Roman" w:cs="Times New Roman"/>
-          <w:sz w:val="28"/>
-          <w:szCs w:val="28"/>
-        </w:rPr>
-        <w:t>Фрагментация происходит, когда размер IP-пакета превышает MTU (</w:t>
-      </w:r>
-      <w:proofErr w:type="spellStart"/>
-      <w:r>
-        <w:rPr>
-          <w:rFonts w:ascii="Times New Roman" w:eastAsia="Times New Roman" w:hAnsi="Times New Roman" w:cs="Times New Roman"/>
-          <w:sz w:val="28"/>
-          <w:szCs w:val="28"/>
-        </w:rPr>
-        <w:t>maximum</w:t>
-      </w:r>
-      <w:proofErr w:type="spellEnd"/>
-      <w:r>
-        <w:rPr>
-          <w:rFonts w:ascii="Times New Roman" w:eastAsia="Times New Roman" w:hAnsi="Times New Roman" w:cs="Times New Roman"/>
-          <w:sz w:val="28"/>
-          <w:szCs w:val="28"/>
-        </w:rPr>
-        <w:t xml:space="preserve"> </w:t>
-      </w:r>
-      <w:proofErr w:type="spellStart"/>
-      <w:r>
-        <w:rPr>
-          <w:rFonts w:ascii="Times New Roman" w:eastAsia="Times New Roman" w:hAnsi="Times New Roman" w:cs="Times New Roman"/>
-          <w:sz w:val="28"/>
-          <w:szCs w:val="28"/>
-        </w:rPr>
-        <w:t>transmission</w:t>
-      </w:r>
-      <w:proofErr w:type="spellEnd"/>
-      <w:r>
-        <w:rPr>
-          <w:rFonts w:ascii="Times New Roman" w:eastAsia="Times New Roman" w:hAnsi="Times New Roman" w:cs="Times New Roman"/>
-          <w:sz w:val="28"/>
-          <w:szCs w:val="28"/>
-        </w:rPr>
-        <w:t xml:space="preserve"> </w:t>
-      </w:r>
-      <w:proofErr w:type="spellStart"/>
-      <w:r>
-        <w:rPr>
-          <w:rFonts w:ascii="Times New Roman" w:eastAsia="Times New Roman" w:hAnsi="Times New Roman" w:cs="Times New Roman"/>
-          <w:sz w:val="28"/>
-          <w:szCs w:val="28"/>
-        </w:rPr>
-        <w:t>unit</w:t>
-      </w:r>
-      <w:proofErr w:type="spellEnd"/>
-      <w:r>
-        <w:rPr>
-          <w:rFonts w:ascii="Times New Roman" w:eastAsia="Times New Roman" w:hAnsi="Times New Roman" w:cs="Times New Roman"/>
-          <w:sz w:val="28"/>
-          <w:szCs w:val="28"/>
-        </w:rPr>
-        <w:t>) (обычно 1480 байт для Ethernet). Признаком фрагментации служат:</w:t>
-      </w:r>
-    </w:p>
-    <w:p>
-      <w:pPr>
-        <w:numPr>
-          <w:ilvl w:val="0"/>
-          <w:numId w:val="1"/>
-        </w:numPr>
-        <w:spacing w:before="240" w:line="240" w:lineRule="auto"/>
-        <w:rPr>
-          <w:rFonts w:ascii="Times New Roman" w:eastAsia="Times New Roman" w:hAnsi="Times New Roman" w:cs="Times New Roman"/>
-          <w:sz w:val="28"/>
-          <w:szCs w:val="28"/>
-          <w:lang w:val="en-US"/>
-        </w:rPr>
-      </w:pPr>
-      <w:r>
-        <w:rPr>
-          <w:rFonts w:ascii="Times New Roman" w:eastAsia="Times New Roman" w:hAnsi="Times New Roman" w:cs="Times New Roman"/>
-          <w:sz w:val="28"/>
-          <w:szCs w:val="28"/>
-        </w:rPr>
-        <w:t>Флаг</w:t>
-      </w:r>
-      <w:r>
-        <w:rPr>
-          <w:rFonts w:ascii="Times New Roman" w:eastAsia="Times New Roman" w:hAnsi="Times New Roman" w:cs="Times New Roman"/>
-          <w:sz w:val="28"/>
-          <w:szCs w:val="28"/>
-          <w:lang w:val="en-US"/>
-        </w:rPr>
-        <w:t xml:space="preserve"> MF (More Fragments) </w:t>
-      </w:r>
-      <w:r>
-        <w:rPr>
-          <w:rFonts w:ascii="Times New Roman" w:eastAsia="Times New Roman" w:hAnsi="Times New Roman" w:cs="Times New Roman"/>
-          <w:sz w:val="28"/>
-          <w:szCs w:val="28"/>
-        </w:rPr>
-        <w:t>в</w:t>
-      </w:r>
-      <w:r>
-        <w:rPr>
-          <w:rFonts w:ascii="Times New Roman" w:eastAsia="Times New Roman" w:hAnsi="Times New Roman" w:cs="Times New Roman"/>
-          <w:sz w:val="28"/>
-          <w:szCs w:val="28"/>
-          <w:lang w:val="en-US"/>
-        </w:rPr>
-        <w:t xml:space="preserve"> IP-</w:t>
-      </w:r>
-      <w:r>
-        <w:rPr>
-          <w:rFonts w:ascii="Times New Roman" w:eastAsia="Times New Roman" w:hAnsi="Times New Roman" w:cs="Times New Roman"/>
-          <w:sz w:val="28"/>
-          <w:szCs w:val="28"/>
-        </w:rPr>
-        <w:t>заголовке</w:t>
-      </w:r>
-    </w:p>
-    <w:p>
-      <w:pPr>
-        <w:numPr>
-          <w:ilvl w:val="0"/>
-          <w:numId w:val="1"/>
-        </w:numPr>
-        <w:spacing w:after="240" w:line="240" w:lineRule="auto"/>
-        <w:rPr>
-          <w:rFonts w:ascii="Times New Roman" w:eastAsia="Times New Roman" w:hAnsi="Times New Roman" w:cs="Times New Roman"/>
-          <w:sz w:val="28"/>
-          <w:szCs w:val="28"/>
-        </w:rPr>
-      </w:pPr>
-      <w:r>
-        <w:rPr>
-          <w:rFonts w:ascii="Times New Roman" w:eastAsia="Times New Roman" w:hAnsi="Times New Roman" w:cs="Times New Roman"/>
-          <w:sz w:val="28"/>
-          <w:szCs w:val="28"/>
-        </w:rPr>
-        <w:t xml:space="preserve">Поле </w:t>
-      </w:r>
-      <w:proofErr w:type="spellStart"/>
-      <w:r>
-        <w:rPr>
-          <w:rFonts w:ascii="Times New Roman" w:eastAsia="Times New Roman" w:hAnsi="Times New Roman" w:cs="Times New Roman"/>
-          <w:sz w:val="28"/>
-          <w:szCs w:val="28"/>
-        </w:rPr>
-        <w:t>Fragment</w:t>
-      </w:r>
-      <w:proofErr w:type="spellEnd"/>
-      <w:r>
-        <w:rPr>
-          <w:rFonts w:ascii="Times New Roman" w:eastAsia="Times New Roman" w:hAnsi="Times New Roman" w:cs="Times New Roman"/>
-          <w:sz w:val="28"/>
-          <w:szCs w:val="28"/>
-        </w:rPr>
-        <w:t xml:space="preserve"> </w:t>
-      </w:r>
-      <w:proofErr w:type="spellStart"/>
-      <w:r>
-        <w:rPr>
-          <w:rFonts w:ascii="Times New Roman" w:eastAsia="Times New Roman" w:hAnsi="Times New Roman" w:cs="Times New Roman"/>
-          <w:sz w:val="28"/>
-          <w:szCs w:val="28"/>
-        </w:rPr>
-        <w:t>Offset</w:t>
-      </w:r>
-      <w:proofErr w:type="spellEnd"/>
-      <w:r>
-        <w:rPr>
-          <w:rFonts w:ascii="Times New Roman" w:eastAsia="Times New Roman" w:hAnsi="Times New Roman" w:cs="Times New Roman"/>
-          <w:sz w:val="28"/>
-          <w:szCs w:val="28"/>
-        </w:rPr>
-        <w:t xml:space="preserve"> (смещение фрагмента)</w:t>
+        <w:ind w:left="720"/>
+        <w:rPr>
+          <w:rFonts w:ascii="Times New Roman" w:eastAsia="Times New Roman" w:hAnsi="Times New Roman" w:cs="Times New Roman"/>
+          <w:sz w:val="28"/>
+          <w:szCs w:val="28"/>
+          <w:lang w:val="ru-RU"/>
+        </w:rPr>
+      </w:pPr>
+      <w:r>
+        <w:rPr>
+          <w:rFonts w:ascii="Times New Roman" w:eastAsia="Times New Roman" w:hAnsi="Times New Roman" w:cs="Times New Roman"/>
+          <w:sz w:val="28"/>
+          <w:szCs w:val="28"/>
+          <w:lang w:val="ru-RU"/>
+        </w:rPr>
+        <w:t>Теоретически: Фрагментация должна иметь место при превышении размера IP-пакета значения MTU (обычно 1500 байт). На факт фрагментации указывает поле More fragments (MF) в заголовке протокола IPv4, принимающее значение 1 для всех фрагментов, кроме последнего.</w:t>
       </w:r>
     </w:p>
     <w:p>
       <w:pPr>
         <w:spacing w:before="240" w:after="240" w:line="240" w:lineRule="auto"/>
-        <w:rPr>
-          <w:rFonts w:ascii="Times New Roman" w:eastAsia="Times New Roman" w:hAnsi="Times New Roman" w:cs="Times New Roman"/>
-          <w:sz w:val="28"/>
-          <w:szCs w:val="28"/>
-        </w:rPr>
-      </w:pPr>
-      <w:r>
-        <w:rPr>
-          <w:rFonts w:ascii="Times New Roman" w:eastAsia="Times New Roman" w:hAnsi="Times New Roman" w:cs="Times New Roman"/>
-          <w:noProof/>
-          <w:sz w:val="28"/>
-          <w:szCs w:val="28"/>
-        </w:rPr>
-        <w:drawing>
-          <wp:inline distT="114300" distB="114300" distL="114300" distR="114300" wp14:anchorId="35B2E1FB" wp14:editId="2A942676">
-            <wp:extent cx="5531213" cy="1671690"/>
-            <wp:effectExtent l="0" t="0" r="0" b="0"/>
-            <wp:docPr id="26" name="image25.png"/>
-            <wp:cNvGraphicFramePr/>
-            <a:graphic xmlns:a="http://schemas.openxmlformats.org/drawingml/2006/main">
-              <a:graphicData uri="http://schemas.openxmlformats.org/drawingml/2006/picture">
-                <pic:pic xmlns:pic="http://schemas.openxmlformats.org/drawingml/2006/picture">
-                  <pic:nvPicPr>
-                    <pic:cNvPr id="0" name="image25.png"/>
-                    <pic:cNvPicPr preferRelativeResize="0"/>
-                  </pic:nvPicPr>
-                  <pic:blipFill>
-                    <a:blip r:embed="rId9"/>
-                    <a:srcRect/>
-                    <a:stretch>
-                      <a:fillRect/>
-                    </a:stretch>
-                  </pic:blipFill>
-                  <pic:spPr>
-                    <a:xfrm>
-                      <a:off x="0" y="0"/>
-                      <a:ext cx="5531213" cy="1671690"/>
-                    </a:xfrm>
-                    <a:prstGeom prst="rect">
-                      <a:avLst/>
-                    </a:prstGeom>
-                    <a:ln/>
-                  </pic:spPr>
-                </pic:pic>
-              </a:graphicData>
-            </a:graphic>
-          </wp:inline>
-        </w:drawing>
-      </w:r>
-    </w:p>
-    <w:p>
-      <w:pPr>
-        <w:spacing w:before="240" w:after="240" w:line="240" w:lineRule="auto"/>
-        <w:rPr>
-          <w:rFonts w:ascii="Times New Roman" w:eastAsia="Times New Roman" w:hAnsi="Times New Roman" w:cs="Times New Roman"/>
-          <w:sz w:val="28"/>
-          <w:szCs w:val="28"/>
-        </w:rPr>
-      </w:pPr>
-      <w:r>
-        <w:rPr>
-          <w:rFonts w:ascii="Times New Roman" w:eastAsia="Times New Roman" w:hAnsi="Times New Roman" w:cs="Times New Roman"/>
-          <w:noProof/>
-          <w:sz w:val="28"/>
-          <w:szCs w:val="28"/>
-        </w:rPr>
-        <w:drawing>
-          <wp:inline distT="114300" distB="114300" distL="114300" distR="114300" wp14:anchorId="10945343" wp14:editId="254AF560">
-            <wp:extent cx="5512163" cy="2180298"/>
-            <wp:effectExtent l="0" t="0" r="0" b="0"/>
-            <wp:docPr id="25" name="image24.png"/>
-            <wp:cNvGraphicFramePr/>
-            <a:graphic xmlns:a="http://schemas.openxmlformats.org/drawingml/2006/main">
-              <a:graphicData uri="http://schemas.openxmlformats.org/drawingml/2006/picture">
-                <pic:pic xmlns:pic="http://schemas.openxmlformats.org/drawingml/2006/picture">
-                  <pic:nvPicPr>
-                    <pic:cNvPr id="0" name="image24.png"/>
-                    <pic:cNvPicPr preferRelativeResize="0"/>
-                  </pic:nvPicPr>
-                  <pic:blipFill>
-                    <a:blip r:embed="rId10"/>
-                    <a:srcRect/>
-                    <a:stretch>
-                      <a:fillRect/>
-                    </a:stretch>
-                  </pic:blipFill>
-                  <pic:spPr>
-                    <a:xfrm>
-                      <a:off x="0" y="0"/>
-                      <a:ext cx="5512163" cy="2180298"/>
-                    </a:xfrm>
-                    <a:prstGeom prst="rect">
-                      <a:avLst/>
-                    </a:prstGeom>
-                    <a:ln/>
-                  </pic:spPr>
-                </pic:pic>
-              </a:graphicData>
-            </a:graphic>
-          </wp:inline>
-        </w:drawing>
-      </w:r>
-    </w:p>
-    <w:p>
-      <w:pPr>
-        <w:spacing w:before="240" w:after="240" w:line="240" w:lineRule="auto"/>
-        <w:rPr>
-          <w:rFonts w:ascii="Times New Roman" w:eastAsia="Times New Roman" w:hAnsi="Times New Roman" w:cs="Times New Roman"/>
-          <w:sz w:val="28"/>
-          <w:szCs w:val="28"/>
-        </w:rPr>
-      </w:pPr>
-      <w:r>
-        <w:rPr>
-          <w:rFonts w:ascii="Times New Roman" w:eastAsia="Times New Roman" w:hAnsi="Times New Roman" w:cs="Times New Roman"/>
-          <w:sz w:val="28"/>
-          <w:szCs w:val="28"/>
-        </w:rPr>
-        <w:t>Заметим, что когда пакет фрагментируется, то часть данных отправляется вместе с ICMP заголовком, а остальные фрагменты чисто по протоколу IP.</w:t>
+        <w:ind w:left="720"/>
+        <w:rPr>
+          <w:rFonts w:ascii="Times New Roman" w:eastAsia="Times New Roman" w:hAnsi="Times New Roman" w:cs="Times New Roman"/>
+          <w:sz w:val="28"/>
+          <w:szCs w:val="28"/>
+          <w:lang w:val="ru-RU"/>
+        </w:rPr>
+      </w:pPr>
+      <w:r>
+        <w:rPr>
+          <w:rFonts w:ascii="Times New Roman" w:eastAsia="Times New Roman" w:hAnsi="Times New Roman" w:cs="Times New Roman"/>
+          <w:sz w:val="28"/>
+          <w:szCs w:val="28"/>
+          <w:lang w:val="ru-RU"/>
+        </w:rPr>
+        <w:t xml:space="preserve">На практике: </w:t>
+      </w:r>
+      <w:proofErr w:type="gramStart"/>
+      <w:r>
+        <w:rPr>
+          <w:rFonts w:ascii="Times New Roman" w:eastAsia="Times New Roman" w:hAnsi="Times New Roman" w:cs="Times New Roman"/>
+          <w:sz w:val="28"/>
+          <w:szCs w:val="28"/>
+          <w:lang w:val="ru-RU"/>
+        </w:rPr>
+        <w:t>В</w:t>
+      </w:r>
+      <w:proofErr w:type="gramEnd"/>
+      <w:r>
+        <w:rPr>
+          <w:rFonts w:ascii="Times New Roman" w:eastAsia="Times New Roman" w:hAnsi="Times New Roman" w:cs="Times New Roman"/>
+          <w:sz w:val="28"/>
+          <w:szCs w:val="28"/>
+          <w:lang w:val="ru-RU"/>
+        </w:rPr>
+        <w:t xml:space="preserve"> моём эксперименте из-за работы технологии Packet Coalescing на сетевом адаптере Wireshark не отображает промежуточные фрагменты, и поле More fragments всегда равно 0.</w:t>
       </w:r>
     </w:p>
     <w:p>
@@ -3093,7 +2541,7 @@
                     <pic:cNvPicPr preferRelativeResize="0"/>
                   </pic:nvPicPr>
                   <pic:blipFill>
-                    <a:blip r:embed="rId11"/>
+                    <a:blip r:embed="rId10"/>
                     <a:srcRect/>
                     <a:stretch>
                       <a:fillRect/>
@@ -3146,7 +2594,7 @@
                     <pic:cNvPicPr preferRelativeResize="0"/>
                   </pic:nvPicPr>
                   <pic:blipFill>
-                    <a:blip r:embed="rId12"/>
+                    <a:blip r:embed="rId11"/>
                     <a:srcRect/>
                     <a:stretch>
                       <a:fillRect/>
@@ -3189,28 +2637,7 @@
           <w:sz w:val="28"/>
           <w:szCs w:val="28"/>
         </w:rPr>
-        <w:lastRenderedPageBreak/>
-        <w:t xml:space="preserve">Чему равно количество фрагментов при передаче </w:t>
-      </w:r>
-      <w:proofErr w:type="spellStart"/>
-      <w:r>
-        <w:rPr>
-          <w:rFonts w:ascii="Times New Roman" w:eastAsia="Times New Roman" w:hAnsi="Times New Roman" w:cs="Times New Roman"/>
-          <w:b/>
-          <w:sz w:val="28"/>
-          <w:szCs w:val="28"/>
-        </w:rPr>
-        <w:t>ping</w:t>
-      </w:r>
-      <w:proofErr w:type="spellEnd"/>
-      <w:r>
-        <w:rPr>
-          <w:rFonts w:ascii="Times New Roman" w:eastAsia="Times New Roman" w:hAnsi="Times New Roman" w:cs="Times New Roman"/>
-          <w:b/>
-          <w:sz w:val="28"/>
-          <w:szCs w:val="28"/>
-        </w:rPr>
-        <w:t>-пакетов?</w:t>
+        <w:t>Чему равно количество фрагментов при передаче ping-пакетов?</w:t>
       </w:r>
     </w:p>
     <w:p>
@@ -3220,15 +2647,26 @@
           <w:rFonts w:ascii="Times New Roman" w:eastAsia="Times New Roman" w:hAnsi="Times New Roman" w:cs="Times New Roman"/>
           <w:sz w:val="28"/>
           <w:szCs w:val="28"/>
-        </w:rPr>
-      </w:pPr>
-      <w:r>
-        <w:rPr>
-          <w:rFonts w:ascii="Times New Roman" w:eastAsia="Times New Roman" w:hAnsi="Times New Roman" w:cs="Times New Roman"/>
-          <w:sz w:val="28"/>
-          <w:szCs w:val="28"/>
-        </w:rPr>
-        <w:t>Учитывая, что один фрагмент по MTU равен примерно 1480 байт, кол-во фрагментов будет равно размеру пакета / 1480 и округлить до верхнего целого числа.</w:t>
+          <w:lang w:val="ru-RU"/>
+        </w:rPr>
+      </w:pPr>
+      <w:r>
+        <w:rPr>
+          <w:rFonts w:ascii="Times New Roman" w:eastAsia="Times New Roman" w:hAnsi="Times New Roman" w:cs="Times New Roman"/>
+          <w:sz w:val="28"/>
+          <w:szCs w:val="28"/>
+          <w:lang w:val="ru-RU"/>
+        </w:rPr>
+        <w:t>Т</w:t>
+      </w:r>
+      <w:r>
+        <w:rPr>
+          <w:rFonts w:ascii="Times New Roman" w:eastAsia="Times New Roman" w:hAnsi="Times New Roman" w:cs="Times New Roman"/>
+          <w:sz w:val="28"/>
+          <w:szCs w:val="28"/>
+          <w:lang w:val="ru-RU"/>
+        </w:rPr>
+        <w:t>еоретический расчёт для пакета размером 15001 байт:</w:t>
       </w:r>
     </w:p>
     <w:p>
@@ -3238,51 +2676,381 @@
           <w:rFonts w:ascii="Times New Roman" w:eastAsia="Times New Roman" w:hAnsi="Times New Roman" w:cs="Times New Roman"/>
           <w:sz w:val="28"/>
           <w:szCs w:val="28"/>
-        </w:rPr>
-      </w:pPr>
-      <w:r>
-        <w:rPr>
-          <w:rFonts w:ascii="Times New Roman" w:eastAsia="Times New Roman" w:hAnsi="Times New Roman" w:cs="Times New Roman"/>
-          <w:noProof/>
-          <w:sz w:val="28"/>
-          <w:szCs w:val="28"/>
-        </w:rPr>
-        <w:drawing>
-          <wp:inline distT="114300" distB="114300" distL="114300" distR="114300" wp14:anchorId="7B1108D0" wp14:editId="578C12CA">
-            <wp:extent cx="6840000" cy="2032000"/>
-            <wp:effectExtent l="0" t="0" r="0" b="0"/>
-            <wp:docPr id="17" name="image19.png"/>
-            <wp:cNvGraphicFramePr/>
-            <a:graphic xmlns:a="http://schemas.openxmlformats.org/drawingml/2006/main">
-              <a:graphicData uri="http://schemas.openxmlformats.org/drawingml/2006/picture">
-                <pic:pic xmlns:pic="http://schemas.openxmlformats.org/drawingml/2006/picture">
-                  <pic:nvPicPr>
-                    <pic:cNvPr id="0" name="image19.png"/>
-                    <pic:cNvPicPr preferRelativeResize="0"/>
-                  </pic:nvPicPr>
-                  <pic:blipFill>
-                    <a:blip r:embed="rId13"/>
-                    <a:srcRect/>
-                    <a:stretch>
-                      <a:fillRect/>
-                    </a:stretch>
-                  </pic:blipFill>
-                  <pic:spPr>
-                    <a:xfrm>
-                      <a:off x="0" y="0"/>
-                      <a:ext cx="6840000" cy="2032000"/>
-                    </a:xfrm>
-                    <a:prstGeom prst="rect">
-                      <a:avLst/>
-                    </a:prstGeom>
-                    <a:ln/>
-                  </pic:spPr>
-                </pic:pic>
-              </a:graphicData>
-            </a:graphic>
-          </wp:inline>
-        </w:drawing>
-      </w:r>
+          <w:lang w:val="ru-RU"/>
+        </w:rPr>
+      </w:pPr>
+    </w:p>
+    <w:p>
+      <w:pPr>
+        <w:spacing w:before="240" w:after="240" w:line="240" w:lineRule="auto"/>
+        <w:rPr>
+          <w:rFonts w:ascii="Times New Roman" w:eastAsia="Times New Roman" w:hAnsi="Times New Roman" w:cs="Times New Roman"/>
+          <w:sz w:val="28"/>
+          <w:szCs w:val="28"/>
+          <w:lang w:val="ru-RU"/>
+        </w:rPr>
+      </w:pPr>
+      <w:r>
+        <w:rPr>
+          <w:rFonts w:ascii="Times New Roman" w:eastAsia="Times New Roman" w:hAnsi="Times New Roman" w:cs="Times New Roman"/>
+          <w:sz w:val="28"/>
+          <w:szCs w:val="28"/>
+          <w:lang w:val="ru-RU"/>
+        </w:rPr>
+        <w:t>Параметр</w:t>
+      </w:r>
+      <w:r>
+        <w:rPr>
+          <w:rFonts w:ascii="Times New Roman" w:eastAsia="Times New Roman" w:hAnsi="Times New Roman" w:cs="Times New Roman"/>
+          <w:sz w:val="28"/>
+          <w:szCs w:val="28"/>
+          <w:lang w:val="ru-RU"/>
+        </w:rPr>
+        <w:tab/>
+        <w:t>Значение</w:t>
+      </w:r>
+    </w:p>
+    <w:p>
+      <w:pPr>
+        <w:spacing w:before="240" w:after="240" w:line="240" w:lineRule="auto"/>
+        <w:rPr>
+          <w:rFonts w:ascii="Times New Roman" w:eastAsia="Times New Roman" w:hAnsi="Times New Roman" w:cs="Times New Roman"/>
+          <w:sz w:val="28"/>
+          <w:szCs w:val="28"/>
+          <w:lang w:val="ru-RU"/>
+        </w:rPr>
+      </w:pPr>
+      <w:r>
+        <w:rPr>
+          <w:rFonts w:ascii="Times New Roman" w:eastAsia="Times New Roman" w:hAnsi="Times New Roman" w:cs="Times New Roman"/>
+          <w:sz w:val="28"/>
+          <w:szCs w:val="28"/>
+          <w:lang w:val="ru-RU"/>
+        </w:rPr>
+        <w:t xml:space="preserve">Размер буфера </w:t>
+      </w:r>
+      <w:r>
+        <w:rPr>
+          <w:rFonts w:ascii="Times New Roman" w:eastAsia="Times New Roman" w:hAnsi="Times New Roman" w:cs="Times New Roman"/>
+          <w:sz w:val="28"/>
+          <w:szCs w:val="28"/>
+          <w:lang w:val="en-US"/>
+        </w:rPr>
+        <w:t>ICMP</w:t>
+      </w:r>
+      <w:r>
+        <w:rPr>
+          <w:rFonts w:ascii="Times New Roman" w:eastAsia="Times New Roman" w:hAnsi="Times New Roman" w:cs="Times New Roman"/>
+          <w:sz w:val="28"/>
+          <w:szCs w:val="28"/>
+          <w:lang w:val="ru-RU"/>
+        </w:rPr>
+        <w:t xml:space="preserve"> (-</w:t>
+      </w:r>
+      <w:r>
+        <w:rPr>
+          <w:rFonts w:ascii="Times New Roman" w:eastAsia="Times New Roman" w:hAnsi="Times New Roman" w:cs="Times New Roman"/>
+          <w:sz w:val="28"/>
+          <w:szCs w:val="28"/>
+          <w:lang w:val="en-US"/>
+        </w:rPr>
+        <w:t>l</w:t>
+      </w:r>
+      <w:r>
+        <w:rPr>
+          <w:rFonts w:ascii="Times New Roman" w:eastAsia="Times New Roman" w:hAnsi="Times New Roman" w:cs="Times New Roman"/>
+          <w:sz w:val="28"/>
+          <w:szCs w:val="28"/>
+          <w:lang w:val="ru-RU"/>
+        </w:rPr>
+        <w:t>)</w:t>
+      </w:r>
+      <w:r>
+        <w:rPr>
+          <w:rFonts w:ascii="Times New Roman" w:eastAsia="Times New Roman" w:hAnsi="Times New Roman" w:cs="Times New Roman"/>
+          <w:sz w:val="28"/>
+          <w:szCs w:val="28"/>
+          <w:lang w:val="ru-RU"/>
+        </w:rPr>
+        <w:tab/>
+        <w:t>15001 байт</w:t>
+      </w:r>
+    </w:p>
+    <w:p>
+      <w:pPr>
+        <w:spacing w:before="240" w:after="240" w:line="240" w:lineRule="auto"/>
+        <w:rPr>
+          <w:rFonts w:ascii="Times New Roman" w:eastAsia="Times New Roman" w:hAnsi="Times New Roman" w:cs="Times New Roman"/>
+          <w:sz w:val="28"/>
+          <w:szCs w:val="28"/>
+          <w:lang w:val="ru-RU"/>
+        </w:rPr>
+      </w:pPr>
+      <w:r>
+        <w:rPr>
+          <w:rFonts w:ascii="Times New Roman" w:eastAsia="Times New Roman" w:hAnsi="Times New Roman" w:cs="Times New Roman"/>
+          <w:sz w:val="28"/>
+          <w:szCs w:val="28"/>
+          <w:lang w:val="ru-RU"/>
+        </w:rPr>
+        <w:t xml:space="preserve">Заголовок </w:t>
+      </w:r>
+      <w:r>
+        <w:rPr>
+          <w:rFonts w:ascii="Times New Roman" w:eastAsia="Times New Roman" w:hAnsi="Times New Roman" w:cs="Times New Roman"/>
+          <w:sz w:val="28"/>
+          <w:szCs w:val="28"/>
+          <w:lang w:val="en-US"/>
+        </w:rPr>
+        <w:t>ICMP</w:t>
+      </w:r>
+      <w:r>
+        <w:rPr>
+          <w:rFonts w:ascii="Times New Roman" w:eastAsia="Times New Roman" w:hAnsi="Times New Roman" w:cs="Times New Roman"/>
+          <w:sz w:val="28"/>
+          <w:szCs w:val="28"/>
+          <w:lang w:val="ru-RU"/>
+        </w:rPr>
+        <w:tab/>
+        <w:t>+8 байт</w:t>
+      </w:r>
+    </w:p>
+    <w:p>
+      <w:pPr>
+        <w:spacing w:before="240" w:after="240" w:line="240" w:lineRule="auto"/>
+        <w:rPr>
+          <w:rFonts w:ascii="Times New Roman" w:eastAsia="Times New Roman" w:hAnsi="Times New Roman" w:cs="Times New Roman"/>
+          <w:sz w:val="28"/>
+          <w:szCs w:val="28"/>
+          <w:lang w:val="ru-RU"/>
+        </w:rPr>
+      </w:pPr>
+      <w:r>
+        <w:rPr>
+          <w:rFonts w:ascii="Times New Roman" w:eastAsia="Times New Roman" w:hAnsi="Times New Roman" w:cs="Times New Roman"/>
+          <w:sz w:val="28"/>
+          <w:szCs w:val="28"/>
+          <w:lang w:val="ru-RU"/>
+        </w:rPr>
+        <w:t xml:space="preserve">Заголовок </w:t>
+      </w:r>
+      <w:r>
+        <w:rPr>
+          <w:rFonts w:ascii="Times New Roman" w:eastAsia="Times New Roman" w:hAnsi="Times New Roman" w:cs="Times New Roman"/>
+          <w:sz w:val="28"/>
+          <w:szCs w:val="28"/>
+          <w:lang w:val="en-US"/>
+        </w:rPr>
+        <w:t>IP</w:t>
+      </w:r>
+      <w:r>
+        <w:rPr>
+          <w:rFonts w:ascii="Times New Roman" w:eastAsia="Times New Roman" w:hAnsi="Times New Roman" w:cs="Times New Roman"/>
+          <w:sz w:val="28"/>
+          <w:szCs w:val="28"/>
+          <w:lang w:val="ru-RU"/>
+        </w:rPr>
+        <w:tab/>
+        <w:t>+20 байт</w:t>
+      </w:r>
+    </w:p>
+    <w:p>
+      <w:pPr>
+        <w:spacing w:before="240" w:after="240" w:line="240" w:lineRule="auto"/>
+        <w:rPr>
+          <w:rFonts w:ascii="Times New Roman" w:eastAsia="Times New Roman" w:hAnsi="Times New Roman" w:cs="Times New Roman"/>
+          <w:sz w:val="28"/>
+          <w:szCs w:val="28"/>
+          <w:lang w:val="ru-RU"/>
+        </w:rPr>
+      </w:pPr>
+      <w:r>
+        <w:rPr>
+          <w:rFonts w:ascii="Times New Roman" w:eastAsia="Times New Roman" w:hAnsi="Times New Roman" w:cs="Times New Roman"/>
+          <w:sz w:val="28"/>
+          <w:szCs w:val="28"/>
+          <w:lang w:val="ru-RU"/>
+        </w:rPr>
+        <w:t xml:space="preserve">Исходный </w:t>
+      </w:r>
+      <w:r>
+        <w:rPr>
+          <w:rFonts w:ascii="Times New Roman" w:eastAsia="Times New Roman" w:hAnsi="Times New Roman" w:cs="Times New Roman"/>
+          <w:sz w:val="28"/>
+          <w:szCs w:val="28"/>
+          <w:lang w:val="en-US"/>
+        </w:rPr>
+        <w:t>IP</w:t>
+      </w:r>
+      <w:r>
+        <w:rPr>
+          <w:rFonts w:ascii="Times New Roman" w:eastAsia="Times New Roman" w:hAnsi="Times New Roman" w:cs="Times New Roman"/>
+          <w:sz w:val="28"/>
+          <w:szCs w:val="28"/>
+          <w:lang w:val="ru-RU"/>
+        </w:rPr>
+        <w:t>-пакет</w:t>
+      </w:r>
+      <w:r>
+        <w:rPr>
+          <w:rFonts w:ascii="Times New Roman" w:eastAsia="Times New Roman" w:hAnsi="Times New Roman" w:cs="Times New Roman"/>
+          <w:sz w:val="28"/>
+          <w:szCs w:val="28"/>
+          <w:lang w:val="ru-RU"/>
+        </w:rPr>
+        <w:tab/>
+        <w:t>15029 байт</w:t>
+      </w:r>
+    </w:p>
+    <w:p>
+      <w:pPr>
+        <w:spacing w:before="240" w:after="240" w:line="240" w:lineRule="auto"/>
+        <w:rPr>
+          <w:rFonts w:ascii="Times New Roman" w:eastAsia="Times New Roman" w:hAnsi="Times New Roman" w:cs="Times New Roman"/>
+          <w:sz w:val="28"/>
+          <w:szCs w:val="28"/>
+          <w:lang w:val="ru-RU"/>
+        </w:rPr>
+      </w:pPr>
+      <w:r>
+        <w:rPr>
+          <w:rFonts w:ascii="Times New Roman" w:eastAsia="Times New Roman" w:hAnsi="Times New Roman" w:cs="Times New Roman"/>
+          <w:sz w:val="28"/>
+          <w:szCs w:val="28"/>
+          <w:lang w:val="ru-RU"/>
+        </w:rPr>
+        <w:t xml:space="preserve">Максимальный размер фрагмента (с учётом </w:t>
+      </w:r>
+      <w:r>
+        <w:rPr>
+          <w:rFonts w:ascii="Times New Roman" w:eastAsia="Times New Roman" w:hAnsi="Times New Roman" w:cs="Times New Roman"/>
+          <w:sz w:val="28"/>
+          <w:szCs w:val="28"/>
+          <w:lang w:val="en-US"/>
+        </w:rPr>
+        <w:t>MTU</w:t>
+      </w:r>
+      <w:r>
+        <w:rPr>
+          <w:rFonts w:ascii="Times New Roman" w:eastAsia="Times New Roman" w:hAnsi="Times New Roman" w:cs="Times New Roman"/>
+          <w:sz w:val="28"/>
+          <w:szCs w:val="28"/>
+          <w:lang w:val="ru-RU"/>
+        </w:rPr>
+        <w:t>=1500)</w:t>
+      </w:r>
+      <w:r>
+        <w:rPr>
+          <w:rFonts w:ascii="Times New Roman" w:eastAsia="Times New Roman" w:hAnsi="Times New Roman" w:cs="Times New Roman"/>
+          <w:sz w:val="28"/>
+          <w:szCs w:val="28"/>
+          <w:lang w:val="ru-RU"/>
+        </w:rPr>
+        <w:tab/>
+        <w:t xml:space="preserve">1480 байт полезных данных + 20 байт </w:t>
+      </w:r>
+      <w:r>
+        <w:rPr>
+          <w:rFonts w:ascii="Times New Roman" w:eastAsia="Times New Roman" w:hAnsi="Times New Roman" w:cs="Times New Roman"/>
+          <w:sz w:val="28"/>
+          <w:szCs w:val="28"/>
+          <w:lang w:val="en-US"/>
+        </w:rPr>
+        <w:t>IP</w:t>
+      </w:r>
+      <w:r>
+        <w:rPr>
+          <w:rFonts w:ascii="Times New Roman" w:eastAsia="Times New Roman" w:hAnsi="Times New Roman" w:cs="Times New Roman"/>
+          <w:sz w:val="28"/>
+          <w:szCs w:val="28"/>
+          <w:lang w:val="ru-RU"/>
+        </w:rPr>
+        <w:t>-заголовка = 1500 байт</w:t>
+      </w:r>
+    </w:p>
+    <w:p>
+      <w:pPr>
+        <w:spacing w:before="240" w:after="240" w:line="240" w:lineRule="auto"/>
+        <w:rPr>
+          <w:rFonts w:ascii="Times New Roman" w:eastAsia="Times New Roman" w:hAnsi="Times New Roman" w:cs="Times New Roman"/>
+          <w:sz w:val="28"/>
+          <w:szCs w:val="28"/>
+          <w:lang w:val="en-US"/>
+        </w:rPr>
+      </w:pPr>
+      <w:r>
+        <w:rPr>
+          <w:rFonts w:ascii="Times New Roman" w:eastAsia="Times New Roman" w:hAnsi="Times New Roman" w:cs="Times New Roman"/>
+          <w:sz w:val="28"/>
+          <w:szCs w:val="28"/>
+          <w:lang w:val="en-US"/>
+        </w:rPr>
+        <w:t>Количество фрагментов</w:t>
+      </w:r>
+      <w:r>
+        <w:rPr>
+          <w:rFonts w:ascii="Times New Roman" w:eastAsia="Times New Roman" w:hAnsi="Times New Roman" w:cs="Times New Roman"/>
+          <w:sz w:val="28"/>
+          <w:szCs w:val="28"/>
+          <w:lang w:val="en-US"/>
+        </w:rPr>
+        <w:tab/>
+      </w:r>
+      <w:r>
+        <w:rPr>
+          <w:rFonts w:ascii="Times New Roman" w:eastAsia="Times New Roman" w:hAnsi="Times New Roman" w:cs="Times New Roman"/>
+          <w:sz w:val="28"/>
+          <w:szCs w:val="28"/>
+          <w:lang w:val="en-US"/>
+        </w:rPr>
+        <w:t xml:space="preserve"> </w:t>
+      </w:r>
+      <w:r>
+        <w:rPr>
+          <w:rFonts w:ascii="Times New Roman" w:eastAsia="Times New Roman" w:hAnsi="Times New Roman" w:cs="Times New Roman"/>
+          <w:sz w:val="28"/>
+          <w:szCs w:val="28"/>
+          <w:lang w:val="en-US"/>
+        </w:rPr>
+        <w:t>[</w:t>
+      </w:r>
+      <w:r>
+        <w:rPr>
+          <w:rFonts w:ascii="Times New Roman" w:eastAsia="Times New Roman" w:hAnsi="Times New Roman" w:cs="Times New Roman"/>
+          <w:sz w:val="28"/>
+          <w:szCs w:val="28"/>
+          <w:lang w:val="en-US"/>
+        </w:rPr>
+        <w:t>15029 / 1500</w:t>
+      </w:r>
+      <w:r>
+        <w:rPr>
+          <w:rFonts w:ascii="Times New Roman" w:eastAsia="Times New Roman" w:hAnsi="Times New Roman" w:cs="Times New Roman"/>
+          <w:sz w:val="28"/>
+          <w:szCs w:val="28"/>
+          <w:lang w:val="en-US"/>
+        </w:rPr>
+        <w:t>]</w:t>
+      </w:r>
+      <w:r>
+        <w:rPr>
+          <w:rFonts w:ascii="Times New Roman" w:eastAsia="Times New Roman" w:hAnsi="Times New Roman" w:cs="Times New Roman"/>
+          <w:sz w:val="28"/>
+          <w:szCs w:val="28"/>
+          <w:lang w:val="en-US"/>
+        </w:rPr>
+        <w:t xml:space="preserve"> = 11 фрагментов</w:t>
+      </w:r>
+    </w:p>
+    <w:p>
+      <w:pPr>
+        <w:spacing w:before="240" w:after="240" w:line="240" w:lineRule="auto"/>
+        <w:rPr>
+          <w:rFonts w:ascii="Times New Roman" w:eastAsia="Times New Roman" w:hAnsi="Times New Roman" w:cs="Times New Roman"/>
+          <w:sz w:val="28"/>
+          <w:szCs w:val="28"/>
+        </w:rPr>
+      </w:pPr>
     </w:p>
     <w:p>
       <w:pPr>
@@ -3304,6 +3072,7 @@
           <w:sz w:val="28"/>
           <w:szCs w:val="28"/>
         </w:rPr>
+        <w:lastRenderedPageBreak/>
         <w:t>График: размер пакета – кол-во фрагментов.</w:t>
       </w:r>
     </w:p>
@@ -3314,6 +3083,7 @@
           <w:rFonts w:ascii="Times New Roman" w:eastAsia="Times New Roman" w:hAnsi="Times New Roman" w:cs="Times New Roman"/>
           <w:sz w:val="28"/>
           <w:szCs w:val="28"/>
+          <w:lang w:val="ru-RU"/>
         </w:rPr>
       </w:pPr>
       <w:r>
@@ -3337,7 +3107,7 @@
                     <pic:cNvPicPr preferRelativeResize="0"/>
                   </pic:nvPicPr>
                   <pic:blipFill>
-                    <a:blip r:embed="rId14"/>
+                    <a:blip r:embed="rId12"/>
                     <a:srcRect/>
                     <a:stretch>
                       <a:fillRect/>
@@ -3362,6 +3132,35 @@
     </w:p>
     <w:p>
       <w:pPr>
+        <w:spacing w:before="240" w:after="240" w:line="240" w:lineRule="auto"/>
+        <w:rPr>
+          <w:rFonts w:ascii="Times New Roman" w:eastAsia="Times New Roman" w:hAnsi="Times New Roman" w:cs="Times New Roman"/>
+          <w:sz w:val="28"/>
+          <w:szCs w:val="28"/>
+          <w:lang w:val="ru-RU"/>
+        </w:rPr>
+      </w:pPr>
+      <w:r>
+        <w:rPr>
+          <w:rFonts w:ascii="Times New Roman" w:eastAsia="Times New Roman" w:hAnsi="Times New Roman" w:cs="Times New Roman"/>
+          <w:i/>
+          <w:iCs/>
+          <w:sz w:val="28"/>
+          <w:szCs w:val="28"/>
+        </w:rPr>
+        <w:t>Примечание:</w:t>
+      </w:r>
+      <w:r>
+        <w:rPr>
+          <w:rFonts w:ascii="Times New Roman" w:eastAsia="Times New Roman" w:hAnsi="Times New Roman" w:cs="Times New Roman"/>
+          <w:sz w:val="28"/>
+          <w:szCs w:val="28"/>
+        </w:rPr>
+        <w:t> Построен теоретический график, так как в реальном трафике из-за аппаратного объединения пакетов (Packet Coalescing) фрагментация не наблюдалась.</w:t>
+      </w:r>
+    </w:p>
+    <w:p>
+      <w:pPr>
         <w:numPr>
           <w:ilvl w:val="0"/>
           <w:numId w:val="12"/>
@@ -3380,27 +3179,7 @@
           <w:sz w:val="28"/>
           <w:szCs w:val="28"/>
         </w:rPr>
-        <w:t xml:space="preserve">Как изменить поле TTL с помощью утилиты </w:t>
-      </w:r>
-      <w:proofErr w:type="spellStart"/>
-      <w:r>
-        <w:rPr>
-          <w:rFonts w:ascii="Times New Roman" w:eastAsia="Times New Roman" w:hAnsi="Times New Roman" w:cs="Times New Roman"/>
-          <w:b/>
-          <w:sz w:val="28"/>
-          <w:szCs w:val="28"/>
-        </w:rPr>
-        <w:t>ping</w:t>
-      </w:r>
-      <w:proofErr w:type="spellEnd"/>
-      <w:r>
-        <w:rPr>
-          <w:rFonts w:ascii="Times New Roman" w:eastAsia="Times New Roman" w:hAnsi="Times New Roman" w:cs="Times New Roman"/>
-          <w:b/>
-          <w:sz w:val="28"/>
-          <w:szCs w:val="28"/>
-        </w:rPr>
-        <w:t>?</w:t>
+        <w:t>Как изменить поле TTL с помощью утилиты ping?</w:t>
       </w:r>
     </w:p>
     <w:p>
@@ -3423,7 +3202,6 @@
         </w:rPr>
         <w:t xml:space="preserve">Изменить это поле можно командой: </w:t>
       </w:r>
-      <w:proofErr w:type="spellStart"/>
       <w:r>
         <w:rPr>
           <w:rFonts w:ascii="Times New Roman" w:eastAsia="Times New Roman" w:hAnsi="Times New Roman" w:cs="Times New Roman"/>
@@ -3432,9 +3210,8 @@
           <w:sz w:val="28"/>
           <w:szCs w:val="28"/>
         </w:rPr>
-        <w:t>ping</w:t>
-      </w:r>
-      <w:proofErr w:type="spellEnd"/>
+        <w:t xml:space="preserve">ping -l 3000 -n 1 -i 5 </w:t>
+      </w:r>
       <w:r>
         <w:rPr>
           <w:rFonts w:ascii="Times New Roman" w:eastAsia="Times New Roman" w:hAnsi="Times New Roman" w:cs="Times New Roman"/>
@@ -3443,7 +3220,7 @@
           <w:sz w:val="28"/>
           <w:szCs w:val="28"/>
         </w:rPr>
-        <w:t xml:space="preserve"> -l 3000 -n 1 -i 5 </w:t>
+        <w:t>www.caa.</w:t>
       </w:r>
       <w:r>
         <w:rPr>
@@ -3452,8 +3229,9 @@
           <w:i/>
           <w:sz w:val="28"/>
           <w:szCs w:val="28"/>
-        </w:rPr>
-        <w:t>www.caa.com</w:t>
+          <w:lang w:val="en-US"/>
+        </w:rPr>
+        <w:t>ru</w:t>
       </w:r>
     </w:p>
     <w:p>
@@ -3490,7 +3268,7 @@
                     <pic:cNvPicPr preferRelativeResize="0"/>
                   </pic:nvPicPr>
                   <pic:blipFill>
-                    <a:blip r:embed="rId15"/>
+                    <a:blip r:embed="rId13"/>
                     <a:srcRect/>
                     <a:stretch>
                       <a:fillRect/>
@@ -3533,27 +3311,7 @@
           <w:sz w:val="28"/>
           <w:szCs w:val="28"/>
         </w:rPr>
-        <w:t xml:space="preserve">Что содержится в поле данных </w:t>
-      </w:r>
-      <w:proofErr w:type="spellStart"/>
-      <w:r>
-        <w:rPr>
-          <w:rFonts w:ascii="Times New Roman" w:eastAsia="Times New Roman" w:hAnsi="Times New Roman" w:cs="Times New Roman"/>
-          <w:b/>
-          <w:sz w:val="28"/>
-          <w:szCs w:val="28"/>
-        </w:rPr>
-        <w:t>ping</w:t>
-      </w:r>
-      <w:proofErr w:type="spellEnd"/>
-      <w:r>
-        <w:rPr>
-          <w:rFonts w:ascii="Times New Roman" w:eastAsia="Times New Roman" w:hAnsi="Times New Roman" w:cs="Times New Roman"/>
-          <w:b/>
-          <w:sz w:val="28"/>
-          <w:szCs w:val="28"/>
-        </w:rPr>
-        <w:t>-пакета</w:t>
+        <w:t>Что содержится в поле данных ping-пакета</w:t>
       </w:r>
     </w:p>
     <w:p>
@@ -3666,6 +3424,7 @@
           <w:rFonts w:ascii="Times New Roman" w:eastAsia="Times New Roman" w:hAnsi="Times New Roman" w:cs="Times New Roman"/>
           <w:sz w:val="37"/>
           <w:szCs w:val="37"/>
+          <w:lang w:val="ru-RU"/>
         </w:rPr>
       </w:pPr>
       <w:bookmarkStart w:id="7" w:name="_emr7634plxrp" w:colFirst="0" w:colLast="0"/>
@@ -3678,47 +3437,7 @@
           <w:szCs w:val="32"/>
         </w:rPr>
         <w:lastRenderedPageBreak/>
-        <w:t xml:space="preserve">Анализа трафика утилиты </w:t>
-      </w:r>
-      <w:proofErr w:type="spellStart"/>
-      <w:r>
-        <w:rPr>
-          <w:rFonts w:ascii="Times New Roman" w:eastAsia="Times New Roman" w:hAnsi="Times New Roman" w:cs="Times New Roman"/>
-          <w:b/>
-          <w:sz w:val="32"/>
-          <w:szCs w:val="32"/>
-        </w:rPr>
-        <w:t>tracert</w:t>
-      </w:r>
-      <w:proofErr w:type="spellEnd"/>
-      <w:r>
-        <w:rPr>
-          <w:rFonts w:ascii="Times New Roman" w:eastAsia="Times New Roman" w:hAnsi="Times New Roman" w:cs="Times New Roman"/>
-          <w:b/>
-          <w:sz w:val="32"/>
-          <w:szCs w:val="32"/>
-        </w:rPr>
-        <w:t xml:space="preserve"> (</w:t>
-      </w:r>
-      <w:proofErr w:type="spellStart"/>
-      <w:r>
-        <w:rPr>
-          <w:rFonts w:ascii="Times New Roman" w:eastAsia="Times New Roman" w:hAnsi="Times New Roman" w:cs="Times New Roman"/>
-          <w:b/>
-          <w:sz w:val="32"/>
-          <w:szCs w:val="32"/>
-        </w:rPr>
-        <w:t>traceroute</w:t>
-      </w:r>
-      <w:proofErr w:type="spellEnd"/>
-      <w:r>
-        <w:rPr>
-          <w:rFonts w:ascii="Times New Roman" w:eastAsia="Times New Roman" w:hAnsi="Times New Roman" w:cs="Times New Roman"/>
-          <w:b/>
-          <w:sz w:val="32"/>
-          <w:szCs w:val="32"/>
-        </w:rPr>
-        <w:t>)</w:t>
+        <w:t>Анализа трафика утилиты tracert</w:t>
       </w:r>
     </w:p>
     <w:p>
@@ -3775,10 +3494,9 @@
           <w:i/>
           <w:sz w:val="28"/>
           <w:szCs w:val="28"/>
-          <w:lang w:val="en-US"/>
-        </w:rPr>
-      </w:pPr>
-      <w:proofErr w:type="spellStart"/>
+          <w:lang w:val="ru-RU"/>
+        </w:rPr>
+      </w:pPr>
       <w:r>
         <w:rPr>
           <w:rFonts w:ascii="Times New Roman" w:eastAsia="Times New Roman" w:hAnsi="Times New Roman" w:cs="Times New Roman"/>
@@ -3788,9 +3506,8 @@
           <w:szCs w:val="28"/>
           <w:lang w:val="en-US"/>
         </w:rPr>
-        <w:t>tracert</w:t>
-      </w:r>
-      <w:proofErr w:type="spellEnd"/>
+        <w:t xml:space="preserve">tracert </w:t>
+      </w:r>
       <w:r>
         <w:rPr>
           <w:rFonts w:ascii="Times New Roman" w:eastAsia="Times New Roman" w:hAnsi="Times New Roman" w:cs="Times New Roman"/>
@@ -3800,7 +3517,7 @@
           <w:szCs w:val="28"/>
           <w:lang w:val="en-US"/>
         </w:rPr>
-        <w:t xml:space="preserve"> </w:t>
+        <w:t>www.caa.</w:t>
       </w:r>
       <w:r>
         <w:rPr>
@@ -3811,7 +3528,7 @@
           <w:szCs w:val="28"/>
           <w:lang w:val="en-US"/>
         </w:rPr>
-        <w:t>www.caa.com</w:t>
+        <w:t>ru</w:t>
       </w:r>
     </w:p>
     <w:p>
@@ -3833,21 +3550,22 @@
           <w:szCs w:val="28"/>
         </w:rPr>
         <w:drawing>
-          <wp:inline distT="114300" distB="114300" distL="114300" distR="114300" wp14:anchorId="5BD95A48" wp14:editId="3C696415">
-            <wp:extent cx="3607162" cy="1489196"/>
+          <wp:inline distT="0" distB="0" distL="0" distR="0" wp14:anchorId="0151FA56" wp14:editId="1D68528B">
+            <wp:extent cx="6843395" cy="3053715"/>
             <wp:effectExtent l="0" t="0" r="0" b="0"/>
-            <wp:docPr id="22" name="image20.png"/>
-            <wp:cNvGraphicFramePr/>
+            <wp:docPr id="39820141" name="Рисунок 1"/>
+            <wp:cNvGraphicFramePr>
+              <a:graphicFrameLocks xmlns:a="http://schemas.openxmlformats.org/drawingml/2006/main" noChangeAspect="1"/>
+            </wp:cNvGraphicFramePr>
             <a:graphic xmlns:a="http://schemas.openxmlformats.org/drawingml/2006/main">
               <a:graphicData uri="http://schemas.openxmlformats.org/drawingml/2006/picture">
                 <pic:pic xmlns:pic="http://schemas.openxmlformats.org/drawingml/2006/picture">
                   <pic:nvPicPr>
-                    <pic:cNvPr id="0" name="image20.png"/>
-                    <pic:cNvPicPr preferRelativeResize="0"/>
+                    <pic:cNvPr id="39820141" name=""/>
+                    <pic:cNvPicPr/>
                   </pic:nvPicPr>
                   <pic:blipFill>
-                    <a:blip r:embed="rId16"/>
-                    <a:srcRect/>
+                    <a:blip r:embed="rId14"/>
                     <a:stretch>
                       <a:fillRect/>
                     </a:stretch>
@@ -3855,12 +3573,11 @@
                   <pic:spPr>
                     <a:xfrm>
                       <a:off x="0" y="0"/>
-                      <a:ext cx="3607162" cy="1489196"/>
+                      <a:ext cx="6843395" cy="3053715"/>
                     </a:xfrm>
                     <a:prstGeom prst="rect">
                       <a:avLst/>
                     </a:prstGeom>
-                    <a:ln/>
                   </pic:spPr>
                 </pic:pic>
               </a:graphicData>
@@ -3888,21 +3605,22 @@
           <w:szCs w:val="28"/>
         </w:rPr>
         <w:drawing>
-          <wp:inline distT="114300" distB="114300" distL="114300" distR="114300" wp14:anchorId="323150FF" wp14:editId="28FD1889">
-            <wp:extent cx="3626212" cy="1792170"/>
-            <wp:effectExtent l="0" t="0" r="0" b="0"/>
-            <wp:docPr id="13" name="image5.png"/>
-            <wp:cNvGraphicFramePr/>
+          <wp:inline distT="0" distB="0" distL="0" distR="0" wp14:anchorId="5A0DEF6C" wp14:editId="63A6F0FA">
+            <wp:extent cx="5953956" cy="3562847"/>
+            <wp:effectExtent l="0" t="0" r="8890" b="0"/>
+            <wp:docPr id="1890185529" name="Рисунок 1"/>
+            <wp:cNvGraphicFramePr>
+              <a:graphicFrameLocks xmlns:a="http://schemas.openxmlformats.org/drawingml/2006/main" noChangeAspect="1"/>
+            </wp:cNvGraphicFramePr>
             <a:graphic xmlns:a="http://schemas.openxmlformats.org/drawingml/2006/main">
               <a:graphicData uri="http://schemas.openxmlformats.org/drawingml/2006/picture">
                 <pic:pic xmlns:pic="http://schemas.openxmlformats.org/drawingml/2006/picture">
                   <pic:nvPicPr>
-                    <pic:cNvPr id="0" name="image5.png"/>
-                    <pic:cNvPicPr preferRelativeResize="0"/>
+                    <pic:cNvPr id="1890185529" name=""/>
+                    <pic:cNvPicPr/>
                   </pic:nvPicPr>
                   <pic:blipFill>
-                    <a:blip r:embed="rId17"/>
-                    <a:srcRect/>
+                    <a:blip r:embed="rId15"/>
                     <a:stretch>
                       <a:fillRect/>
                     </a:stretch>
@@ -3910,12 +3628,11 @@
                   <pic:spPr>
                     <a:xfrm>
                       <a:off x="0" y="0"/>
-                      <a:ext cx="3626212" cy="1792170"/>
+                      <a:ext cx="5953956" cy="3562847"/>
                     </a:xfrm>
                     <a:prstGeom prst="rect">
                       <a:avLst/>
                     </a:prstGeom>
-                    <a:ln/>
                   </pic:spPr>
                 </pic:pic>
               </a:graphicData>
@@ -3943,7 +3660,6 @@
         </w:rPr>
         <w:t xml:space="preserve">Данная утилита также пользуется протоколом ICMP, поэтому разбирать его структуру мы не будем. Но, помимо этого, утилита </w:t>
       </w:r>
-      <w:proofErr w:type="spellStart"/>
       <w:r>
         <w:rPr>
           <w:rFonts w:ascii="Times New Roman" w:eastAsia="Times New Roman" w:hAnsi="Times New Roman" w:cs="Times New Roman"/>
@@ -3951,25 +3667,24 @@
           <w:sz w:val="28"/>
           <w:szCs w:val="28"/>
         </w:rPr>
-        <w:t>tracert</w:t>
-      </w:r>
-      <w:proofErr w:type="spellEnd"/>
-      <w:r>
-        <w:rPr>
-          <w:rFonts w:ascii="Times New Roman" w:eastAsia="Times New Roman" w:hAnsi="Times New Roman" w:cs="Times New Roman"/>
-          <w:i/>
-          <w:sz w:val="28"/>
-          <w:szCs w:val="28"/>
-        </w:rPr>
-        <w:t xml:space="preserve"> </w:t>
-      </w:r>
-      <w:r>
-        <w:rPr>
-          <w:rFonts w:ascii="Times New Roman" w:eastAsia="Times New Roman" w:hAnsi="Times New Roman" w:cs="Times New Roman"/>
-          <w:sz w:val="28"/>
-          <w:szCs w:val="28"/>
-        </w:rPr>
-        <w:t>отправляет DNS-пакеты. DNS – это протокол, который переводит доменные имена в IP-адреса, которые понятны компьютерам. С помощью ключа -d можно сделать так, чтобы DNS пакеты отправлялись уже после построения маршрута, так как они не несут в себе важный функционал.</w:t>
+        <w:t xml:space="preserve">tracert </w:t>
+      </w:r>
+      <w:r>
+        <w:rPr>
+          <w:rFonts w:ascii="Times New Roman" w:eastAsia="Times New Roman" w:hAnsi="Times New Roman" w:cs="Times New Roman"/>
+          <w:sz w:val="28"/>
+          <w:szCs w:val="28"/>
+        </w:rPr>
+        <w:t xml:space="preserve">отправляет DNS-пакеты. DNS – это протокол, который переводит доменные имена в IP-адреса, которые понятны компьютерам. С помощью ключа -d можно сделать так, чтобы DNS пакеты </w:t>
+      </w:r>
+      <w:r>
+        <w:rPr>
+          <w:rFonts w:ascii="Times New Roman" w:eastAsia="Times New Roman" w:hAnsi="Times New Roman" w:cs="Times New Roman"/>
+          <w:sz w:val="28"/>
+          <w:szCs w:val="28"/>
+        </w:rPr>
+        <w:lastRenderedPageBreak/>
+        <w:t>отправлялись уже после построения маршрута, так как они не несут в себе важный функционал.</w:t>
       </w:r>
     </w:p>
     <w:p>
@@ -3988,8 +3703,17 @@
           <w:rFonts w:ascii="Times New Roman" w:eastAsia="Times New Roman" w:hAnsi="Times New Roman" w:cs="Times New Roman"/>
           <w:sz w:val="28"/>
           <w:szCs w:val="28"/>
-        </w:rPr>
-        <w:t>Вот структура DNS пакета:</w:t>
+          <w:lang w:val="ru-RU"/>
+        </w:rPr>
+        <w:t xml:space="preserve">Структура </w:t>
+      </w:r>
+      <w:r>
+        <w:rPr>
+          <w:rFonts w:ascii="Times New Roman" w:eastAsia="Times New Roman" w:hAnsi="Times New Roman" w:cs="Times New Roman"/>
+          <w:sz w:val="28"/>
+          <w:szCs w:val="28"/>
+        </w:rPr>
+        <w:t>DNS пакета:</w:t>
       </w:r>
     </w:p>
     <w:p>
@@ -4006,26 +3730,303 @@
       <w:r>
         <w:rPr>
           <w:rFonts w:ascii="Times New Roman" w:eastAsia="Times New Roman" w:hAnsi="Times New Roman" w:cs="Times New Roman"/>
+          <w:sz w:val="28"/>
+          <w:szCs w:val="28"/>
+        </w:rPr>
+        <w:t>Заголовок размером 12 байт содержит:</w:t>
+      </w:r>
+    </w:p>
+    <w:p>
+      <w:pPr>
+        <w:numPr>
+          <w:ilvl w:val="0"/>
+          <w:numId w:val="10"/>
+        </w:numPr>
+        <w:spacing w:line="240" w:lineRule="auto"/>
+        <w:ind w:right="326"/>
+        <w:jc w:val="both"/>
+        <w:rPr>
+          <w:rFonts w:ascii="Times New Roman" w:eastAsia="Times New Roman" w:hAnsi="Times New Roman" w:cs="Times New Roman"/>
+          <w:sz w:val="28"/>
+          <w:szCs w:val="28"/>
+        </w:rPr>
+      </w:pPr>
+      <w:r>
+        <w:rPr>
+          <w:rFonts w:ascii="Times New Roman" w:eastAsia="Times New Roman" w:hAnsi="Times New Roman" w:cs="Times New Roman"/>
+          <w:sz w:val="28"/>
+          <w:szCs w:val="28"/>
+        </w:rPr>
+        <w:t>ID – уникальный ID-запроса;</w:t>
+      </w:r>
+    </w:p>
+    <w:p>
+      <w:pPr>
+        <w:numPr>
+          <w:ilvl w:val="0"/>
+          <w:numId w:val="10"/>
+        </w:numPr>
+        <w:spacing w:line="240" w:lineRule="auto"/>
+        <w:ind w:right="326"/>
+        <w:jc w:val="both"/>
+        <w:rPr>
+          <w:rFonts w:ascii="Times New Roman" w:eastAsia="Times New Roman" w:hAnsi="Times New Roman" w:cs="Times New Roman"/>
+          <w:sz w:val="28"/>
+          <w:szCs w:val="28"/>
+        </w:rPr>
+      </w:pPr>
+      <w:r>
+        <w:rPr>
+          <w:rFonts w:ascii="Times New Roman" w:eastAsia="Times New Roman" w:hAnsi="Times New Roman" w:cs="Times New Roman"/>
+          <w:sz w:val="28"/>
+          <w:szCs w:val="28"/>
+        </w:rPr>
+        <w:t>Flags – ошибки, авторитетность, тип запроса/ответа;</w:t>
+      </w:r>
+    </w:p>
+    <w:p>
+      <w:pPr>
+        <w:numPr>
+          <w:ilvl w:val="0"/>
+          <w:numId w:val="10"/>
+        </w:numPr>
+        <w:spacing w:line="240" w:lineRule="auto"/>
+        <w:ind w:right="326"/>
+        <w:jc w:val="both"/>
+        <w:rPr>
+          <w:rFonts w:ascii="Times New Roman" w:eastAsia="Times New Roman" w:hAnsi="Times New Roman" w:cs="Times New Roman"/>
+          <w:sz w:val="28"/>
+          <w:szCs w:val="28"/>
+        </w:rPr>
+      </w:pPr>
+      <w:r>
+        <w:rPr>
+          <w:rFonts w:ascii="Times New Roman" w:eastAsia="Times New Roman" w:hAnsi="Times New Roman" w:cs="Times New Roman"/>
+          <w:sz w:val="28"/>
+          <w:szCs w:val="28"/>
+        </w:rPr>
+        <w:t>QDCOUNT – кол-во запросов;</w:t>
+      </w:r>
+    </w:p>
+    <w:p>
+      <w:pPr>
+        <w:numPr>
+          <w:ilvl w:val="0"/>
+          <w:numId w:val="10"/>
+        </w:numPr>
+        <w:spacing w:line="240" w:lineRule="auto"/>
+        <w:ind w:right="326"/>
+        <w:jc w:val="both"/>
+        <w:rPr>
+          <w:rFonts w:ascii="Times New Roman" w:eastAsia="Times New Roman" w:hAnsi="Times New Roman" w:cs="Times New Roman"/>
+          <w:sz w:val="28"/>
+          <w:szCs w:val="28"/>
+        </w:rPr>
+      </w:pPr>
+      <w:r>
+        <w:rPr>
+          <w:rFonts w:ascii="Times New Roman" w:eastAsia="Times New Roman" w:hAnsi="Times New Roman" w:cs="Times New Roman"/>
+          <w:sz w:val="28"/>
+          <w:szCs w:val="28"/>
+        </w:rPr>
+        <w:t>ANCOUNT – кол-во ответов;</w:t>
+      </w:r>
+    </w:p>
+    <w:p>
+      <w:pPr>
+        <w:numPr>
+          <w:ilvl w:val="0"/>
+          <w:numId w:val="10"/>
+        </w:numPr>
+        <w:spacing w:line="240" w:lineRule="auto"/>
+        <w:ind w:right="326"/>
+        <w:jc w:val="both"/>
+        <w:rPr>
+          <w:rFonts w:ascii="Times New Roman" w:eastAsia="Times New Roman" w:hAnsi="Times New Roman" w:cs="Times New Roman"/>
+          <w:sz w:val="28"/>
+          <w:szCs w:val="28"/>
+        </w:rPr>
+      </w:pPr>
+      <w:r>
+        <w:rPr>
+          <w:rFonts w:ascii="Times New Roman" w:eastAsia="Times New Roman" w:hAnsi="Times New Roman" w:cs="Times New Roman"/>
+          <w:sz w:val="28"/>
+          <w:szCs w:val="28"/>
+        </w:rPr>
+        <w:t>INSCOUNT – кол-во записей авторитетных серверов;</w:t>
+      </w:r>
+    </w:p>
+    <w:p>
+      <w:pPr>
+        <w:numPr>
+          <w:ilvl w:val="0"/>
+          <w:numId w:val="10"/>
+        </w:numPr>
+        <w:spacing w:after="200" w:line="240" w:lineRule="auto"/>
+        <w:ind w:right="326"/>
+        <w:jc w:val="both"/>
+        <w:rPr>
+          <w:rFonts w:ascii="Times New Roman" w:eastAsia="Times New Roman" w:hAnsi="Times New Roman" w:cs="Times New Roman"/>
+          <w:sz w:val="28"/>
+          <w:szCs w:val="28"/>
+        </w:rPr>
+      </w:pPr>
+      <w:r>
+        <w:rPr>
+          <w:rFonts w:ascii="Times New Roman" w:eastAsia="Times New Roman" w:hAnsi="Times New Roman" w:cs="Times New Roman"/>
+          <w:sz w:val="28"/>
+          <w:szCs w:val="28"/>
+        </w:rPr>
+        <w:t>ARCOUNT – кол-во дополнительных записей.</w:t>
+      </w:r>
+    </w:p>
+    <w:p>
+      <w:pPr>
+        <w:spacing w:after="200" w:line="240" w:lineRule="auto"/>
+        <w:ind w:left="-5" w:right="326"/>
+        <w:jc w:val="both"/>
+        <w:rPr>
+          <w:rFonts w:ascii="Times New Roman" w:eastAsia="Times New Roman" w:hAnsi="Times New Roman" w:cs="Times New Roman"/>
+          <w:sz w:val="28"/>
+          <w:szCs w:val="28"/>
+        </w:rPr>
+      </w:pPr>
+      <w:r>
+        <w:rPr>
+          <w:rFonts w:ascii="Times New Roman" w:eastAsia="Times New Roman" w:hAnsi="Times New Roman" w:cs="Times New Roman"/>
+          <w:sz w:val="28"/>
+          <w:szCs w:val="28"/>
+        </w:rPr>
+        <w:t>Раздел вопросов, который содержит доменное имя, которое мы запрашиваем.</w:t>
+      </w:r>
+    </w:p>
+    <w:p>
+      <w:pPr>
+        <w:spacing w:after="200" w:line="240" w:lineRule="auto"/>
+        <w:ind w:left="-5" w:right="326"/>
+        <w:jc w:val="both"/>
+        <w:rPr>
+          <w:rFonts w:ascii="Times New Roman" w:eastAsia="Times New Roman" w:hAnsi="Times New Roman" w:cs="Times New Roman"/>
+          <w:sz w:val="28"/>
+          <w:szCs w:val="28"/>
+        </w:rPr>
+      </w:pPr>
+      <w:r>
+        <w:rPr>
+          <w:rFonts w:ascii="Times New Roman" w:eastAsia="Times New Roman" w:hAnsi="Times New Roman" w:cs="Times New Roman"/>
+          <w:sz w:val="28"/>
+          <w:szCs w:val="28"/>
+        </w:rPr>
+        <w:t>Раздел ответов, который содержит IP-адрес в ответ на запрос.</w:t>
+      </w:r>
+    </w:p>
+    <w:p>
+      <w:pPr>
+        <w:spacing w:after="200" w:line="240" w:lineRule="auto"/>
+        <w:ind w:left="-5" w:right="326"/>
+        <w:jc w:val="both"/>
+        <w:rPr>
+          <w:rFonts w:ascii="Times New Roman" w:eastAsia="Times New Roman" w:hAnsi="Times New Roman" w:cs="Times New Roman"/>
+          <w:sz w:val="28"/>
+          <w:szCs w:val="28"/>
+        </w:rPr>
+      </w:pPr>
+    </w:p>
+    <w:p>
+      <w:pPr>
+        <w:pStyle w:val="2"/>
+        <w:spacing w:before="240" w:after="240" w:line="240" w:lineRule="auto"/>
+        <w:rPr>
+          <w:rFonts w:ascii="Times New Roman" w:eastAsia="Times New Roman" w:hAnsi="Times New Roman" w:cs="Times New Roman"/>
+          <w:b/>
+          <w:sz w:val="28"/>
+          <w:szCs w:val="28"/>
+        </w:rPr>
+      </w:pPr>
+      <w:bookmarkStart w:id="9" w:name="_3esd4elto7zb" w:colFirst="0" w:colLast="0"/>
+      <w:bookmarkEnd w:id="9"/>
+      <w:r>
+        <w:rPr>
+          <w:rFonts w:ascii="Times New Roman" w:eastAsia="Times New Roman" w:hAnsi="Times New Roman" w:cs="Times New Roman"/>
+          <w:b/>
+          <w:sz w:val="28"/>
+          <w:szCs w:val="28"/>
+        </w:rPr>
+        <w:t>Ответы на вопросы:</w:t>
+      </w:r>
+    </w:p>
+    <w:p>
+      <w:pPr>
+        <w:numPr>
+          <w:ilvl w:val="0"/>
+          <w:numId w:val="6"/>
+        </w:numPr>
+        <w:spacing w:before="240" w:after="240" w:line="240" w:lineRule="auto"/>
+        <w:rPr>
+          <w:rFonts w:ascii="Times New Roman" w:eastAsia="Times New Roman" w:hAnsi="Times New Roman" w:cs="Times New Roman"/>
+        </w:rPr>
+      </w:pPr>
+      <w:r>
+        <w:rPr>
+          <w:rFonts w:ascii="Times New Roman" w:eastAsia="Times New Roman" w:hAnsi="Times New Roman" w:cs="Times New Roman"/>
+          <w:b/>
+          <w:sz w:val="28"/>
+          <w:szCs w:val="28"/>
+        </w:rPr>
+        <w:t>Сколько байт содержится в заголовке IP? Сколько содержится в поле данных?</w:t>
+      </w:r>
+    </w:p>
+    <w:p>
+      <w:pPr>
+        <w:spacing w:before="240" w:after="240" w:line="240" w:lineRule="auto"/>
+        <w:rPr>
+          <w:rFonts w:ascii="Times New Roman" w:eastAsia="Times New Roman" w:hAnsi="Times New Roman" w:cs="Times New Roman"/>
+          <w:sz w:val="28"/>
+          <w:szCs w:val="28"/>
+        </w:rPr>
+      </w:pPr>
+      <w:r>
+        <w:rPr>
+          <w:rFonts w:ascii="Times New Roman" w:eastAsia="Times New Roman" w:hAnsi="Times New Roman" w:cs="Times New Roman"/>
+          <w:sz w:val="28"/>
+          <w:szCs w:val="28"/>
+        </w:rPr>
+        <w:t>Заголовок IP обычно составляет 20 байт для IPv4.</w:t>
+      </w:r>
+    </w:p>
+    <w:p>
+      <w:pPr>
+        <w:spacing w:before="240" w:after="240" w:line="240" w:lineRule="auto"/>
+        <w:rPr>
+          <w:rFonts w:ascii="Times New Roman" w:eastAsia="Times New Roman" w:hAnsi="Times New Roman" w:cs="Times New Roman"/>
+          <w:sz w:val="28"/>
+          <w:szCs w:val="28"/>
+        </w:rPr>
+      </w:pPr>
+      <w:r>
+        <w:rPr>
+          <w:rFonts w:ascii="Times New Roman" w:eastAsia="Times New Roman" w:hAnsi="Times New Roman" w:cs="Times New Roman"/>
           <w:noProof/>
           <w:sz w:val="28"/>
           <w:szCs w:val="28"/>
         </w:rPr>
         <w:drawing>
-          <wp:inline distT="114300" distB="114300" distL="114300" distR="114300" wp14:anchorId="10A307B4" wp14:editId="596B4640">
-            <wp:extent cx="3607162" cy="2437011"/>
-            <wp:effectExtent l="0" t="0" r="0" b="0"/>
-            <wp:docPr id="9" name="image4.png"/>
-            <wp:cNvGraphicFramePr/>
+          <wp:inline distT="0" distB="0" distL="0" distR="0" wp14:anchorId="44264981" wp14:editId="0941379B">
+            <wp:extent cx="6843395" cy="2049145"/>
+            <wp:effectExtent l="0" t="0" r="0" b="8255"/>
+            <wp:docPr id="477674193" name="Рисунок 1"/>
+            <wp:cNvGraphicFramePr>
+              <a:graphicFrameLocks xmlns:a="http://schemas.openxmlformats.org/drawingml/2006/main" noChangeAspect="1"/>
+            </wp:cNvGraphicFramePr>
             <a:graphic xmlns:a="http://schemas.openxmlformats.org/drawingml/2006/main">
               <a:graphicData uri="http://schemas.openxmlformats.org/drawingml/2006/picture">
                 <pic:pic xmlns:pic="http://schemas.openxmlformats.org/drawingml/2006/picture">
                   <pic:nvPicPr>
-                    <pic:cNvPr id="0" name="image4.png"/>
-                    <pic:cNvPicPr preferRelativeResize="0"/>
+                    <pic:cNvPr id="477674193" name=""/>
+                    <pic:cNvPicPr/>
                   </pic:nvPicPr>
                   <pic:blipFill>
-                    <a:blip r:embed="rId18"/>
-                    <a:srcRect/>
+                    <a:blip r:embed="rId16"/>
                     <a:stretch>
                       <a:fillRect/>
                     </a:stretch>
@@ -4033,12 +4034,11 @@
                   <pic:spPr>
                     <a:xfrm>
                       <a:off x="0" y="0"/>
-                      <a:ext cx="3607162" cy="2437011"/>
+                      <a:ext cx="6843395" cy="2049145"/>
                     </a:xfrm>
                     <a:prstGeom prst="rect">
                       <a:avLst/>
                     </a:prstGeom>
-                    <a:ln/>
                   </pic:spPr>
                 </pic:pic>
               </a:graphicData>
@@ -4049,252 +4049,38 @@
     </w:p>
     <w:p>
       <w:pPr>
-        <w:spacing w:after="200" w:line="240" w:lineRule="auto"/>
-        <w:ind w:left="-5" w:right="326"/>
-        <w:jc w:val="both"/>
-        <w:rPr>
-          <w:rFonts w:ascii="Times New Roman" w:eastAsia="Times New Roman" w:hAnsi="Times New Roman" w:cs="Times New Roman"/>
-          <w:sz w:val="28"/>
-          <w:szCs w:val="28"/>
-        </w:rPr>
-      </w:pPr>
-      <w:r>
-        <w:rPr>
-          <w:rFonts w:ascii="Times New Roman" w:eastAsia="Times New Roman" w:hAnsi="Times New Roman" w:cs="Times New Roman"/>
-          <w:sz w:val="28"/>
-          <w:szCs w:val="28"/>
-        </w:rPr>
-        <w:t>Заголовок размером 12 байт содержит:</w:t>
-      </w:r>
-    </w:p>
-    <w:p>
-      <w:pPr>
-        <w:numPr>
-          <w:ilvl w:val="0"/>
-          <w:numId w:val="10"/>
-        </w:numPr>
-        <w:spacing w:line="240" w:lineRule="auto"/>
-        <w:ind w:right="326"/>
-        <w:jc w:val="both"/>
-        <w:rPr>
-          <w:rFonts w:ascii="Times New Roman" w:eastAsia="Times New Roman" w:hAnsi="Times New Roman" w:cs="Times New Roman"/>
-          <w:sz w:val="28"/>
-          <w:szCs w:val="28"/>
-        </w:rPr>
-      </w:pPr>
-      <w:r>
-        <w:rPr>
-          <w:rFonts w:ascii="Times New Roman" w:eastAsia="Times New Roman" w:hAnsi="Times New Roman" w:cs="Times New Roman"/>
-          <w:sz w:val="28"/>
-          <w:szCs w:val="28"/>
-        </w:rPr>
-        <w:lastRenderedPageBreak/>
-        <w:t>ID – уникальный ID-запроса;</w:t>
-      </w:r>
-    </w:p>
-    <w:p>
-      <w:pPr>
-        <w:numPr>
-          <w:ilvl w:val="0"/>
-          <w:numId w:val="10"/>
-        </w:numPr>
-        <w:spacing w:line="240" w:lineRule="auto"/>
-        <w:ind w:right="326"/>
-        <w:jc w:val="both"/>
-        <w:rPr>
-          <w:rFonts w:ascii="Times New Roman" w:eastAsia="Times New Roman" w:hAnsi="Times New Roman" w:cs="Times New Roman"/>
-          <w:sz w:val="28"/>
-          <w:szCs w:val="28"/>
-        </w:rPr>
-      </w:pPr>
-      <w:proofErr w:type="spellStart"/>
-      <w:r>
-        <w:rPr>
-          <w:rFonts w:ascii="Times New Roman" w:eastAsia="Times New Roman" w:hAnsi="Times New Roman" w:cs="Times New Roman"/>
-          <w:sz w:val="28"/>
-          <w:szCs w:val="28"/>
-        </w:rPr>
-        <w:t>Flags</w:t>
-      </w:r>
-      <w:proofErr w:type="spellEnd"/>
-      <w:r>
-        <w:rPr>
-          <w:rFonts w:ascii="Times New Roman" w:eastAsia="Times New Roman" w:hAnsi="Times New Roman" w:cs="Times New Roman"/>
-          <w:sz w:val="28"/>
-          <w:szCs w:val="28"/>
-        </w:rPr>
-        <w:t xml:space="preserve"> – ошибки, авторитетность, тип запроса/ответа;</w:t>
-      </w:r>
-    </w:p>
-    <w:p>
-      <w:pPr>
-        <w:numPr>
-          <w:ilvl w:val="0"/>
-          <w:numId w:val="10"/>
-        </w:numPr>
-        <w:spacing w:line="240" w:lineRule="auto"/>
-        <w:ind w:right="326"/>
-        <w:jc w:val="both"/>
-        <w:rPr>
-          <w:rFonts w:ascii="Times New Roman" w:eastAsia="Times New Roman" w:hAnsi="Times New Roman" w:cs="Times New Roman"/>
-          <w:sz w:val="28"/>
-          <w:szCs w:val="28"/>
-        </w:rPr>
-      </w:pPr>
-      <w:r>
-        <w:rPr>
-          <w:rFonts w:ascii="Times New Roman" w:eastAsia="Times New Roman" w:hAnsi="Times New Roman" w:cs="Times New Roman"/>
-          <w:sz w:val="28"/>
-          <w:szCs w:val="28"/>
-        </w:rPr>
-        <w:t>QDCOUNT – кол-во запросов;</w:t>
-      </w:r>
-    </w:p>
-    <w:p>
-      <w:pPr>
-        <w:numPr>
-          <w:ilvl w:val="0"/>
-          <w:numId w:val="10"/>
-        </w:numPr>
-        <w:spacing w:line="240" w:lineRule="auto"/>
-        <w:ind w:right="326"/>
-        <w:jc w:val="both"/>
-        <w:rPr>
-          <w:rFonts w:ascii="Times New Roman" w:eastAsia="Times New Roman" w:hAnsi="Times New Roman" w:cs="Times New Roman"/>
-          <w:sz w:val="28"/>
-          <w:szCs w:val="28"/>
-        </w:rPr>
-      </w:pPr>
-      <w:r>
-        <w:rPr>
-          <w:rFonts w:ascii="Times New Roman" w:eastAsia="Times New Roman" w:hAnsi="Times New Roman" w:cs="Times New Roman"/>
-          <w:sz w:val="28"/>
-          <w:szCs w:val="28"/>
-        </w:rPr>
-        <w:t>ANCOUNT – кол-во ответов;</w:t>
-      </w:r>
-    </w:p>
-    <w:p>
-      <w:pPr>
-        <w:numPr>
-          <w:ilvl w:val="0"/>
-          <w:numId w:val="10"/>
-        </w:numPr>
-        <w:spacing w:line="240" w:lineRule="auto"/>
-        <w:ind w:right="326"/>
-        <w:jc w:val="both"/>
-        <w:rPr>
-          <w:rFonts w:ascii="Times New Roman" w:eastAsia="Times New Roman" w:hAnsi="Times New Roman" w:cs="Times New Roman"/>
-          <w:sz w:val="28"/>
-          <w:szCs w:val="28"/>
-        </w:rPr>
-      </w:pPr>
-      <w:r>
-        <w:rPr>
-          <w:rFonts w:ascii="Times New Roman" w:eastAsia="Times New Roman" w:hAnsi="Times New Roman" w:cs="Times New Roman"/>
-          <w:sz w:val="28"/>
-          <w:szCs w:val="28"/>
-        </w:rPr>
-        <w:t>INSCOUNT – кол-во записей авторитетных серверов;</w:t>
-      </w:r>
-    </w:p>
-    <w:p>
-      <w:pPr>
-        <w:numPr>
-          <w:ilvl w:val="0"/>
-          <w:numId w:val="10"/>
-        </w:numPr>
-        <w:spacing w:after="200" w:line="240" w:lineRule="auto"/>
-        <w:ind w:right="326"/>
-        <w:jc w:val="both"/>
-        <w:rPr>
-          <w:rFonts w:ascii="Times New Roman" w:eastAsia="Times New Roman" w:hAnsi="Times New Roman" w:cs="Times New Roman"/>
-          <w:sz w:val="28"/>
-          <w:szCs w:val="28"/>
-        </w:rPr>
-      </w:pPr>
-      <w:r>
-        <w:rPr>
-          <w:rFonts w:ascii="Times New Roman" w:eastAsia="Times New Roman" w:hAnsi="Times New Roman" w:cs="Times New Roman"/>
-          <w:sz w:val="28"/>
-          <w:szCs w:val="28"/>
-        </w:rPr>
-        <w:t>ARCOUNT – кол-во дополнительных записей.</w:t>
-      </w:r>
-    </w:p>
-    <w:p>
-      <w:pPr>
-        <w:spacing w:after="200" w:line="240" w:lineRule="auto"/>
-        <w:ind w:left="-5" w:right="326"/>
-        <w:jc w:val="both"/>
-        <w:rPr>
-          <w:rFonts w:ascii="Times New Roman" w:eastAsia="Times New Roman" w:hAnsi="Times New Roman" w:cs="Times New Roman"/>
-          <w:sz w:val="28"/>
-          <w:szCs w:val="28"/>
-        </w:rPr>
-      </w:pPr>
-      <w:r>
-        <w:rPr>
-          <w:rFonts w:ascii="Times New Roman" w:eastAsia="Times New Roman" w:hAnsi="Times New Roman" w:cs="Times New Roman"/>
-          <w:sz w:val="28"/>
-          <w:szCs w:val="28"/>
-        </w:rPr>
-        <w:t>Раздел вопросов, который содержит доменное имя, которое мы запрашиваем.</w:t>
-      </w:r>
-    </w:p>
-    <w:p>
-      <w:pPr>
-        <w:spacing w:after="200" w:line="240" w:lineRule="auto"/>
-        <w:ind w:left="-5" w:right="326"/>
-        <w:jc w:val="both"/>
-        <w:rPr>
-          <w:rFonts w:ascii="Times New Roman" w:eastAsia="Times New Roman" w:hAnsi="Times New Roman" w:cs="Times New Roman"/>
-          <w:sz w:val="28"/>
-          <w:szCs w:val="28"/>
-        </w:rPr>
-      </w:pPr>
-      <w:r>
-        <w:rPr>
-          <w:rFonts w:ascii="Times New Roman" w:eastAsia="Times New Roman" w:hAnsi="Times New Roman" w:cs="Times New Roman"/>
-          <w:sz w:val="28"/>
-          <w:szCs w:val="28"/>
-        </w:rPr>
-        <w:t>Раздел ответов, который содержит IP-адрес в ответ на запрос.</w:t>
-      </w:r>
-    </w:p>
-    <w:p>
-      <w:pPr>
-        <w:spacing w:after="200" w:line="240" w:lineRule="auto"/>
-        <w:ind w:left="-5" w:right="326"/>
-        <w:jc w:val="both"/>
-        <w:rPr>
-          <w:rFonts w:ascii="Times New Roman" w:eastAsia="Times New Roman" w:hAnsi="Times New Roman" w:cs="Times New Roman"/>
-          <w:sz w:val="28"/>
-          <w:szCs w:val="28"/>
-        </w:rPr>
-      </w:pPr>
-    </w:p>
-    <w:p>
-      <w:pPr>
-        <w:pStyle w:val="2"/>
         <w:spacing w:before="240" w:after="240" w:line="240" w:lineRule="auto"/>
         <w:rPr>
           <w:rFonts w:ascii="Times New Roman" w:eastAsia="Times New Roman" w:hAnsi="Times New Roman" w:cs="Times New Roman"/>
-          <w:b/>
-          <w:sz w:val="28"/>
-          <w:szCs w:val="28"/>
-        </w:rPr>
-      </w:pPr>
-      <w:bookmarkStart w:id="9" w:name="_3esd4elto7zb" w:colFirst="0" w:colLast="0"/>
-      <w:bookmarkEnd w:id="9"/>
-      <w:r>
-        <w:rPr>
-          <w:rFonts w:ascii="Times New Roman" w:eastAsia="Times New Roman" w:hAnsi="Times New Roman" w:cs="Times New Roman"/>
-          <w:b/>
-          <w:sz w:val="28"/>
-          <w:szCs w:val="28"/>
-        </w:rPr>
-        <w:t>Ответы на вопросы:</w:t>
+          <w:sz w:val="28"/>
+          <w:szCs w:val="28"/>
+        </w:rPr>
+      </w:pPr>
+      <w:r>
+        <w:rPr>
+          <w:rFonts w:ascii="Times New Roman" w:eastAsia="Times New Roman" w:hAnsi="Times New Roman" w:cs="Times New Roman"/>
+          <w:sz w:val="28"/>
+          <w:szCs w:val="28"/>
+        </w:rPr>
+        <w:t>Поле данных – это содержимое, инкапсулированное в IP-пакете, ICMP пакета.</w:t>
+      </w:r>
+    </w:p>
+    <w:p>
+      <w:pPr>
+        <w:spacing w:before="240" w:after="240" w:line="240" w:lineRule="auto"/>
+        <w:rPr>
+          <w:rFonts w:ascii="Times New Roman" w:eastAsia="Times New Roman" w:hAnsi="Times New Roman" w:cs="Times New Roman"/>
+          <w:sz w:val="28"/>
+          <w:szCs w:val="28"/>
+        </w:rPr>
+      </w:pPr>
+      <w:r>
+        <w:rPr>
+          <w:rFonts w:ascii="Times New Roman" w:eastAsia="Times New Roman" w:hAnsi="Times New Roman" w:cs="Times New Roman"/>
+          <w:sz w:val="28"/>
+          <w:szCs w:val="28"/>
+        </w:rPr>
+        <w:t>У ICMP заголовок равен 8 байт, а сами данные 64 байта. Следовательно, данные 72 байта. IP-заголовок 20 байт.</w:t>
       </w:r>
     </w:p>
     <w:p>
@@ -4306,6 +4092,8 @@
         <w:spacing w:before="240" w:after="240" w:line="240" w:lineRule="auto"/>
         <w:rPr>
           <w:rFonts w:ascii="Times New Roman" w:eastAsia="Times New Roman" w:hAnsi="Times New Roman" w:cs="Times New Roman"/>
+          <w:sz w:val="28"/>
+          <w:szCs w:val="28"/>
         </w:rPr>
       </w:pPr>
       <w:r>
@@ -4315,7 +4103,7 @@
           <w:sz w:val="28"/>
           <w:szCs w:val="28"/>
         </w:rPr>
-        <w:t>Сколько байт содержится в заголовке IP? Сколько содержится в поле данных?</w:t>
+        <w:t>Как и почему изменяется поле TTL в следующих ICMP-пакетах tracert?</w:t>
       </w:r>
     </w:p>
     <w:p>
@@ -4333,7 +4121,7 @@
           <w:sz w:val="28"/>
           <w:szCs w:val="28"/>
         </w:rPr>
-        <w:t>Заголовок IP обычно составляет 20 байт для IPv4.</w:t>
+        <w:t>Утилита tracert посылает ICMP-пакеты с увеличивающимся TTL, начиная с 1. Каждый маршрутизатор уменьшает TTL на 1. Когда TTL становится 0 – маршрутизатор отбрасывает пакет и отправляет обратно ICMP Time Exceeded. Это позволяет tracert определить каждый узел на пути. TTL изменяется поэтапно, чтобы каждый узел по очереди откликнулся, и таким образом строится маршрут.</w:t>
       </w:r>
     </w:p>
     <w:p>
@@ -4352,22 +4140,24 @@
           <w:sz w:val="28"/>
           <w:szCs w:val="28"/>
         </w:rPr>
+        <w:lastRenderedPageBreak/>
         <w:drawing>
-          <wp:inline distT="114300" distB="114300" distL="114300" distR="114300" wp14:anchorId="0372F87E" wp14:editId="6CB3BB2F">
-            <wp:extent cx="3397612" cy="652816"/>
+          <wp:inline distT="0" distB="0" distL="0" distR="0" wp14:anchorId="046BCAF7" wp14:editId="23194D69">
+            <wp:extent cx="6843395" cy="3474085"/>
             <wp:effectExtent l="0" t="0" r="0" b="0"/>
-            <wp:docPr id="12" name="image10.png"/>
-            <wp:cNvGraphicFramePr/>
+            <wp:docPr id="1086917353" name="Рисунок 1"/>
+            <wp:cNvGraphicFramePr>
+              <a:graphicFrameLocks xmlns:a="http://schemas.openxmlformats.org/drawingml/2006/main" noChangeAspect="1"/>
+            </wp:cNvGraphicFramePr>
             <a:graphic xmlns:a="http://schemas.openxmlformats.org/drawingml/2006/main">
               <a:graphicData uri="http://schemas.openxmlformats.org/drawingml/2006/picture">
                 <pic:pic xmlns:pic="http://schemas.openxmlformats.org/drawingml/2006/picture">
                   <pic:nvPicPr>
-                    <pic:cNvPr id="0" name="image10.png"/>
-                    <pic:cNvPicPr preferRelativeResize="0"/>
+                    <pic:cNvPr id="1086917353" name=""/>
+                    <pic:cNvPicPr/>
                   </pic:nvPicPr>
                   <pic:blipFill>
-                    <a:blip r:embed="rId19"/>
-                    <a:srcRect/>
+                    <a:blip r:embed="rId17"/>
                     <a:stretch>
                       <a:fillRect/>
                     </a:stretch>
@@ -4375,12 +4165,11 @@
                   <pic:spPr>
                     <a:xfrm>
                       <a:off x="0" y="0"/>
-                      <a:ext cx="3397612" cy="652816"/>
+                      <a:ext cx="6843395" cy="3474085"/>
                     </a:xfrm>
                     <a:prstGeom prst="rect">
                       <a:avLst/>
                     </a:prstGeom>
-                    <a:ln/>
                   </pic:spPr>
                 </pic:pic>
               </a:graphicData>
@@ -4391,42 +4180,6 @@
     </w:p>
     <w:p>
       <w:pPr>
-        <w:spacing w:before="240" w:after="240" w:line="240" w:lineRule="auto"/>
-        <w:rPr>
-          <w:rFonts w:ascii="Times New Roman" w:eastAsia="Times New Roman" w:hAnsi="Times New Roman" w:cs="Times New Roman"/>
-          <w:sz w:val="28"/>
-          <w:szCs w:val="28"/>
-        </w:rPr>
-      </w:pPr>
-      <w:r>
-        <w:rPr>
-          <w:rFonts w:ascii="Times New Roman" w:eastAsia="Times New Roman" w:hAnsi="Times New Roman" w:cs="Times New Roman"/>
-          <w:sz w:val="28"/>
-          <w:szCs w:val="28"/>
-        </w:rPr>
-        <w:t>Поле данных – это содержимое, инкапсулированное в IP-пакете, ICMP пакета.</w:t>
-      </w:r>
-    </w:p>
-    <w:p>
-      <w:pPr>
-        <w:spacing w:before="240" w:after="240" w:line="240" w:lineRule="auto"/>
-        <w:rPr>
-          <w:rFonts w:ascii="Times New Roman" w:eastAsia="Times New Roman" w:hAnsi="Times New Roman" w:cs="Times New Roman"/>
-          <w:sz w:val="28"/>
-          <w:szCs w:val="28"/>
-        </w:rPr>
-      </w:pPr>
-      <w:r>
-        <w:rPr>
-          <w:rFonts w:ascii="Times New Roman" w:eastAsia="Times New Roman" w:hAnsi="Times New Roman" w:cs="Times New Roman"/>
-          <w:sz w:val="28"/>
-          <w:szCs w:val="28"/>
-        </w:rPr>
-        <w:t>У ICMP заголовок равен 8 байт, а сами данные 64 байта. Следовательно, данные 72 байта. IP-заголовок 20 байт.</w:t>
-      </w:r>
-    </w:p>
-    <w:p>
-      <w:pPr>
         <w:numPr>
           <w:ilvl w:val="0"/>
           <w:numId w:val="6"/>
@@ -4445,9 +4198,179 @@
           <w:sz w:val="28"/>
           <w:szCs w:val="28"/>
         </w:rPr>
-        <w:t xml:space="preserve">Как и почему изменяется поле TTL в следующих ICMP-пакетах </w:t>
-      </w:r>
-      <w:proofErr w:type="spellStart"/>
+        <w:t>Чем отличаются ICMP-пакеты, генерируемые tracert, от ICMP-пакетов ping?</w:t>
+      </w:r>
+    </w:p>
+    <w:p>
+      <w:pPr>
+        <w:spacing w:before="240" w:after="240" w:line="240" w:lineRule="auto"/>
+        <w:rPr>
+          <w:rFonts w:ascii="Times New Roman" w:eastAsia="Times New Roman" w:hAnsi="Times New Roman" w:cs="Times New Roman"/>
+          <w:sz w:val="28"/>
+          <w:szCs w:val="28"/>
+        </w:rPr>
+      </w:pPr>
+      <w:r>
+        <w:rPr>
+          <w:rFonts w:ascii="Times New Roman" w:eastAsia="Times New Roman" w:hAnsi="Times New Roman" w:cs="Times New Roman"/>
+          <w:sz w:val="28"/>
+          <w:szCs w:val="28"/>
+          <w:lang w:val="en-US"/>
+        </w:rPr>
+        <w:t xml:space="preserve">Ping </w:t>
+      </w:r>
+      <w:r>
+        <w:rPr>
+          <w:rFonts w:ascii="Times New Roman" w:eastAsia="Times New Roman" w:hAnsi="Times New Roman" w:cs="Times New Roman"/>
+          <w:sz w:val="28"/>
+          <w:szCs w:val="28"/>
+        </w:rPr>
+        <w:t>всегда</w:t>
+      </w:r>
+      <w:r>
+        <w:rPr>
+          <w:rFonts w:ascii="Times New Roman" w:eastAsia="Times New Roman" w:hAnsi="Times New Roman" w:cs="Times New Roman"/>
+          <w:sz w:val="28"/>
+          <w:szCs w:val="28"/>
+          <w:lang w:val="en-US"/>
+        </w:rPr>
+        <w:t xml:space="preserve"> </w:t>
+      </w:r>
+      <w:r>
+        <w:rPr>
+          <w:rFonts w:ascii="Times New Roman" w:eastAsia="Times New Roman" w:hAnsi="Times New Roman" w:cs="Times New Roman"/>
+          <w:sz w:val="28"/>
+          <w:szCs w:val="28"/>
+        </w:rPr>
+        <w:t>шлёт</w:t>
+      </w:r>
+      <w:r>
+        <w:rPr>
+          <w:rFonts w:ascii="Times New Roman" w:eastAsia="Times New Roman" w:hAnsi="Times New Roman" w:cs="Times New Roman"/>
+          <w:sz w:val="28"/>
+          <w:szCs w:val="28"/>
+          <w:lang w:val="en-US"/>
+        </w:rPr>
+        <w:t xml:space="preserve"> ICMP Echo Request </w:t>
+      </w:r>
+      <w:r>
+        <w:rPr>
+          <w:rFonts w:ascii="Times New Roman" w:eastAsia="Times New Roman" w:hAnsi="Times New Roman" w:cs="Times New Roman"/>
+          <w:sz w:val="28"/>
+          <w:szCs w:val="28"/>
+        </w:rPr>
+        <w:t>и</w:t>
+      </w:r>
+      <w:r>
+        <w:rPr>
+          <w:rFonts w:ascii="Times New Roman" w:eastAsia="Times New Roman" w:hAnsi="Times New Roman" w:cs="Times New Roman"/>
+          <w:sz w:val="28"/>
+          <w:szCs w:val="28"/>
+          <w:lang w:val="en-US"/>
+        </w:rPr>
+        <w:t xml:space="preserve"> </w:t>
+      </w:r>
+      <w:r>
+        <w:rPr>
+          <w:rFonts w:ascii="Times New Roman" w:eastAsia="Times New Roman" w:hAnsi="Times New Roman" w:cs="Times New Roman"/>
+          <w:sz w:val="28"/>
+          <w:szCs w:val="28"/>
+        </w:rPr>
+        <w:t>ждёт</w:t>
+      </w:r>
+      <w:r>
+        <w:rPr>
+          <w:rFonts w:ascii="Times New Roman" w:eastAsia="Times New Roman" w:hAnsi="Times New Roman" w:cs="Times New Roman"/>
+          <w:sz w:val="28"/>
+          <w:szCs w:val="28"/>
+          <w:lang w:val="en-US"/>
+        </w:rPr>
+        <w:t xml:space="preserve"> Echo Reply. </w:t>
+      </w:r>
+      <w:r>
+        <w:rPr>
+          <w:rFonts w:ascii="Times New Roman" w:eastAsia="Times New Roman" w:hAnsi="Times New Roman" w:cs="Times New Roman"/>
+          <w:sz w:val="28"/>
+          <w:szCs w:val="28"/>
+        </w:rPr>
+        <w:t>Tracert использует ICMP Echo Request с разным TTL и анализирует:</w:t>
+      </w:r>
+    </w:p>
+    <w:p>
+      <w:pPr>
+        <w:numPr>
+          <w:ilvl w:val="0"/>
+          <w:numId w:val="9"/>
+        </w:numPr>
+        <w:spacing w:before="240" w:line="240" w:lineRule="auto"/>
+        <w:rPr>
+          <w:rFonts w:ascii="Times New Roman" w:eastAsia="Times New Roman" w:hAnsi="Times New Roman" w:cs="Times New Roman"/>
+          <w:sz w:val="28"/>
+          <w:szCs w:val="28"/>
+        </w:rPr>
+      </w:pPr>
+      <w:r>
+        <w:rPr>
+          <w:rFonts w:ascii="Times New Roman" w:eastAsia="Times New Roman" w:hAnsi="Times New Roman" w:cs="Times New Roman"/>
+          <w:sz w:val="28"/>
+          <w:szCs w:val="28"/>
+        </w:rPr>
+        <w:t xml:space="preserve"> ICMP Time Excedeed от промежуточных маршрутизаторов.</w:t>
+      </w:r>
+    </w:p>
+    <w:p>
+      <w:pPr>
+        <w:numPr>
+          <w:ilvl w:val="0"/>
+          <w:numId w:val="9"/>
+        </w:numPr>
+        <w:spacing w:after="240" w:line="240" w:lineRule="auto"/>
+        <w:rPr>
+          <w:rFonts w:ascii="Times New Roman" w:eastAsia="Times New Roman" w:hAnsi="Times New Roman" w:cs="Times New Roman"/>
+          <w:sz w:val="28"/>
+          <w:szCs w:val="28"/>
+        </w:rPr>
+      </w:pPr>
+      <w:r>
+        <w:rPr>
+          <w:rFonts w:ascii="Times New Roman" w:eastAsia="Times New Roman" w:hAnsi="Times New Roman" w:cs="Times New Roman"/>
+          <w:sz w:val="28"/>
+          <w:szCs w:val="28"/>
+        </w:rPr>
+        <w:t xml:space="preserve"> ICMP Echo Reply от конечного узла.</w:t>
+      </w:r>
+    </w:p>
+    <w:p>
+      <w:pPr>
+        <w:spacing w:before="240" w:after="240" w:line="240" w:lineRule="auto"/>
+        <w:rPr>
+          <w:rFonts w:ascii="Times New Roman" w:eastAsia="Times New Roman" w:hAnsi="Times New Roman" w:cs="Times New Roman"/>
+          <w:sz w:val="28"/>
+          <w:szCs w:val="28"/>
+        </w:rPr>
+      </w:pPr>
+      <w:r>
+        <w:rPr>
+          <w:rFonts w:ascii="Times New Roman" w:eastAsia="Times New Roman" w:hAnsi="Times New Roman" w:cs="Times New Roman"/>
+          <w:sz w:val="28"/>
+          <w:szCs w:val="28"/>
+        </w:rPr>
+        <w:t>То есть ping проверяет доступность узла, а tracert строит маршрут до него.</w:t>
+      </w:r>
+    </w:p>
+    <w:p>
+      <w:pPr>
+        <w:numPr>
+          <w:ilvl w:val="0"/>
+          <w:numId w:val="6"/>
+        </w:numPr>
+        <w:spacing w:before="240" w:after="240" w:line="240" w:lineRule="auto"/>
+        <w:rPr>
+          <w:rFonts w:ascii="Times New Roman" w:eastAsia="Times New Roman" w:hAnsi="Times New Roman" w:cs="Times New Roman"/>
+          <w:sz w:val="28"/>
+          <w:szCs w:val="28"/>
+        </w:rPr>
+      </w:pPr>
       <w:r>
         <w:rPr>
           <w:rFonts w:ascii="Times New Roman" w:eastAsia="Times New Roman" w:hAnsi="Times New Roman" w:cs="Times New Roman"/>
@@ -4455,17 +4378,43 @@
           <w:sz w:val="28"/>
           <w:szCs w:val="28"/>
         </w:rPr>
-        <w:t>tracert</w:t>
-      </w:r>
-      <w:proofErr w:type="spellEnd"/>
-      <w:r>
-        <w:rPr>
-          <w:rFonts w:ascii="Times New Roman" w:eastAsia="Times New Roman" w:hAnsi="Times New Roman" w:cs="Times New Roman"/>
-          <w:b/>
-          <w:sz w:val="28"/>
-          <w:szCs w:val="28"/>
-        </w:rPr>
-        <w:t>?</w:t>
+        <w:t>Чем отличаются ICMP reply от ICMP error и зачем нужны оба?</w:t>
+      </w:r>
+    </w:p>
+    <w:p>
+      <w:pPr>
+        <w:spacing w:before="240" w:line="240" w:lineRule="auto"/>
+        <w:rPr>
+          <w:rFonts w:ascii="Times New Roman" w:eastAsia="Times New Roman" w:hAnsi="Times New Roman" w:cs="Times New Roman"/>
+          <w:sz w:val="28"/>
+          <w:szCs w:val="28"/>
+        </w:rPr>
+      </w:pPr>
+      <w:r>
+        <w:rPr>
+          <w:rFonts w:ascii="Times New Roman" w:eastAsia="Times New Roman" w:hAnsi="Times New Roman" w:cs="Times New Roman"/>
+          <w:sz w:val="28"/>
+          <w:szCs w:val="28"/>
+        </w:rPr>
+        <w:t>ICMP reply – отклик от целевого хоста, подтверждающий, что он доступен.</w:t>
+      </w:r>
+    </w:p>
+    <w:p>
+      <w:pPr>
+        <w:spacing w:after="240" w:line="240" w:lineRule="auto"/>
+        <w:rPr>
+          <w:rFonts w:ascii="Times New Roman" w:eastAsia="Times New Roman" w:hAnsi="Times New Roman" w:cs="Times New Roman"/>
+          <w:sz w:val="28"/>
+          <w:szCs w:val="28"/>
+        </w:rPr>
+      </w:pPr>
+      <w:r>
+        <w:rPr>
+          <w:rFonts w:ascii="Times New Roman" w:eastAsia="Times New Roman" w:hAnsi="Times New Roman" w:cs="Times New Roman"/>
+          <w:sz w:val="28"/>
+          <w:szCs w:val="28"/>
+        </w:rPr>
+        <w:t>ICMP error – приходит от маршрутизаторов, когда TTL истекает. Эти пакеты нужны для определения маршрута.</w:t>
       </w:r>
     </w:p>
     <w:p>
@@ -4483,95 +4432,82 @@
           <w:sz w:val="28"/>
           <w:szCs w:val="28"/>
         </w:rPr>
-        <w:t xml:space="preserve">Утилита </w:t>
-      </w:r>
-      <w:proofErr w:type="spellStart"/>
-      <w:r>
-        <w:rPr>
-          <w:rFonts w:ascii="Times New Roman" w:eastAsia="Times New Roman" w:hAnsi="Times New Roman" w:cs="Times New Roman"/>
-          <w:sz w:val="28"/>
-          <w:szCs w:val="28"/>
-        </w:rPr>
-        <w:t>tracert</w:t>
-      </w:r>
-      <w:proofErr w:type="spellEnd"/>
-      <w:r>
-        <w:rPr>
-          <w:rFonts w:ascii="Times New Roman" w:eastAsia="Times New Roman" w:hAnsi="Times New Roman" w:cs="Times New Roman"/>
-          <w:sz w:val="28"/>
-          <w:szCs w:val="28"/>
-        </w:rPr>
-        <w:t xml:space="preserve"> посылает ICMP-пакеты с увеличивающимся TTL, начиная с 1. Каждый маршрутизатор уменьшает TTL на 1. Когда TTL становится 0 – маршрутизатор отбрасывает пакет и отправляет обратно ICMP Time </w:t>
-      </w:r>
-      <w:proofErr w:type="spellStart"/>
-      <w:r>
-        <w:rPr>
-          <w:rFonts w:ascii="Times New Roman" w:eastAsia="Times New Roman" w:hAnsi="Times New Roman" w:cs="Times New Roman"/>
-          <w:sz w:val="28"/>
-          <w:szCs w:val="28"/>
-        </w:rPr>
-        <w:t>Exceeded</w:t>
-      </w:r>
-      <w:proofErr w:type="spellEnd"/>
-      <w:r>
-        <w:rPr>
-          <w:rFonts w:ascii="Times New Roman" w:eastAsia="Times New Roman" w:hAnsi="Times New Roman" w:cs="Times New Roman"/>
-          <w:sz w:val="28"/>
-          <w:szCs w:val="28"/>
-        </w:rPr>
-        <w:t xml:space="preserve">. Это позволяет </w:t>
-      </w:r>
-      <w:proofErr w:type="spellStart"/>
-      <w:r>
-        <w:rPr>
-          <w:rFonts w:ascii="Times New Roman" w:eastAsia="Times New Roman" w:hAnsi="Times New Roman" w:cs="Times New Roman"/>
-          <w:sz w:val="28"/>
-          <w:szCs w:val="28"/>
-        </w:rPr>
-        <w:t>tracert</w:t>
-      </w:r>
-      <w:proofErr w:type="spellEnd"/>
-      <w:r>
-        <w:rPr>
-          <w:rFonts w:ascii="Times New Roman" w:eastAsia="Times New Roman" w:hAnsi="Times New Roman" w:cs="Times New Roman"/>
-          <w:sz w:val="28"/>
-          <w:szCs w:val="28"/>
-        </w:rPr>
-        <w:t xml:space="preserve"> определить каждый узел на пути. TTL изменяется поэтапно, чтобы каждый узел по очереди откликнулся, и таким образом строится маршрут.</w:t>
-      </w:r>
-    </w:p>
-    <w:p>
-      <w:pPr>
-        <w:spacing w:before="240" w:after="240" w:line="240" w:lineRule="auto"/>
-        <w:rPr>
-          <w:rFonts w:ascii="Times New Roman" w:eastAsia="Times New Roman" w:hAnsi="Times New Roman" w:cs="Times New Roman"/>
-          <w:sz w:val="28"/>
-          <w:szCs w:val="28"/>
-        </w:rPr>
-      </w:pPr>
-      <w:r>
-        <w:rPr>
-          <w:rFonts w:ascii="Times New Roman" w:eastAsia="Times New Roman" w:hAnsi="Times New Roman" w:cs="Times New Roman"/>
+        <w:t>Оба типа позволяют tracert:</w:t>
+      </w:r>
+    </w:p>
+    <w:p>
+      <w:pPr>
+        <w:numPr>
+          <w:ilvl w:val="0"/>
+          <w:numId w:val="15"/>
+        </w:numPr>
+        <w:spacing w:before="240" w:line="240" w:lineRule="auto"/>
+        <w:rPr>
+          <w:rFonts w:ascii="Times New Roman" w:eastAsia="Times New Roman" w:hAnsi="Times New Roman" w:cs="Times New Roman"/>
+          <w:sz w:val="28"/>
+          <w:szCs w:val="28"/>
+        </w:rPr>
+      </w:pPr>
+      <w:r>
+        <w:rPr>
+          <w:rFonts w:ascii="Times New Roman" w:eastAsia="Times New Roman" w:hAnsi="Times New Roman" w:cs="Times New Roman"/>
+          <w:sz w:val="28"/>
+          <w:szCs w:val="28"/>
+        </w:rPr>
+        <w:t xml:space="preserve"> Узнать IP каждого промежуточного маршрутизатора (через error).</w:t>
+      </w:r>
+    </w:p>
+    <w:p>
+      <w:pPr>
+        <w:numPr>
+          <w:ilvl w:val="0"/>
+          <w:numId w:val="15"/>
+        </w:numPr>
+        <w:spacing w:after="200" w:line="240" w:lineRule="auto"/>
+        <w:rPr>
+          <w:rFonts w:ascii="Times New Roman" w:eastAsia="Times New Roman" w:hAnsi="Times New Roman" w:cs="Times New Roman"/>
+          <w:sz w:val="28"/>
+          <w:szCs w:val="28"/>
+        </w:rPr>
+      </w:pPr>
+      <w:r>
+        <w:rPr>
+          <w:rFonts w:ascii="Times New Roman" w:eastAsia="Times New Roman" w:hAnsi="Times New Roman" w:cs="Times New Roman"/>
+          <w:sz w:val="28"/>
+          <w:szCs w:val="28"/>
+        </w:rPr>
+        <w:t xml:space="preserve"> Подтвердить достижение конечного узла (через reply).</w:t>
+      </w:r>
+    </w:p>
+    <w:p>
+      <w:pPr>
+        <w:spacing w:after="200" w:line="240" w:lineRule="auto"/>
+        <w:rPr>
+          <w:lang w:val="ru-RU"/>
+        </w:rPr>
+      </w:pPr>
+      <w:r>
+        <w:rPr>
           <w:noProof/>
-          <w:sz w:val="28"/>
-          <w:szCs w:val="28"/>
-        </w:rPr>
+        </w:rPr>
+        <w:lastRenderedPageBreak/>
         <w:drawing>
-          <wp:inline distT="114300" distB="114300" distL="114300" distR="114300" wp14:anchorId="4620E9DE" wp14:editId="77B8C3C9">
-            <wp:extent cx="3796040" cy="2248044"/>
-            <wp:effectExtent l="0" t="0" r="0" b="0"/>
-            <wp:docPr id="8" name="image3.png"/>
-            <wp:cNvGraphicFramePr/>
+          <wp:inline distT="0" distB="0" distL="0" distR="0" wp14:anchorId="03479880" wp14:editId="6CB22882">
+            <wp:extent cx="6843395" cy="3611880"/>
+            <wp:effectExtent l="0" t="0" r="0" b="7620"/>
+            <wp:docPr id="1644725522" name="Рисунок 1"/>
+            <wp:cNvGraphicFramePr>
+              <a:graphicFrameLocks xmlns:a="http://schemas.openxmlformats.org/drawingml/2006/main" noChangeAspect="1"/>
+            </wp:cNvGraphicFramePr>
             <a:graphic xmlns:a="http://schemas.openxmlformats.org/drawingml/2006/main">
               <a:graphicData uri="http://schemas.openxmlformats.org/drawingml/2006/picture">
                 <pic:pic xmlns:pic="http://schemas.openxmlformats.org/drawingml/2006/picture">
                   <pic:nvPicPr>
-                    <pic:cNvPr id="0" name="image3.png"/>
-                    <pic:cNvPicPr preferRelativeResize="0"/>
+                    <pic:cNvPr id="1644725522" name=""/>
+                    <pic:cNvPicPr/>
                   </pic:nvPicPr>
                   <pic:blipFill>
-                    <a:blip r:embed="rId20"/>
-                    <a:srcRect/>
+                    <a:blip r:embed="rId18"/>
                     <a:stretch>
                       <a:fillRect/>
                     </a:stretch>
@@ -4579,12 +4515,11 @@
                   <pic:spPr>
                     <a:xfrm>
                       <a:off x="0" y="0"/>
-                      <a:ext cx="3796040" cy="2248044"/>
+                      <a:ext cx="6843395" cy="3611880"/>
                     </a:xfrm>
                     <a:prstGeom prst="rect">
                       <a:avLst/>
                     </a:prstGeom>
-                    <a:ln/>
                   </pic:spPr>
                 </pic:pic>
               </a:graphicData>
@@ -4595,578 +4530,6 @@
     </w:p>
     <w:p>
       <w:pPr>
-        <w:numPr>
-          <w:ilvl w:val="0"/>
-          <w:numId w:val="6"/>
-        </w:numPr>
-        <w:spacing w:before="240" w:after="240" w:line="240" w:lineRule="auto"/>
-        <w:rPr>
-          <w:rFonts w:ascii="Times New Roman" w:eastAsia="Times New Roman" w:hAnsi="Times New Roman" w:cs="Times New Roman"/>
-          <w:sz w:val="28"/>
-          <w:szCs w:val="28"/>
-        </w:rPr>
-      </w:pPr>
-      <w:r>
-        <w:rPr>
-          <w:rFonts w:ascii="Times New Roman" w:eastAsia="Times New Roman" w:hAnsi="Times New Roman" w:cs="Times New Roman"/>
-          <w:b/>
-          <w:sz w:val="28"/>
-          <w:szCs w:val="28"/>
-        </w:rPr>
-        <w:lastRenderedPageBreak/>
-        <w:t xml:space="preserve">Чем отличаются ICMP-пакеты, генерируемые </w:t>
-      </w:r>
-      <w:proofErr w:type="spellStart"/>
-      <w:r>
-        <w:rPr>
-          <w:rFonts w:ascii="Times New Roman" w:eastAsia="Times New Roman" w:hAnsi="Times New Roman" w:cs="Times New Roman"/>
-          <w:b/>
-          <w:sz w:val="28"/>
-          <w:szCs w:val="28"/>
-        </w:rPr>
-        <w:t>tracert</w:t>
-      </w:r>
-      <w:proofErr w:type="spellEnd"/>
-      <w:r>
-        <w:rPr>
-          <w:rFonts w:ascii="Times New Roman" w:eastAsia="Times New Roman" w:hAnsi="Times New Roman" w:cs="Times New Roman"/>
-          <w:b/>
-          <w:sz w:val="28"/>
-          <w:szCs w:val="28"/>
-        </w:rPr>
-        <w:t xml:space="preserve">, от ICMP-пакетов </w:t>
-      </w:r>
-      <w:proofErr w:type="spellStart"/>
-      <w:r>
-        <w:rPr>
-          <w:rFonts w:ascii="Times New Roman" w:eastAsia="Times New Roman" w:hAnsi="Times New Roman" w:cs="Times New Roman"/>
-          <w:b/>
-          <w:sz w:val="28"/>
-          <w:szCs w:val="28"/>
-        </w:rPr>
-        <w:t>ping</w:t>
-      </w:r>
-      <w:proofErr w:type="spellEnd"/>
-      <w:r>
-        <w:rPr>
-          <w:rFonts w:ascii="Times New Roman" w:eastAsia="Times New Roman" w:hAnsi="Times New Roman" w:cs="Times New Roman"/>
-          <w:b/>
-          <w:sz w:val="28"/>
-          <w:szCs w:val="28"/>
-        </w:rPr>
-        <w:t>?</w:t>
-      </w:r>
-    </w:p>
-    <w:p>
-      <w:pPr>
-        <w:spacing w:before="240" w:after="240" w:line="240" w:lineRule="auto"/>
-        <w:rPr>
-          <w:rFonts w:ascii="Times New Roman" w:eastAsia="Times New Roman" w:hAnsi="Times New Roman" w:cs="Times New Roman"/>
-          <w:sz w:val="28"/>
-          <w:szCs w:val="28"/>
-        </w:rPr>
-      </w:pPr>
-      <w:r>
-        <w:rPr>
-          <w:rFonts w:ascii="Times New Roman" w:eastAsia="Times New Roman" w:hAnsi="Times New Roman" w:cs="Times New Roman"/>
-          <w:sz w:val="28"/>
-          <w:szCs w:val="28"/>
-          <w:lang w:val="en-US"/>
-        </w:rPr>
-        <w:t xml:space="preserve">Ping </w:t>
-      </w:r>
-      <w:r>
-        <w:rPr>
-          <w:rFonts w:ascii="Times New Roman" w:eastAsia="Times New Roman" w:hAnsi="Times New Roman" w:cs="Times New Roman"/>
-          <w:sz w:val="28"/>
-          <w:szCs w:val="28"/>
-        </w:rPr>
-        <w:t>всегда</w:t>
-      </w:r>
-      <w:r>
-        <w:rPr>
-          <w:rFonts w:ascii="Times New Roman" w:eastAsia="Times New Roman" w:hAnsi="Times New Roman" w:cs="Times New Roman"/>
-          <w:sz w:val="28"/>
-          <w:szCs w:val="28"/>
-          <w:lang w:val="en-US"/>
-        </w:rPr>
-        <w:t xml:space="preserve"> </w:t>
-      </w:r>
-      <w:r>
-        <w:rPr>
-          <w:rFonts w:ascii="Times New Roman" w:eastAsia="Times New Roman" w:hAnsi="Times New Roman" w:cs="Times New Roman"/>
-          <w:sz w:val="28"/>
-          <w:szCs w:val="28"/>
-        </w:rPr>
-        <w:t>шлёт</w:t>
-      </w:r>
-      <w:r>
-        <w:rPr>
-          <w:rFonts w:ascii="Times New Roman" w:eastAsia="Times New Roman" w:hAnsi="Times New Roman" w:cs="Times New Roman"/>
-          <w:sz w:val="28"/>
-          <w:szCs w:val="28"/>
-          <w:lang w:val="en-US"/>
-        </w:rPr>
-        <w:t xml:space="preserve"> ICMP Echo Request </w:t>
-      </w:r>
-      <w:r>
-        <w:rPr>
-          <w:rFonts w:ascii="Times New Roman" w:eastAsia="Times New Roman" w:hAnsi="Times New Roman" w:cs="Times New Roman"/>
-          <w:sz w:val="28"/>
-          <w:szCs w:val="28"/>
-        </w:rPr>
-        <w:t>и</w:t>
-      </w:r>
-      <w:r>
-        <w:rPr>
-          <w:rFonts w:ascii="Times New Roman" w:eastAsia="Times New Roman" w:hAnsi="Times New Roman" w:cs="Times New Roman"/>
-          <w:sz w:val="28"/>
-          <w:szCs w:val="28"/>
-          <w:lang w:val="en-US"/>
-        </w:rPr>
-        <w:t xml:space="preserve"> </w:t>
-      </w:r>
-      <w:r>
-        <w:rPr>
-          <w:rFonts w:ascii="Times New Roman" w:eastAsia="Times New Roman" w:hAnsi="Times New Roman" w:cs="Times New Roman"/>
-          <w:sz w:val="28"/>
-          <w:szCs w:val="28"/>
-        </w:rPr>
-        <w:t>ждёт</w:t>
-      </w:r>
-      <w:r>
-        <w:rPr>
-          <w:rFonts w:ascii="Times New Roman" w:eastAsia="Times New Roman" w:hAnsi="Times New Roman" w:cs="Times New Roman"/>
-          <w:sz w:val="28"/>
-          <w:szCs w:val="28"/>
-          <w:lang w:val="en-US"/>
-        </w:rPr>
-        <w:t xml:space="preserve"> Echo Reply. </w:t>
-      </w:r>
-      <w:proofErr w:type="spellStart"/>
-      <w:r>
-        <w:rPr>
-          <w:rFonts w:ascii="Times New Roman" w:eastAsia="Times New Roman" w:hAnsi="Times New Roman" w:cs="Times New Roman"/>
-          <w:sz w:val="28"/>
-          <w:szCs w:val="28"/>
-        </w:rPr>
-        <w:t>Tracert</w:t>
-      </w:r>
-      <w:proofErr w:type="spellEnd"/>
-      <w:r>
-        <w:rPr>
-          <w:rFonts w:ascii="Times New Roman" w:eastAsia="Times New Roman" w:hAnsi="Times New Roman" w:cs="Times New Roman"/>
-          <w:sz w:val="28"/>
-          <w:szCs w:val="28"/>
-        </w:rPr>
-        <w:t xml:space="preserve"> использует ICMP </w:t>
-      </w:r>
-      <w:proofErr w:type="spellStart"/>
-      <w:r>
-        <w:rPr>
-          <w:rFonts w:ascii="Times New Roman" w:eastAsia="Times New Roman" w:hAnsi="Times New Roman" w:cs="Times New Roman"/>
-          <w:sz w:val="28"/>
-          <w:szCs w:val="28"/>
-        </w:rPr>
-        <w:t>Echo</w:t>
-      </w:r>
-      <w:proofErr w:type="spellEnd"/>
-      <w:r>
-        <w:rPr>
-          <w:rFonts w:ascii="Times New Roman" w:eastAsia="Times New Roman" w:hAnsi="Times New Roman" w:cs="Times New Roman"/>
-          <w:sz w:val="28"/>
-          <w:szCs w:val="28"/>
-        </w:rPr>
-        <w:t xml:space="preserve"> </w:t>
-      </w:r>
-      <w:proofErr w:type="spellStart"/>
-      <w:r>
-        <w:rPr>
-          <w:rFonts w:ascii="Times New Roman" w:eastAsia="Times New Roman" w:hAnsi="Times New Roman" w:cs="Times New Roman"/>
-          <w:sz w:val="28"/>
-          <w:szCs w:val="28"/>
-        </w:rPr>
-        <w:t>Request</w:t>
-      </w:r>
-      <w:proofErr w:type="spellEnd"/>
-      <w:r>
-        <w:rPr>
-          <w:rFonts w:ascii="Times New Roman" w:eastAsia="Times New Roman" w:hAnsi="Times New Roman" w:cs="Times New Roman"/>
-          <w:sz w:val="28"/>
-          <w:szCs w:val="28"/>
-        </w:rPr>
-        <w:t xml:space="preserve"> с разным TTL и анализирует:</w:t>
-      </w:r>
-    </w:p>
-    <w:p>
-      <w:pPr>
-        <w:numPr>
-          <w:ilvl w:val="0"/>
-          <w:numId w:val="9"/>
-        </w:numPr>
-        <w:spacing w:before="240" w:line="240" w:lineRule="auto"/>
-        <w:rPr>
-          <w:rFonts w:ascii="Times New Roman" w:eastAsia="Times New Roman" w:hAnsi="Times New Roman" w:cs="Times New Roman"/>
-          <w:sz w:val="28"/>
-          <w:szCs w:val="28"/>
-        </w:rPr>
-      </w:pPr>
-      <w:r>
-        <w:rPr>
-          <w:rFonts w:ascii="Times New Roman" w:eastAsia="Times New Roman" w:hAnsi="Times New Roman" w:cs="Times New Roman"/>
-          <w:sz w:val="28"/>
-          <w:szCs w:val="28"/>
-        </w:rPr>
-        <w:t xml:space="preserve"> ICMP Time </w:t>
-      </w:r>
-      <w:proofErr w:type="spellStart"/>
-      <w:r>
-        <w:rPr>
-          <w:rFonts w:ascii="Times New Roman" w:eastAsia="Times New Roman" w:hAnsi="Times New Roman" w:cs="Times New Roman"/>
-          <w:sz w:val="28"/>
-          <w:szCs w:val="28"/>
-        </w:rPr>
-        <w:t>Excedeed</w:t>
-      </w:r>
-      <w:proofErr w:type="spellEnd"/>
-      <w:r>
-        <w:rPr>
-          <w:rFonts w:ascii="Times New Roman" w:eastAsia="Times New Roman" w:hAnsi="Times New Roman" w:cs="Times New Roman"/>
-          <w:sz w:val="28"/>
-          <w:szCs w:val="28"/>
-        </w:rPr>
-        <w:t xml:space="preserve"> от промежуточных маршрутизаторов.</w:t>
-      </w:r>
-    </w:p>
-    <w:p>
-      <w:pPr>
-        <w:numPr>
-          <w:ilvl w:val="0"/>
-          <w:numId w:val="9"/>
-        </w:numPr>
-        <w:spacing w:after="240" w:line="240" w:lineRule="auto"/>
-        <w:rPr>
-          <w:rFonts w:ascii="Times New Roman" w:eastAsia="Times New Roman" w:hAnsi="Times New Roman" w:cs="Times New Roman"/>
-          <w:sz w:val="28"/>
-          <w:szCs w:val="28"/>
-        </w:rPr>
-      </w:pPr>
-      <w:r>
-        <w:rPr>
-          <w:rFonts w:ascii="Times New Roman" w:eastAsia="Times New Roman" w:hAnsi="Times New Roman" w:cs="Times New Roman"/>
-          <w:sz w:val="28"/>
-          <w:szCs w:val="28"/>
-        </w:rPr>
-        <w:t xml:space="preserve"> ICMP </w:t>
-      </w:r>
-      <w:proofErr w:type="spellStart"/>
-      <w:r>
-        <w:rPr>
-          <w:rFonts w:ascii="Times New Roman" w:eastAsia="Times New Roman" w:hAnsi="Times New Roman" w:cs="Times New Roman"/>
-          <w:sz w:val="28"/>
-          <w:szCs w:val="28"/>
-        </w:rPr>
-        <w:t>Echo</w:t>
-      </w:r>
-      <w:proofErr w:type="spellEnd"/>
-      <w:r>
-        <w:rPr>
-          <w:rFonts w:ascii="Times New Roman" w:eastAsia="Times New Roman" w:hAnsi="Times New Roman" w:cs="Times New Roman"/>
-          <w:sz w:val="28"/>
-          <w:szCs w:val="28"/>
-        </w:rPr>
-        <w:t xml:space="preserve"> </w:t>
-      </w:r>
-      <w:proofErr w:type="spellStart"/>
-      <w:r>
-        <w:rPr>
-          <w:rFonts w:ascii="Times New Roman" w:eastAsia="Times New Roman" w:hAnsi="Times New Roman" w:cs="Times New Roman"/>
-          <w:sz w:val="28"/>
-          <w:szCs w:val="28"/>
-        </w:rPr>
-        <w:t>Reply</w:t>
-      </w:r>
-      <w:proofErr w:type="spellEnd"/>
-      <w:r>
-        <w:rPr>
-          <w:rFonts w:ascii="Times New Roman" w:eastAsia="Times New Roman" w:hAnsi="Times New Roman" w:cs="Times New Roman"/>
-          <w:sz w:val="28"/>
-          <w:szCs w:val="28"/>
-        </w:rPr>
-        <w:t xml:space="preserve"> от конечного узла.</w:t>
-      </w:r>
-    </w:p>
-    <w:p>
-      <w:pPr>
-        <w:spacing w:before="240" w:after="240" w:line="240" w:lineRule="auto"/>
-        <w:rPr>
-          <w:rFonts w:ascii="Times New Roman" w:eastAsia="Times New Roman" w:hAnsi="Times New Roman" w:cs="Times New Roman"/>
-          <w:sz w:val="28"/>
-          <w:szCs w:val="28"/>
-        </w:rPr>
-      </w:pPr>
-      <w:r>
-        <w:rPr>
-          <w:rFonts w:ascii="Times New Roman" w:eastAsia="Times New Roman" w:hAnsi="Times New Roman" w:cs="Times New Roman"/>
-          <w:sz w:val="28"/>
-          <w:szCs w:val="28"/>
-        </w:rPr>
-        <w:t xml:space="preserve">То есть </w:t>
-      </w:r>
-      <w:proofErr w:type="spellStart"/>
-      <w:r>
-        <w:rPr>
-          <w:rFonts w:ascii="Times New Roman" w:eastAsia="Times New Roman" w:hAnsi="Times New Roman" w:cs="Times New Roman"/>
-          <w:sz w:val="28"/>
-          <w:szCs w:val="28"/>
-        </w:rPr>
-        <w:t>ping</w:t>
-      </w:r>
-      <w:proofErr w:type="spellEnd"/>
-      <w:r>
-        <w:rPr>
-          <w:rFonts w:ascii="Times New Roman" w:eastAsia="Times New Roman" w:hAnsi="Times New Roman" w:cs="Times New Roman"/>
-          <w:sz w:val="28"/>
-          <w:szCs w:val="28"/>
-        </w:rPr>
-        <w:t xml:space="preserve"> проверяет доступность узла, а </w:t>
-      </w:r>
-      <w:proofErr w:type="spellStart"/>
-      <w:r>
-        <w:rPr>
-          <w:rFonts w:ascii="Times New Roman" w:eastAsia="Times New Roman" w:hAnsi="Times New Roman" w:cs="Times New Roman"/>
-          <w:sz w:val="28"/>
-          <w:szCs w:val="28"/>
-        </w:rPr>
-        <w:t>tracert</w:t>
-      </w:r>
-      <w:proofErr w:type="spellEnd"/>
-      <w:r>
-        <w:rPr>
-          <w:rFonts w:ascii="Times New Roman" w:eastAsia="Times New Roman" w:hAnsi="Times New Roman" w:cs="Times New Roman"/>
-          <w:sz w:val="28"/>
-          <w:szCs w:val="28"/>
-        </w:rPr>
-        <w:t xml:space="preserve"> строит маршрут до него.</w:t>
-      </w:r>
-    </w:p>
-    <w:p>
-      <w:pPr>
-        <w:numPr>
-          <w:ilvl w:val="0"/>
-          <w:numId w:val="6"/>
-        </w:numPr>
-        <w:spacing w:before="240" w:after="240" w:line="240" w:lineRule="auto"/>
-        <w:rPr>
-          <w:rFonts w:ascii="Times New Roman" w:eastAsia="Times New Roman" w:hAnsi="Times New Roman" w:cs="Times New Roman"/>
-          <w:sz w:val="28"/>
-          <w:szCs w:val="28"/>
-        </w:rPr>
-      </w:pPr>
-      <w:r>
-        <w:rPr>
-          <w:rFonts w:ascii="Times New Roman" w:eastAsia="Times New Roman" w:hAnsi="Times New Roman" w:cs="Times New Roman"/>
-          <w:b/>
-          <w:sz w:val="28"/>
-          <w:szCs w:val="28"/>
-        </w:rPr>
-        <w:t xml:space="preserve">Чем отличаются ICMP </w:t>
-      </w:r>
-      <w:proofErr w:type="spellStart"/>
-      <w:r>
-        <w:rPr>
-          <w:rFonts w:ascii="Times New Roman" w:eastAsia="Times New Roman" w:hAnsi="Times New Roman" w:cs="Times New Roman"/>
-          <w:b/>
-          <w:sz w:val="28"/>
-          <w:szCs w:val="28"/>
-        </w:rPr>
-        <w:t>reply</w:t>
-      </w:r>
-      <w:proofErr w:type="spellEnd"/>
-      <w:r>
-        <w:rPr>
-          <w:rFonts w:ascii="Times New Roman" w:eastAsia="Times New Roman" w:hAnsi="Times New Roman" w:cs="Times New Roman"/>
-          <w:b/>
-          <w:sz w:val="28"/>
-          <w:szCs w:val="28"/>
-        </w:rPr>
-        <w:t xml:space="preserve"> от ICMP </w:t>
-      </w:r>
-      <w:proofErr w:type="spellStart"/>
-      <w:r>
-        <w:rPr>
-          <w:rFonts w:ascii="Times New Roman" w:eastAsia="Times New Roman" w:hAnsi="Times New Roman" w:cs="Times New Roman"/>
-          <w:b/>
-          <w:sz w:val="28"/>
-          <w:szCs w:val="28"/>
-        </w:rPr>
-        <w:t>error</w:t>
-      </w:r>
-      <w:proofErr w:type="spellEnd"/>
-      <w:r>
-        <w:rPr>
-          <w:rFonts w:ascii="Times New Roman" w:eastAsia="Times New Roman" w:hAnsi="Times New Roman" w:cs="Times New Roman"/>
-          <w:b/>
-          <w:sz w:val="28"/>
-          <w:szCs w:val="28"/>
-        </w:rPr>
-        <w:t xml:space="preserve"> и зачем нужны оба?</w:t>
-      </w:r>
-    </w:p>
-    <w:p>
-      <w:pPr>
-        <w:spacing w:before="240" w:line="240" w:lineRule="auto"/>
-        <w:rPr>
-          <w:rFonts w:ascii="Times New Roman" w:eastAsia="Times New Roman" w:hAnsi="Times New Roman" w:cs="Times New Roman"/>
-          <w:sz w:val="28"/>
-          <w:szCs w:val="28"/>
-        </w:rPr>
-      </w:pPr>
-      <w:r>
-        <w:rPr>
-          <w:rFonts w:ascii="Times New Roman" w:eastAsia="Times New Roman" w:hAnsi="Times New Roman" w:cs="Times New Roman"/>
-          <w:sz w:val="28"/>
-          <w:szCs w:val="28"/>
-        </w:rPr>
-        <w:t xml:space="preserve">ICMP </w:t>
-      </w:r>
-      <w:proofErr w:type="spellStart"/>
-      <w:r>
-        <w:rPr>
-          <w:rFonts w:ascii="Times New Roman" w:eastAsia="Times New Roman" w:hAnsi="Times New Roman" w:cs="Times New Roman"/>
-          <w:sz w:val="28"/>
-          <w:szCs w:val="28"/>
-        </w:rPr>
-        <w:t>reply</w:t>
-      </w:r>
-      <w:proofErr w:type="spellEnd"/>
-      <w:r>
-        <w:rPr>
-          <w:rFonts w:ascii="Times New Roman" w:eastAsia="Times New Roman" w:hAnsi="Times New Roman" w:cs="Times New Roman"/>
-          <w:sz w:val="28"/>
-          <w:szCs w:val="28"/>
-        </w:rPr>
-        <w:t xml:space="preserve"> – отклик от целевого хоста, подтверждающий, что он доступен.</w:t>
-      </w:r>
-    </w:p>
-    <w:p>
-      <w:pPr>
-        <w:spacing w:after="240" w:line="240" w:lineRule="auto"/>
-        <w:rPr>
-          <w:rFonts w:ascii="Times New Roman" w:eastAsia="Times New Roman" w:hAnsi="Times New Roman" w:cs="Times New Roman"/>
-          <w:sz w:val="28"/>
-          <w:szCs w:val="28"/>
-        </w:rPr>
-      </w:pPr>
-      <w:r>
-        <w:rPr>
-          <w:rFonts w:ascii="Times New Roman" w:eastAsia="Times New Roman" w:hAnsi="Times New Roman" w:cs="Times New Roman"/>
-          <w:sz w:val="28"/>
-          <w:szCs w:val="28"/>
-        </w:rPr>
-        <w:t xml:space="preserve">ICMP </w:t>
-      </w:r>
-      <w:proofErr w:type="spellStart"/>
-      <w:r>
-        <w:rPr>
-          <w:rFonts w:ascii="Times New Roman" w:eastAsia="Times New Roman" w:hAnsi="Times New Roman" w:cs="Times New Roman"/>
-          <w:sz w:val="28"/>
-          <w:szCs w:val="28"/>
-        </w:rPr>
-        <w:t>error</w:t>
-      </w:r>
-      <w:proofErr w:type="spellEnd"/>
-      <w:r>
-        <w:rPr>
-          <w:rFonts w:ascii="Times New Roman" w:eastAsia="Times New Roman" w:hAnsi="Times New Roman" w:cs="Times New Roman"/>
-          <w:sz w:val="28"/>
-          <w:szCs w:val="28"/>
-        </w:rPr>
-        <w:t xml:space="preserve"> – приходит от маршрутизаторов, когда TTL истекает. Эти пакеты нужны для определения маршрута.</w:t>
-      </w:r>
-    </w:p>
-    <w:p>
-      <w:pPr>
-        <w:spacing w:before="240" w:after="240" w:line="240" w:lineRule="auto"/>
-        <w:rPr>
-          <w:rFonts w:ascii="Times New Roman" w:eastAsia="Times New Roman" w:hAnsi="Times New Roman" w:cs="Times New Roman"/>
-          <w:sz w:val="28"/>
-          <w:szCs w:val="28"/>
-        </w:rPr>
-      </w:pPr>
-      <w:r>
-        <w:rPr>
-          <w:rFonts w:ascii="Times New Roman" w:eastAsia="Times New Roman" w:hAnsi="Times New Roman" w:cs="Times New Roman"/>
-          <w:sz w:val="28"/>
-          <w:szCs w:val="28"/>
-        </w:rPr>
-        <w:t xml:space="preserve">Оба типа позволяют </w:t>
-      </w:r>
-      <w:proofErr w:type="spellStart"/>
-      <w:r>
-        <w:rPr>
-          <w:rFonts w:ascii="Times New Roman" w:eastAsia="Times New Roman" w:hAnsi="Times New Roman" w:cs="Times New Roman"/>
-          <w:sz w:val="28"/>
-          <w:szCs w:val="28"/>
-        </w:rPr>
-        <w:t>tracert</w:t>
-      </w:r>
-      <w:proofErr w:type="spellEnd"/>
-      <w:r>
-        <w:rPr>
-          <w:rFonts w:ascii="Times New Roman" w:eastAsia="Times New Roman" w:hAnsi="Times New Roman" w:cs="Times New Roman"/>
-          <w:sz w:val="28"/>
-          <w:szCs w:val="28"/>
-        </w:rPr>
-        <w:t>:</w:t>
-      </w:r>
-    </w:p>
-    <w:p>
-      <w:pPr>
-        <w:numPr>
-          <w:ilvl w:val="0"/>
-          <w:numId w:val="15"/>
-        </w:numPr>
-        <w:spacing w:before="240" w:line="240" w:lineRule="auto"/>
-        <w:rPr>
-          <w:rFonts w:ascii="Times New Roman" w:eastAsia="Times New Roman" w:hAnsi="Times New Roman" w:cs="Times New Roman"/>
-          <w:sz w:val="28"/>
-          <w:szCs w:val="28"/>
-        </w:rPr>
-      </w:pPr>
-      <w:r>
-        <w:rPr>
-          <w:rFonts w:ascii="Times New Roman" w:eastAsia="Times New Roman" w:hAnsi="Times New Roman" w:cs="Times New Roman"/>
-          <w:sz w:val="28"/>
-          <w:szCs w:val="28"/>
-        </w:rPr>
-        <w:t xml:space="preserve"> Узнать IP каждого промежуточного маршрутизатора (через </w:t>
-      </w:r>
-      <w:proofErr w:type="spellStart"/>
-      <w:r>
-        <w:rPr>
-          <w:rFonts w:ascii="Times New Roman" w:eastAsia="Times New Roman" w:hAnsi="Times New Roman" w:cs="Times New Roman"/>
-          <w:sz w:val="28"/>
-          <w:szCs w:val="28"/>
-        </w:rPr>
-        <w:t>error</w:t>
-      </w:r>
-      <w:proofErr w:type="spellEnd"/>
-      <w:r>
-        <w:rPr>
-          <w:rFonts w:ascii="Times New Roman" w:eastAsia="Times New Roman" w:hAnsi="Times New Roman" w:cs="Times New Roman"/>
-          <w:sz w:val="28"/>
-          <w:szCs w:val="28"/>
-        </w:rPr>
-        <w:t>).</w:t>
-      </w:r>
-    </w:p>
-    <w:p>
-      <w:pPr>
-        <w:numPr>
-          <w:ilvl w:val="0"/>
-          <w:numId w:val="15"/>
-        </w:numPr>
         <w:spacing w:after="200" w:line="240" w:lineRule="auto"/>
         <w:rPr>
           <w:rFonts w:ascii="Times New Roman" w:eastAsia="Times New Roman" w:hAnsi="Times New Roman" w:cs="Times New Roman"/>
@@ -5176,63 +4539,25 @@
       </w:pPr>
       <w:r>
         <w:rPr>
-          <w:rFonts w:ascii="Times New Roman" w:eastAsia="Times New Roman" w:hAnsi="Times New Roman" w:cs="Times New Roman"/>
-          <w:sz w:val="28"/>
-          <w:szCs w:val="28"/>
-        </w:rPr>
-        <w:t xml:space="preserve"> Подтвердить достижение конечного узла (через </w:t>
-      </w:r>
-      <w:proofErr w:type="spellStart"/>
-      <w:r>
-        <w:rPr>
-          <w:rFonts w:ascii="Times New Roman" w:eastAsia="Times New Roman" w:hAnsi="Times New Roman" w:cs="Times New Roman"/>
-          <w:sz w:val="28"/>
-          <w:szCs w:val="28"/>
-        </w:rPr>
-        <w:t>reply</w:t>
-      </w:r>
-      <w:proofErr w:type="spellEnd"/>
-      <w:r>
-        <w:rPr>
-          <w:rFonts w:ascii="Times New Roman" w:eastAsia="Times New Roman" w:hAnsi="Times New Roman" w:cs="Times New Roman"/>
-          <w:sz w:val="28"/>
-          <w:szCs w:val="28"/>
-        </w:rPr>
-        <w:t>).</w:t>
-      </w:r>
-    </w:p>
-    <w:p>
-      <w:pPr>
-        <w:spacing w:after="200" w:line="240" w:lineRule="auto"/>
-        <w:rPr>
-          <w:rFonts w:ascii="Times New Roman" w:eastAsia="Times New Roman" w:hAnsi="Times New Roman" w:cs="Times New Roman"/>
-          <w:sz w:val="28"/>
-          <w:szCs w:val="28"/>
-        </w:rPr>
-      </w:pPr>
-      <w:r>
-        <w:rPr>
-          <w:rFonts w:ascii="Times New Roman" w:eastAsia="Times New Roman" w:hAnsi="Times New Roman" w:cs="Times New Roman"/>
           <w:noProof/>
-          <w:sz w:val="28"/>
-          <w:szCs w:val="28"/>
         </w:rPr>
         <w:drawing>
-          <wp:inline distT="114300" distB="114300" distL="114300" distR="114300" wp14:anchorId="063BE392" wp14:editId="4295FABB">
-            <wp:extent cx="3714750" cy="1743075"/>
+          <wp:inline distT="0" distB="0" distL="0" distR="0" wp14:anchorId="2EA4768D" wp14:editId="3168348A">
+            <wp:extent cx="6843395" cy="2329815"/>
             <wp:effectExtent l="0" t="0" r="0" b="0"/>
-            <wp:docPr id="11" name="image7.png"/>
-            <wp:cNvGraphicFramePr/>
+            <wp:docPr id="646334496" name="Рисунок 1"/>
+            <wp:cNvGraphicFramePr>
+              <a:graphicFrameLocks xmlns:a="http://schemas.openxmlformats.org/drawingml/2006/main" noChangeAspect="1"/>
+            </wp:cNvGraphicFramePr>
             <a:graphic xmlns:a="http://schemas.openxmlformats.org/drawingml/2006/main">
               <a:graphicData uri="http://schemas.openxmlformats.org/drawingml/2006/picture">
                 <pic:pic xmlns:pic="http://schemas.openxmlformats.org/drawingml/2006/picture">
                   <pic:nvPicPr>
-                    <pic:cNvPr id="0" name="image7.png"/>
-                    <pic:cNvPicPr preferRelativeResize="0"/>
+                    <pic:cNvPr id="646334496" name=""/>
+                    <pic:cNvPicPr/>
                   </pic:nvPicPr>
                   <pic:blipFill>
-                    <a:blip r:embed="rId21"/>
-                    <a:srcRect/>
+                    <a:blip r:embed="rId19"/>
                     <a:stretch>
                       <a:fillRect/>
                     </a:stretch>
@@ -5240,12 +4565,11 @@
                   <pic:spPr>
                     <a:xfrm>
                       <a:off x="0" y="0"/>
-                      <a:ext cx="3714750" cy="1743075"/>
+                      <a:ext cx="6843395" cy="2329815"/>
                     </a:xfrm>
                     <a:prstGeom prst="rect">
                       <a:avLst/>
                     </a:prstGeom>
-                    <a:ln/>
                   </pic:spPr>
                 </pic:pic>
               </a:graphicData>
@@ -5254,6 +4578,9 @@
         </w:drawing>
       </w:r>
       <w:r>
+        <w:t xml:space="preserve"> </w:t>
+      </w:r>
+      <w:r>
         <w:br w:type="page"/>
       </w:r>
     </w:p>
@@ -5287,133 +4614,231 @@
           <w:sz w:val="28"/>
           <w:szCs w:val="28"/>
         </w:rPr>
-        <w:t xml:space="preserve">Что изменится в работе </w:t>
-      </w:r>
-      <w:proofErr w:type="spellStart"/>
+        <w:t>Что изменится в работе tracert, если убрать ключ -d? Какой трафик будет генерироваться дополнительно?</w:t>
+      </w:r>
+    </w:p>
+    <w:p>
+      <w:pPr>
+        <w:spacing w:before="240" w:after="240" w:line="240" w:lineRule="auto"/>
+        <w:rPr>
+          <w:rFonts w:ascii="Times New Roman" w:eastAsia="Times New Roman" w:hAnsi="Times New Roman" w:cs="Times New Roman"/>
+          <w:sz w:val="28"/>
+          <w:szCs w:val="28"/>
+        </w:rPr>
+      </w:pPr>
+      <w:r>
+        <w:rPr>
+          <w:rFonts w:ascii="Times New Roman" w:eastAsia="Times New Roman" w:hAnsi="Times New Roman" w:cs="Times New Roman"/>
+          <w:sz w:val="28"/>
+          <w:szCs w:val="28"/>
+        </w:rPr>
+        <w:t>Ключ -d отключает обратное разрешение IP-адресов в доменные имена. Без -d tracert будет пытаться разрешить IP-адреса в имена хостов (через DNS). Это приведёт к дополнительному DNS-трафику, так как каждый IP будет запрашиваться у DNS-сервера.</w:t>
+      </w:r>
+    </w:p>
+    <w:p>
+      <w:pPr>
+        <w:spacing w:before="240" w:after="240" w:line="240" w:lineRule="auto"/>
+        <w:rPr>
+          <w:rFonts w:ascii="Times New Roman" w:eastAsia="Times New Roman" w:hAnsi="Times New Roman" w:cs="Times New Roman"/>
+          <w:sz w:val="28"/>
+          <w:szCs w:val="28"/>
+        </w:rPr>
+      </w:pPr>
+      <w:r>
+        <w:br w:type="page"/>
+      </w:r>
+    </w:p>
+    <w:p>
+      <w:pPr>
+        <w:pStyle w:val="1"/>
+        <w:spacing w:before="0" w:after="0" w:line="240" w:lineRule="auto"/>
+        <w:rPr>
+          <w:rFonts w:ascii="Times New Roman" w:eastAsia="Times New Roman" w:hAnsi="Times New Roman" w:cs="Times New Roman"/>
+          <w:sz w:val="37"/>
+          <w:szCs w:val="37"/>
+        </w:rPr>
+      </w:pPr>
+      <w:bookmarkStart w:id="10" w:name="_vz9czfkhg4qe" w:colFirst="0" w:colLast="0"/>
+      <w:bookmarkEnd w:id="10"/>
       <w:r>
         <w:rPr>
           <w:rFonts w:ascii="Times New Roman" w:eastAsia="Times New Roman" w:hAnsi="Times New Roman" w:cs="Times New Roman"/>
           <w:b/>
-          <w:sz w:val="28"/>
-          <w:szCs w:val="28"/>
-        </w:rPr>
-        <w:t>tracert</w:t>
-      </w:r>
-      <w:proofErr w:type="spellEnd"/>
-      <w:r>
+          <w:sz w:val="32"/>
+          <w:szCs w:val="32"/>
+        </w:rPr>
+        <w:lastRenderedPageBreak/>
+        <w:t>Анализ HTTP-трафика</w:t>
+      </w:r>
+    </w:p>
+    <w:p>
+      <w:pPr>
+        <w:pStyle w:val="2"/>
+        <w:spacing w:before="200" w:after="200" w:line="240" w:lineRule="auto"/>
         <w:rPr>
           <w:rFonts w:ascii="Times New Roman" w:eastAsia="Times New Roman" w:hAnsi="Times New Roman" w:cs="Times New Roman"/>
           <w:b/>
           <w:sz w:val="28"/>
           <w:szCs w:val="28"/>
         </w:rPr>
-        <w:t>, если убрать ключ -d? Какой трафик будет генерироваться дополнительно?</w:t>
-      </w:r>
-    </w:p>
-    <w:p>
-      <w:pPr>
-        <w:spacing w:before="240" w:after="240" w:line="240" w:lineRule="auto"/>
-        <w:rPr>
-          <w:rFonts w:ascii="Times New Roman" w:eastAsia="Times New Roman" w:hAnsi="Times New Roman" w:cs="Times New Roman"/>
-          <w:sz w:val="28"/>
-          <w:szCs w:val="28"/>
-        </w:rPr>
-      </w:pPr>
-      <w:r>
-        <w:rPr>
-          <w:rFonts w:ascii="Times New Roman" w:eastAsia="Times New Roman" w:hAnsi="Times New Roman" w:cs="Times New Roman"/>
-          <w:sz w:val="28"/>
-          <w:szCs w:val="28"/>
-        </w:rPr>
-        <w:t xml:space="preserve">Ключ -d отключает обратное разрешение IP-адресов в доменные имена. Без -d </w:t>
-      </w:r>
-      <w:proofErr w:type="spellStart"/>
-      <w:r>
-        <w:rPr>
-          <w:rFonts w:ascii="Times New Roman" w:eastAsia="Times New Roman" w:hAnsi="Times New Roman" w:cs="Times New Roman"/>
-          <w:sz w:val="28"/>
-          <w:szCs w:val="28"/>
-        </w:rPr>
-        <w:t>tracert</w:t>
-      </w:r>
-      <w:proofErr w:type="spellEnd"/>
-      <w:r>
-        <w:rPr>
-          <w:rFonts w:ascii="Times New Roman" w:eastAsia="Times New Roman" w:hAnsi="Times New Roman" w:cs="Times New Roman"/>
-          <w:sz w:val="28"/>
-          <w:szCs w:val="28"/>
-        </w:rPr>
-        <w:t xml:space="preserve"> будет пытаться разрешить IP-адреса в имена хостов (через DNS). Это приведёт к дополнительному DNS-трафику, так как каждый IP будет запрашиваться у DNS-сервера.</w:t>
-      </w:r>
-    </w:p>
-    <w:p>
-      <w:pPr>
-        <w:spacing w:before="240" w:after="240" w:line="240" w:lineRule="auto"/>
-        <w:rPr>
-          <w:rFonts w:ascii="Times New Roman" w:eastAsia="Times New Roman" w:hAnsi="Times New Roman" w:cs="Times New Roman"/>
-          <w:sz w:val="28"/>
-          <w:szCs w:val="28"/>
-        </w:rPr>
-      </w:pPr>
-      <w:r>
-        <w:rPr>
-          <w:rFonts w:ascii="Times New Roman" w:eastAsia="Times New Roman" w:hAnsi="Times New Roman" w:cs="Times New Roman"/>
-          <w:sz w:val="28"/>
-          <w:szCs w:val="28"/>
-        </w:rPr>
-        <w:t xml:space="preserve">Вот окно </w:t>
-      </w:r>
-      <w:proofErr w:type="spellStart"/>
-      <w:r>
-        <w:rPr>
-          <w:rFonts w:ascii="Times New Roman" w:eastAsia="Times New Roman" w:hAnsi="Times New Roman" w:cs="Times New Roman"/>
-          <w:sz w:val="28"/>
-          <w:szCs w:val="28"/>
-        </w:rPr>
-        <w:t>wireshark</w:t>
-      </w:r>
-      <w:proofErr w:type="spellEnd"/>
-      <w:r>
-        <w:rPr>
-          <w:rFonts w:ascii="Times New Roman" w:eastAsia="Times New Roman" w:hAnsi="Times New Roman" w:cs="Times New Roman"/>
-          <w:sz w:val="28"/>
-          <w:szCs w:val="28"/>
-        </w:rPr>
-        <w:t xml:space="preserve"> без ключа -d:</w:t>
-      </w:r>
-    </w:p>
-    <w:p>
-      <w:pPr>
-        <w:spacing w:before="240" w:after="240" w:line="240" w:lineRule="auto"/>
-        <w:rPr>
-          <w:rFonts w:ascii="Times New Roman" w:eastAsia="Times New Roman" w:hAnsi="Times New Roman" w:cs="Times New Roman"/>
-          <w:sz w:val="28"/>
-          <w:szCs w:val="28"/>
-        </w:rPr>
-      </w:pPr>
-      <w:r>
-        <w:rPr>
-          <w:rFonts w:ascii="Times New Roman" w:eastAsia="Times New Roman" w:hAnsi="Times New Roman" w:cs="Times New Roman"/>
-          <w:noProof/>
-          <w:sz w:val="28"/>
-          <w:szCs w:val="28"/>
+      </w:pPr>
+      <w:bookmarkStart w:id="11" w:name="_h54o64w1bz8q" w:colFirst="0" w:colLast="0"/>
+      <w:bookmarkEnd w:id="11"/>
+      <w:r>
+        <w:rPr>
+          <w:rFonts w:ascii="Times New Roman" w:eastAsia="Times New Roman" w:hAnsi="Times New Roman" w:cs="Times New Roman"/>
+          <w:b/>
+          <w:sz w:val="28"/>
+          <w:szCs w:val="28"/>
+        </w:rPr>
+        <w:t>Выполнение</w:t>
+      </w:r>
+    </w:p>
+    <w:p>
+      <w:pPr>
+        <w:spacing w:after="200" w:line="240" w:lineRule="auto"/>
+        <w:ind w:left="-5" w:right="326"/>
+        <w:jc w:val="both"/>
+        <w:rPr>
+          <w:rFonts w:ascii="Times New Roman" w:eastAsia="Times New Roman" w:hAnsi="Times New Roman" w:cs="Times New Roman"/>
+          <w:sz w:val="28"/>
+          <w:szCs w:val="28"/>
+        </w:rPr>
+      </w:pPr>
+      <w:r>
+        <w:rPr>
+          <w:rFonts w:ascii="Times New Roman" w:eastAsia="Times New Roman" w:hAnsi="Times New Roman" w:cs="Times New Roman"/>
+          <w:sz w:val="28"/>
+          <w:szCs w:val="28"/>
+        </w:rPr>
+        <w:t>Запустим анализ в Wireshark и перейдём на сайт</w:t>
+      </w:r>
+      <w:r>
+        <w:rPr>
+          <w:lang w:val="ru-RU"/>
+        </w:rPr>
+        <w:t xml:space="preserve"> </w:t>
+      </w:r>
+      <w:r>
+        <w:rPr>
+          <w:lang w:val="ru-RU"/>
+        </w:rPr>
+        <w:t>www.caa.</w:t>
+      </w:r>
+      <w:r>
+        <w:rPr>
+          <w:lang w:val="en-US"/>
+        </w:rPr>
+        <w:t>ru</w:t>
+      </w:r>
+      <w:r>
+        <w:rPr>
+          <w:rFonts w:ascii="Times New Roman" w:eastAsia="Times New Roman" w:hAnsi="Times New Roman" w:cs="Times New Roman"/>
+          <w:sz w:val="28"/>
+          <w:szCs w:val="28"/>
+        </w:rPr>
+        <w:t>. К сожалению, сайт, который подходит нам по варианту, мало того, что не обладает возможностью принимать условные GET-запросы, так еще и запрещает обращения по HTTP вместо HTTPS. Сколько раз не обновляй мы не можем получить ответ 304. Поэтому воспользуемся сайтом, который точно обладает такой возможностью.</w:t>
+      </w:r>
+    </w:p>
+    <w:p>
+      <w:pPr>
+        <w:spacing w:after="200" w:line="240" w:lineRule="auto"/>
+        <w:ind w:left="-5" w:right="326"/>
+        <w:jc w:val="both"/>
+        <w:rPr>
+          <w:rFonts w:ascii="Times New Roman" w:eastAsia="Times New Roman" w:hAnsi="Times New Roman" w:cs="Times New Roman"/>
+          <w:b/>
+          <w:bCs/>
+          <w:sz w:val="28"/>
+          <w:szCs w:val="28"/>
+          <w:lang w:val="ru-RU"/>
+        </w:rPr>
+      </w:pPr>
+      <w:r>
+        <w:rPr>
+          <w:rFonts w:ascii="Times New Roman" w:eastAsia="Times New Roman" w:hAnsi="Times New Roman" w:cs="Times New Roman"/>
+          <w:sz w:val="28"/>
+          <w:szCs w:val="28"/>
+        </w:rPr>
+        <w:t>Сначала просто зайдем на сайт</w:t>
+      </w:r>
+      <w:r>
+        <w:rPr>
+          <w:rFonts w:ascii="Times New Roman" w:eastAsia="Times New Roman" w:hAnsi="Times New Roman" w:cs="Times New Roman"/>
+          <w:sz w:val="28"/>
+          <w:szCs w:val="28"/>
+          <w:lang w:val="ru-RU"/>
+        </w:rPr>
+        <w:t xml:space="preserve"> </w:t>
+      </w:r>
+      <w:r>
+        <w:rPr>
+          <w:rFonts w:ascii="Times New Roman" w:eastAsia="Times New Roman" w:hAnsi="Times New Roman" w:cs="Times New Roman"/>
+          <w:b/>
+          <w:bCs/>
+          <w:sz w:val="28"/>
+          <w:szCs w:val="28"/>
+          <w:lang w:val="ru-RU"/>
+        </w:rPr>
+        <w:t>httpbin.org</w:t>
+      </w:r>
+    </w:p>
+    <w:p>
+      <w:pPr>
+        <w:spacing w:after="200" w:line="240" w:lineRule="auto"/>
+        <w:ind w:left="-5" w:right="326"/>
+        <w:jc w:val="both"/>
+        <w:rPr>
+          <w:rFonts w:ascii="Times New Roman" w:eastAsia="Times New Roman" w:hAnsi="Times New Roman" w:cs="Times New Roman"/>
+          <w:sz w:val="28"/>
+          <w:szCs w:val="28"/>
+        </w:rPr>
+      </w:pPr>
+      <w:r>
+        <w:rPr>
+          <w:rFonts w:ascii="Times New Roman" w:eastAsia="Times New Roman" w:hAnsi="Times New Roman" w:cs="Times New Roman"/>
+          <w:sz w:val="28"/>
+          <w:szCs w:val="28"/>
+        </w:rPr>
+        <w:t>.</w:t>
+      </w:r>
+    </w:p>
+    <w:p>
+      <w:pPr>
+        <w:spacing w:after="200" w:line="240" w:lineRule="auto"/>
+        <w:ind w:left="-5" w:right="326"/>
+        <w:jc w:val="both"/>
+        <w:rPr>
+          <w:rFonts w:ascii="Times New Roman" w:eastAsia="Times New Roman" w:hAnsi="Times New Roman" w:cs="Times New Roman"/>
+          <w:sz w:val="28"/>
+          <w:szCs w:val="28"/>
+          <w:lang w:val="ru-RU"/>
+        </w:rPr>
+      </w:pPr>
+      <w:r>
+        <w:rPr>
+          <w:rFonts w:ascii="Times New Roman" w:eastAsia="Times New Roman" w:hAnsi="Times New Roman" w:cs="Times New Roman"/>
+          <w:sz w:val="28"/>
+          <w:szCs w:val="28"/>
+          <w:lang w:val="ru-RU"/>
         </w:rPr>
         <w:drawing>
-          <wp:inline distT="114300" distB="114300" distL="114300" distR="114300" wp14:anchorId="0EC0B599" wp14:editId="12036402">
-            <wp:extent cx="6312263" cy="3384709"/>
+          <wp:inline distT="0" distB="0" distL="0" distR="0" wp14:anchorId="04F05300" wp14:editId="116ED281">
+            <wp:extent cx="6843395" cy="2822575"/>
             <wp:effectExtent l="0" t="0" r="0" b="0"/>
-            <wp:docPr id="23" name="image22.png"/>
-            <wp:cNvGraphicFramePr/>
+            <wp:docPr id="1155466699" name="Рисунок 1"/>
+            <wp:cNvGraphicFramePr>
+              <a:graphicFrameLocks xmlns:a="http://schemas.openxmlformats.org/drawingml/2006/main" noChangeAspect="1"/>
+            </wp:cNvGraphicFramePr>
             <a:graphic xmlns:a="http://schemas.openxmlformats.org/drawingml/2006/main">
               <a:graphicData uri="http://schemas.openxmlformats.org/drawingml/2006/picture">
                 <pic:pic xmlns:pic="http://schemas.openxmlformats.org/drawingml/2006/picture">
                   <pic:nvPicPr>
-                    <pic:cNvPr id="0" name="image22.png"/>
-                    <pic:cNvPicPr preferRelativeResize="0"/>
+                    <pic:cNvPr id="1155466699" name=""/>
+                    <pic:cNvPicPr/>
                   </pic:nvPicPr>
                   <pic:blipFill>
-                    <a:blip r:embed="rId22"/>
-                    <a:srcRect/>
+                    <a:blip r:embed="rId20"/>
                     <a:stretch>
                       <a:fillRect/>
                     </a:stretch>
@@ -5421,12 +4846,11 @@
                   <pic:spPr>
                     <a:xfrm>
                       <a:off x="0" y="0"/>
-                      <a:ext cx="6312263" cy="3384709"/>
+                      <a:ext cx="6843395" cy="2822575"/>
                     </a:xfrm>
                     <a:prstGeom prst="rect">
                       <a:avLst/>
                     </a:prstGeom>
-                    <a:ln/>
                   </pic:spPr>
                 </pic:pic>
               </a:graphicData>
@@ -5437,72 +4861,82 @@
     </w:p>
     <w:p>
       <w:pPr>
-        <w:spacing w:before="240" w:after="240" w:line="240" w:lineRule="auto"/>
-        <w:rPr>
-          <w:rFonts w:ascii="Times New Roman" w:eastAsia="Times New Roman" w:hAnsi="Times New Roman" w:cs="Times New Roman"/>
-          <w:sz w:val="28"/>
-          <w:szCs w:val="28"/>
-        </w:rPr>
-      </w:pPr>
-      <w:r>
-        <w:rPr>
-          <w:rFonts w:ascii="Times New Roman" w:eastAsia="Times New Roman" w:hAnsi="Times New Roman" w:cs="Times New Roman"/>
-          <w:sz w:val="28"/>
-          <w:szCs w:val="28"/>
-        </w:rPr>
-        <w:t xml:space="preserve">Вот окно </w:t>
-      </w:r>
-      <w:proofErr w:type="spellStart"/>
-      <w:r>
-        <w:rPr>
-          <w:rFonts w:ascii="Times New Roman" w:eastAsia="Times New Roman" w:hAnsi="Times New Roman" w:cs="Times New Roman"/>
-          <w:sz w:val="28"/>
-          <w:szCs w:val="28"/>
-        </w:rPr>
-        <w:t>wireshark</w:t>
-      </w:r>
-      <w:proofErr w:type="spellEnd"/>
-      <w:r>
-        <w:rPr>
-          <w:rFonts w:ascii="Times New Roman" w:eastAsia="Times New Roman" w:hAnsi="Times New Roman" w:cs="Times New Roman"/>
-          <w:sz w:val="28"/>
-          <w:szCs w:val="28"/>
-        </w:rPr>
-        <w:t xml:space="preserve"> с ключом -d:</w:t>
-      </w:r>
-    </w:p>
-    <w:p>
-      <w:pPr>
-        <w:spacing w:before="240" w:after="240" w:line="240" w:lineRule="auto"/>
-        <w:rPr>
-          <w:rFonts w:ascii="Times New Roman" w:eastAsia="Times New Roman" w:hAnsi="Times New Roman" w:cs="Times New Roman"/>
-          <w:sz w:val="28"/>
-          <w:szCs w:val="28"/>
-        </w:rPr>
-      </w:pPr>
-      <w:r>
-        <w:rPr>
-          <w:rFonts w:ascii="Times New Roman" w:eastAsia="Times New Roman" w:hAnsi="Times New Roman" w:cs="Times New Roman"/>
-          <w:noProof/>
+        <w:spacing w:after="200" w:line="240" w:lineRule="auto"/>
+        <w:ind w:left="-5" w:right="326"/>
+        <w:jc w:val="both"/>
+        <w:rPr>
+          <w:rFonts w:ascii="Times New Roman" w:eastAsia="Times New Roman" w:hAnsi="Times New Roman" w:cs="Times New Roman"/>
+          <w:sz w:val="28"/>
+          <w:szCs w:val="28"/>
+        </w:rPr>
+      </w:pPr>
+      <w:r>
+        <w:rPr>
+          <w:rFonts w:ascii="Times New Roman" w:eastAsia="Times New Roman" w:hAnsi="Times New Roman" w:cs="Times New Roman"/>
+          <w:sz w:val="28"/>
+          <w:szCs w:val="28"/>
+        </w:rPr>
+        <w:t>Заметим, что все отработало как надо, мы получаем ответ 200.</w:t>
+      </w:r>
+      <w:r>
+        <w:br w:type="page"/>
+      </w:r>
+    </w:p>
+    <w:p>
+      <w:pPr>
+        <w:spacing w:after="200" w:line="240" w:lineRule="auto"/>
+        <w:ind w:left="-5" w:right="326"/>
+        <w:jc w:val="both"/>
+        <w:rPr>
+          <w:rFonts w:ascii="Times New Roman" w:eastAsia="Times New Roman" w:hAnsi="Times New Roman" w:cs="Times New Roman"/>
+          <w:sz w:val="28"/>
+          <w:szCs w:val="28"/>
+        </w:rPr>
+      </w:pPr>
+      <w:r>
+        <w:rPr>
+          <w:rFonts w:ascii="Times New Roman" w:eastAsia="Times New Roman" w:hAnsi="Times New Roman" w:cs="Times New Roman"/>
+          <w:sz w:val="28"/>
+          <w:szCs w:val="28"/>
+        </w:rPr>
+        <w:lastRenderedPageBreak/>
+        <w:t>Теперь попробуем обновить страницу и посмотрим, что будет.</w:t>
+      </w:r>
+    </w:p>
+    <w:p>
+      <w:pPr>
+        <w:spacing w:after="200" w:line="240" w:lineRule="auto"/>
+        <w:ind w:left="-5" w:right="326"/>
+        <w:jc w:val="both"/>
+        <w:rPr>
+          <w:rFonts w:ascii="Times New Roman" w:eastAsia="Times New Roman" w:hAnsi="Times New Roman" w:cs="Times New Roman"/>
+          <w:sz w:val="28"/>
+          <w:szCs w:val="28"/>
+        </w:rPr>
+      </w:pPr>
+      <w:r>
+        <w:rPr>
+          <w:rFonts w:ascii="Times New Roman" w:eastAsia="Times New Roman" w:hAnsi="Times New Roman" w:cs="Times New Roman"/>
           <w:sz w:val="28"/>
           <w:szCs w:val="28"/>
         </w:rPr>
         <w:drawing>
-          <wp:inline distT="114300" distB="114300" distL="114300" distR="114300" wp14:anchorId="272067C3" wp14:editId="21395ED0">
-            <wp:extent cx="6197963" cy="3314788"/>
-            <wp:effectExtent l="0" t="0" r="0" b="0"/>
-            <wp:docPr id="2" name="image8.png"/>
-            <wp:cNvGraphicFramePr/>
+          <wp:inline distT="0" distB="0" distL="0" distR="0" wp14:anchorId="4656655E" wp14:editId="03B7BCDA">
+            <wp:extent cx="6843395" cy="3479165"/>
+            <wp:effectExtent l="0" t="0" r="0" b="6985"/>
+            <wp:docPr id="243033458" name="Рисунок 1"/>
+            <wp:cNvGraphicFramePr>
+              <a:graphicFrameLocks xmlns:a="http://schemas.openxmlformats.org/drawingml/2006/main" noChangeAspect="1"/>
+            </wp:cNvGraphicFramePr>
             <a:graphic xmlns:a="http://schemas.openxmlformats.org/drawingml/2006/main">
               <a:graphicData uri="http://schemas.openxmlformats.org/drawingml/2006/picture">
                 <pic:pic xmlns:pic="http://schemas.openxmlformats.org/drawingml/2006/picture">
                   <pic:nvPicPr>
-                    <pic:cNvPr id="0" name="image8.png"/>
-                    <pic:cNvPicPr preferRelativeResize="0"/>
+                    <pic:cNvPr id="243033458" name=""/>
+                    <pic:cNvPicPr/>
                   </pic:nvPicPr>
                   <pic:blipFill>
-                    <a:blip r:embed="rId23"/>
-                    <a:srcRect/>
+                    <a:blip r:embed="rId21"/>
                     <a:stretch>
                       <a:fillRect/>
                     </a:stretch>
@@ -5510,12 +4944,11 @@
                   <pic:spPr>
                     <a:xfrm>
                       <a:off x="0" y="0"/>
-                      <a:ext cx="6197963" cy="3314788"/>
+                      <a:ext cx="6843395" cy="3479165"/>
                     </a:xfrm>
                     <a:prstGeom prst="rect">
                       <a:avLst/>
                     </a:prstGeom>
-                    <a:ln/>
                   </pic:spPr>
                 </pic:pic>
               </a:graphicData>
@@ -5523,55 +4956,6 @@
           </wp:inline>
         </w:drawing>
       </w:r>
-      <w:r>
-        <w:br w:type="page"/>
-      </w:r>
-    </w:p>
-    <w:p>
-      <w:pPr>
-        <w:pStyle w:val="1"/>
-        <w:spacing w:before="0" w:after="0" w:line="240" w:lineRule="auto"/>
-        <w:rPr>
-          <w:rFonts w:ascii="Times New Roman" w:eastAsia="Times New Roman" w:hAnsi="Times New Roman" w:cs="Times New Roman"/>
-          <w:sz w:val="37"/>
-          <w:szCs w:val="37"/>
-        </w:rPr>
-      </w:pPr>
-      <w:bookmarkStart w:id="10" w:name="_vz9czfkhg4qe" w:colFirst="0" w:colLast="0"/>
-      <w:bookmarkEnd w:id="10"/>
-      <w:r>
-        <w:rPr>
-          <w:rFonts w:ascii="Times New Roman" w:eastAsia="Times New Roman" w:hAnsi="Times New Roman" w:cs="Times New Roman"/>
-          <w:b/>
-          <w:sz w:val="32"/>
-          <w:szCs w:val="32"/>
-        </w:rPr>
-        <w:lastRenderedPageBreak/>
-        <w:t>Анализ HTTP-трафика</w:t>
-      </w:r>
-    </w:p>
-    <w:p>
-      <w:pPr>
-        <w:pStyle w:val="2"/>
-        <w:spacing w:before="200" w:after="200" w:line="240" w:lineRule="auto"/>
-        <w:rPr>
-          <w:rFonts w:ascii="Times New Roman" w:eastAsia="Times New Roman" w:hAnsi="Times New Roman" w:cs="Times New Roman"/>
-          <w:b/>
-          <w:sz w:val="28"/>
-          <w:szCs w:val="28"/>
-        </w:rPr>
-      </w:pPr>
-      <w:bookmarkStart w:id="11" w:name="_h54o64w1bz8q" w:colFirst="0" w:colLast="0"/>
-      <w:bookmarkEnd w:id="11"/>
-      <w:r>
-        <w:rPr>
-          <w:rFonts w:ascii="Times New Roman" w:eastAsia="Times New Roman" w:hAnsi="Times New Roman" w:cs="Times New Roman"/>
-          <w:b/>
-          <w:sz w:val="28"/>
-          <w:szCs w:val="28"/>
-        </w:rPr>
-        <w:t>Выполнение</w:t>
-      </w:r>
     </w:p>
     <w:p>
       <w:pPr>
@@ -5590,141 +4974,23 @@
           <w:sz w:val="28"/>
           <w:szCs w:val="28"/>
         </w:rPr>
-        <w:t xml:space="preserve">Запустим анализ в </w:t>
-      </w:r>
-      <w:proofErr w:type="spellStart"/>
-      <w:r>
-        <w:rPr>
-          <w:rFonts w:ascii="Times New Roman" w:eastAsia="Times New Roman" w:hAnsi="Times New Roman" w:cs="Times New Roman"/>
-          <w:sz w:val="28"/>
-          <w:szCs w:val="28"/>
-        </w:rPr>
-        <w:t>Wireshark</w:t>
-      </w:r>
-      <w:proofErr w:type="spellEnd"/>
-      <w:r>
-        <w:rPr>
-          <w:rFonts w:ascii="Times New Roman" w:eastAsia="Times New Roman" w:hAnsi="Times New Roman" w:cs="Times New Roman"/>
-          <w:sz w:val="28"/>
-          <w:szCs w:val="28"/>
-        </w:rPr>
-        <w:t xml:space="preserve"> и перейдём на сайт</w:t>
-      </w:r>
-      <w:r>
-        <w:rPr>
-          <w:lang w:val="ru-RU"/>
-        </w:rPr>
-        <w:t xml:space="preserve"> </w:t>
-      </w:r>
-      <w:r>
-        <w:rPr>
-          <w:lang w:val="ru-RU"/>
-        </w:rPr>
-        <w:t>www.caa.com</w:t>
-      </w:r>
-      <w:r>
-        <w:rPr>
-          <w:rFonts w:ascii="Times New Roman" w:eastAsia="Times New Roman" w:hAnsi="Times New Roman" w:cs="Times New Roman"/>
-          <w:sz w:val="28"/>
-          <w:szCs w:val="28"/>
-        </w:rPr>
-        <w:t xml:space="preserve">. К сожалению, сайт, который подходит нам по варианту, мало того, что не обладает возможностью принимать условные GET-запросы, так еще и запрещает обращения по HTTP вместо HTTPS. Сколько раз не обновляй мы не можем получить ответ 304. Поэтому воспользуемся сайтом, который точно обладает такой возможностью, а именно сайтом </w:t>
-      </w:r>
-      <w:hyperlink r:id="rId24">
-        <w:r>
-          <w:rPr>
-            <w:rFonts w:ascii="Times New Roman" w:eastAsia="Times New Roman" w:hAnsi="Times New Roman" w:cs="Times New Roman"/>
-            <w:color w:val="1155CC"/>
-            <w:sz w:val="28"/>
-            <w:szCs w:val="28"/>
-            <w:u w:val="single"/>
-          </w:rPr>
-          <w:t>example.com</w:t>
-        </w:r>
-      </w:hyperlink>
-      <w:r>
-        <w:rPr>
-          <w:rFonts w:ascii="Times New Roman" w:eastAsia="Times New Roman" w:hAnsi="Times New Roman" w:cs="Times New Roman"/>
-          <w:sz w:val="28"/>
-          <w:szCs w:val="28"/>
-        </w:rPr>
-        <w:t>.</w:t>
-      </w:r>
-    </w:p>
-    <w:p>
-      <w:pPr>
-        <w:spacing w:after="200" w:line="240" w:lineRule="auto"/>
-        <w:ind w:left="-5" w:right="326"/>
-        <w:jc w:val="both"/>
-        <w:rPr>
-          <w:rFonts w:ascii="Times New Roman" w:eastAsia="Times New Roman" w:hAnsi="Times New Roman" w:cs="Times New Roman"/>
-          <w:sz w:val="28"/>
-          <w:szCs w:val="28"/>
-        </w:rPr>
-      </w:pPr>
-      <w:r>
-        <w:rPr>
-          <w:rFonts w:ascii="Times New Roman" w:eastAsia="Times New Roman" w:hAnsi="Times New Roman" w:cs="Times New Roman"/>
-          <w:sz w:val="28"/>
-          <w:szCs w:val="28"/>
-        </w:rPr>
-        <w:t xml:space="preserve">Сначала просто зайдем на сайт </w:t>
-      </w:r>
-      <w:hyperlink r:id="rId25">
-        <w:r>
-          <w:rPr>
-            <w:rFonts w:ascii="Times New Roman" w:eastAsia="Times New Roman" w:hAnsi="Times New Roman" w:cs="Times New Roman"/>
-            <w:color w:val="1155CC"/>
-            <w:sz w:val="28"/>
-            <w:szCs w:val="28"/>
-            <w:u w:val="single"/>
-          </w:rPr>
-          <w:t>example.com</w:t>
-        </w:r>
-      </w:hyperlink>
-      <w:r>
-        <w:rPr>
-          <w:rFonts w:ascii="Times New Roman" w:eastAsia="Times New Roman" w:hAnsi="Times New Roman" w:cs="Times New Roman"/>
-          <w:sz w:val="28"/>
-          <w:szCs w:val="28"/>
-        </w:rPr>
-        <w:t>.</w:t>
-      </w:r>
-    </w:p>
-    <w:p>
-      <w:pPr>
-        <w:spacing w:after="200" w:line="240" w:lineRule="auto"/>
-        <w:ind w:left="-5" w:right="326"/>
-        <w:jc w:val="both"/>
-        <w:rPr>
-          <w:rFonts w:ascii="Times New Roman" w:eastAsia="Times New Roman" w:hAnsi="Times New Roman" w:cs="Times New Roman"/>
-          <w:sz w:val="28"/>
-          <w:szCs w:val="28"/>
-        </w:rPr>
-      </w:pPr>
-      <w:r>
-        <w:rPr>
-          <w:rFonts w:ascii="Times New Roman" w:eastAsia="Times New Roman" w:hAnsi="Times New Roman" w:cs="Times New Roman"/>
-          <w:noProof/>
-          <w:sz w:val="28"/>
-          <w:szCs w:val="28"/>
-        </w:rPr>
         <w:drawing>
-          <wp:inline distT="114300" distB="114300" distL="114300" distR="114300" wp14:anchorId="30F7032B" wp14:editId="0F41458B">
-            <wp:extent cx="4978215" cy="2662444"/>
+          <wp:inline distT="0" distB="0" distL="0" distR="0" wp14:anchorId="2F610772" wp14:editId="51FEFF01">
+            <wp:extent cx="6843395" cy="3469005"/>
             <wp:effectExtent l="0" t="0" r="0" b="0"/>
-            <wp:docPr id="21" name="image17.png"/>
-            <wp:cNvGraphicFramePr/>
+            <wp:docPr id="1916968535" name="Рисунок 1"/>
+            <wp:cNvGraphicFramePr>
+              <a:graphicFrameLocks xmlns:a="http://schemas.openxmlformats.org/drawingml/2006/main" noChangeAspect="1"/>
+            </wp:cNvGraphicFramePr>
             <a:graphic xmlns:a="http://schemas.openxmlformats.org/drawingml/2006/main">
               <a:graphicData uri="http://schemas.openxmlformats.org/drawingml/2006/picture">
                 <pic:pic xmlns:pic="http://schemas.openxmlformats.org/drawingml/2006/picture">
                   <pic:nvPicPr>
-                    <pic:cNvPr id="0" name="image17.png"/>
-                    <pic:cNvPicPr preferRelativeResize="0"/>
+                    <pic:cNvPr id="1916968535" name=""/>
+                    <pic:cNvPicPr/>
                   </pic:nvPicPr>
                   <pic:blipFill>
-                    <a:blip r:embed="rId26"/>
-                    <a:srcRect/>
+                    <a:blip r:embed="rId22"/>
                     <a:stretch>
                       <a:fillRect/>
                     </a:stretch>
@@ -5732,12 +4998,11 @@
                   <pic:spPr>
                     <a:xfrm>
                       <a:off x="0" y="0"/>
-                      <a:ext cx="4978215" cy="2662444"/>
+                      <a:ext cx="6843395" cy="3469005"/>
                     </a:xfrm>
                     <a:prstGeom prst="rect">
                       <a:avLst/>
                     </a:prstGeom>
-                    <a:ln/>
                   </pic:spPr>
                 </pic:pic>
               </a:graphicData>
@@ -5757,16 +5022,73 @@
           <w:szCs w:val="28"/>
         </w:rPr>
       </w:pPr>
-      <w:r>
-        <w:rPr>
-          <w:rFonts w:ascii="Times New Roman" w:eastAsia="Times New Roman" w:hAnsi="Times New Roman" w:cs="Times New Roman"/>
-          <w:sz w:val="28"/>
-          <w:szCs w:val="28"/>
-        </w:rPr>
-        <w:t>Заметим, что все отработало как надо, мы получаем ответ 200.</w:t>
+    </w:p>
+    <w:p>
+      <w:pPr>
+        <w:spacing w:before="240" w:after="240" w:line="240" w:lineRule="auto"/>
+        <w:jc w:val="both"/>
+        <w:rPr>
+          <w:rFonts w:ascii="Times New Roman" w:eastAsia="Times New Roman" w:hAnsi="Times New Roman" w:cs="Times New Roman"/>
+          <w:sz w:val="28"/>
+          <w:szCs w:val="28"/>
+        </w:rPr>
+      </w:pPr>
+      <w:r>
+        <w:rPr>
+          <w:rFonts w:ascii="Times New Roman" w:eastAsia="Times New Roman" w:hAnsi="Times New Roman" w:cs="Times New Roman"/>
+          <w:sz w:val="28"/>
+          <w:szCs w:val="28"/>
+        </w:rPr>
+        <w:t>Заметим, что мы получаем совсем другую ситуацию. Здесь у нас получилось отправить условный GET-запрос. И мы получаем ответ 304 от сервера. Это можно понять по появившимся полям Last-Modified и If-Modified-Since.</w:t>
       </w:r>
       <w:r>
         <w:br w:type="page"/>
+      </w:r>
+    </w:p>
+    <w:p>
+      <w:pPr>
+        <w:pStyle w:val="1"/>
+        <w:spacing w:before="0" w:after="0" w:line="240" w:lineRule="auto"/>
+        <w:rPr>
+          <w:rFonts w:ascii="Times New Roman" w:eastAsia="Times New Roman" w:hAnsi="Times New Roman" w:cs="Times New Roman"/>
+          <w:sz w:val="37"/>
+          <w:szCs w:val="37"/>
+        </w:rPr>
+      </w:pPr>
+      <w:bookmarkStart w:id="12" w:name="_nud8synksgr0" w:colFirst="0" w:colLast="0"/>
+      <w:bookmarkEnd w:id="12"/>
+      <w:r>
+        <w:rPr>
+          <w:rFonts w:ascii="Times New Roman" w:eastAsia="Times New Roman" w:hAnsi="Times New Roman" w:cs="Times New Roman"/>
+          <w:b/>
+          <w:sz w:val="32"/>
+          <w:szCs w:val="32"/>
+        </w:rPr>
+        <w:lastRenderedPageBreak/>
+        <w:t>Анализ ARP-трафика</w:t>
+      </w:r>
+    </w:p>
+    <w:p>
+      <w:pPr>
+        <w:pStyle w:val="2"/>
+        <w:spacing w:before="200" w:after="200" w:line="240" w:lineRule="auto"/>
+        <w:rPr>
+          <w:rFonts w:ascii="Times New Roman" w:eastAsia="Times New Roman" w:hAnsi="Times New Roman" w:cs="Times New Roman"/>
+          <w:b/>
+          <w:sz w:val="28"/>
+          <w:szCs w:val="28"/>
+        </w:rPr>
+      </w:pPr>
+      <w:bookmarkStart w:id="13" w:name="_s40ulsxuc8q7" w:colFirst="0" w:colLast="0"/>
+      <w:bookmarkEnd w:id="13"/>
+      <w:r>
+        <w:rPr>
+          <w:rFonts w:ascii="Times New Roman" w:eastAsia="Times New Roman" w:hAnsi="Times New Roman" w:cs="Times New Roman"/>
+          <w:b/>
+          <w:sz w:val="28"/>
+          <w:szCs w:val="28"/>
+        </w:rPr>
+        <w:t>Выполнение</w:t>
       </w:r>
     </w:p>
     <w:p>
@@ -5786,8 +5108,7 @@
           <w:sz w:val="28"/>
           <w:szCs w:val="28"/>
         </w:rPr>
-        <w:lastRenderedPageBreak/>
-        <w:t>Теперь попробуем обновить страницу и посмотрим, что будет.</w:t>
+        <w:t>Для начала очистим ARP-таблицу с помощью команды:</w:t>
       </w:r>
     </w:p>
     <w:p>
@@ -5797,33 +5118,90 @@
         <w:jc w:val="both"/>
         <w:rPr>
           <w:rFonts w:ascii="Times New Roman" w:eastAsia="Times New Roman" w:hAnsi="Times New Roman" w:cs="Times New Roman"/>
-          <w:sz w:val="28"/>
-          <w:szCs w:val="28"/>
-        </w:rPr>
-      </w:pPr>
-      <w:r>
-        <w:rPr>
-          <w:rFonts w:ascii="Times New Roman" w:eastAsia="Times New Roman" w:hAnsi="Times New Roman" w:cs="Times New Roman"/>
-          <w:noProof/>
+          <w:b/>
+          <w:i/>
+          <w:sz w:val="28"/>
+          <w:szCs w:val="28"/>
+        </w:rPr>
+      </w:pPr>
+      <w:r>
+        <w:rPr>
+          <w:rFonts w:ascii="Times New Roman" w:eastAsia="Times New Roman" w:hAnsi="Times New Roman" w:cs="Times New Roman"/>
+          <w:b/>
+          <w:i/>
+          <w:sz w:val="28"/>
+          <w:szCs w:val="28"/>
+        </w:rPr>
+        <w:t>netsh interface ip delete arpcache</w:t>
+      </w:r>
+    </w:p>
+    <w:p>
+      <w:pPr>
+        <w:spacing w:after="200" w:line="240" w:lineRule="auto"/>
+        <w:ind w:right="326"/>
+        <w:jc w:val="both"/>
+        <w:rPr>
+          <w:rFonts w:ascii="Times New Roman" w:eastAsia="Times New Roman" w:hAnsi="Times New Roman" w:cs="Times New Roman"/>
+          <w:sz w:val="28"/>
+          <w:szCs w:val="28"/>
+          <w:lang w:val="en-US"/>
+        </w:rPr>
+      </w:pPr>
+    </w:p>
+    <w:p>
+      <w:pPr>
+        <w:spacing w:after="200" w:line="240" w:lineRule="auto"/>
+        <w:ind w:left="-5" w:right="326"/>
+        <w:jc w:val="both"/>
+        <w:rPr>
+          <w:rFonts w:ascii="Times New Roman" w:eastAsia="Times New Roman" w:hAnsi="Times New Roman" w:cs="Times New Roman"/>
+          <w:sz w:val="28"/>
+          <w:szCs w:val="28"/>
+        </w:rPr>
+      </w:pPr>
+      <w:r>
+        <w:rPr>
+          <w:rFonts w:ascii="Times New Roman" w:eastAsia="Times New Roman" w:hAnsi="Times New Roman" w:cs="Times New Roman"/>
+          <w:sz w:val="28"/>
+          <w:szCs w:val="28"/>
+        </w:rPr>
+        <w:t>Получим вот такую ARP-таблицу:</w:t>
+      </w:r>
+    </w:p>
+    <w:p>
+      <w:pPr>
+        <w:spacing w:after="200" w:line="240" w:lineRule="auto"/>
+        <w:ind w:left="-5" w:right="326"/>
+        <w:jc w:val="both"/>
+        <w:rPr>
+          <w:rFonts w:ascii="Times New Roman" w:eastAsia="Times New Roman" w:hAnsi="Times New Roman" w:cs="Times New Roman"/>
+          <w:sz w:val="28"/>
+          <w:szCs w:val="28"/>
+        </w:rPr>
+      </w:pPr>
+      <w:r>
+        <w:rPr>
+          <w:rFonts w:ascii="Times New Roman" w:eastAsia="Times New Roman" w:hAnsi="Times New Roman" w:cs="Times New Roman"/>
           <w:sz w:val="28"/>
           <w:szCs w:val="28"/>
         </w:rPr>
         <w:drawing>
-          <wp:inline distT="114300" distB="114300" distL="114300" distR="114300" wp14:anchorId="56158C75" wp14:editId="13BA4FBB">
-            <wp:extent cx="5021724" cy="2608779"/>
+          <wp:inline distT="0" distB="0" distL="0" distR="0" wp14:anchorId="5CE67C1F" wp14:editId="11349B23">
+            <wp:extent cx="4772691" cy="2762636"/>
             <wp:effectExtent l="0" t="0" r="0" b="0"/>
-            <wp:docPr id="3" name="image6.png"/>
-            <wp:cNvGraphicFramePr/>
+            <wp:docPr id="1189422565" name="Рисунок 1"/>
+            <wp:cNvGraphicFramePr>
+              <a:graphicFrameLocks xmlns:a="http://schemas.openxmlformats.org/drawingml/2006/main" noChangeAspect="1"/>
+            </wp:cNvGraphicFramePr>
             <a:graphic xmlns:a="http://schemas.openxmlformats.org/drawingml/2006/main">
               <a:graphicData uri="http://schemas.openxmlformats.org/drawingml/2006/picture">
                 <pic:pic xmlns:pic="http://schemas.openxmlformats.org/drawingml/2006/picture">
                   <pic:nvPicPr>
-                    <pic:cNvPr id="0" name="image6.png"/>
-                    <pic:cNvPicPr preferRelativeResize="0"/>
+                    <pic:cNvPr id="1189422565" name=""/>
+                    <pic:cNvPicPr/>
                   </pic:nvPicPr>
                   <pic:blipFill>
-                    <a:blip r:embed="rId27"/>
-                    <a:srcRect/>
+                    <a:blip r:embed="rId23"/>
                     <a:stretch>
                       <a:fillRect/>
                     </a:stretch>
@@ -5831,12 +5209,11 @@
                   <pic:spPr>
                     <a:xfrm>
                       <a:off x="0" y="0"/>
-                      <a:ext cx="5021724" cy="2608779"/>
+                      <a:ext cx="4772691" cy="2762636"/>
                     </a:xfrm>
                     <a:prstGeom prst="rect">
                       <a:avLst/>
                     </a:prstGeom>
-                    <a:ln/>
                   </pic:spPr>
                 </pic:pic>
               </a:graphicData>
@@ -5859,26 +5236,82 @@
       <w:r>
         <w:rPr>
           <w:rFonts w:ascii="Times New Roman" w:eastAsia="Times New Roman" w:hAnsi="Times New Roman" w:cs="Times New Roman"/>
-          <w:noProof/>
+          <w:sz w:val="28"/>
+          <w:szCs w:val="28"/>
+        </w:rPr>
+        <w:t xml:space="preserve">После удаления кэша браузера отправимся на сайт </w:t>
+      </w:r>
+      <w:hyperlink r:id="rId24" w:history="1">
+        <w:r>
+          <w:rPr>
+            <w:rStyle w:val="a5"/>
+            <w:lang w:val="ru-RU"/>
+          </w:rPr>
+          <w:t>www.caa.</w:t>
+        </w:r>
+        <w:r>
+          <w:rPr>
+            <w:rStyle w:val="a5"/>
+            <w:lang w:val="en-US"/>
+          </w:rPr>
+          <w:t>ru</w:t>
+        </w:r>
+      </w:hyperlink>
+      <w:r>
+        <w:rPr>
+          <w:lang w:val="ru-RU"/>
+        </w:rPr>
+        <w:t xml:space="preserve"> </w:t>
+      </w:r>
+      <w:r>
+        <w:rPr>
+          <w:lang w:val="ru-RU"/>
+        </w:rPr>
+        <w:t xml:space="preserve"> </w:t>
+      </w:r>
+      <w:r>
+        <w:rPr>
+          <w:rFonts w:ascii="Times New Roman" w:eastAsia="Times New Roman" w:hAnsi="Times New Roman" w:cs="Times New Roman"/>
+          <w:sz w:val="28"/>
+          <w:szCs w:val="28"/>
+        </w:rPr>
+        <w:t>и увидим новую запись в ARP-таблице.</w:t>
+      </w:r>
+    </w:p>
+    <w:p>
+      <w:pPr>
+        <w:spacing w:after="200" w:line="240" w:lineRule="auto"/>
+        <w:ind w:left="-5" w:right="326"/>
+        <w:jc w:val="both"/>
+        <w:rPr>
+          <w:rFonts w:ascii="Times New Roman" w:eastAsia="Times New Roman" w:hAnsi="Times New Roman" w:cs="Times New Roman"/>
+          <w:sz w:val="28"/>
+          <w:szCs w:val="28"/>
+        </w:rPr>
+      </w:pPr>
+      <w:r>
+        <w:rPr>
+          <w:rFonts w:ascii="Times New Roman" w:eastAsia="Times New Roman" w:hAnsi="Times New Roman" w:cs="Times New Roman"/>
           <w:sz w:val="28"/>
           <w:szCs w:val="28"/>
         </w:rPr>
         <w:drawing>
-          <wp:inline distT="114300" distB="114300" distL="114300" distR="114300" wp14:anchorId="6D9169A2" wp14:editId="7E8E6E99">
-            <wp:extent cx="5016863" cy="454173"/>
+          <wp:inline distT="0" distB="0" distL="0" distR="0" wp14:anchorId="0809E681" wp14:editId="7EDC86C0">
+            <wp:extent cx="4582164" cy="2762636"/>
             <wp:effectExtent l="0" t="0" r="0" b="0"/>
-            <wp:docPr id="18" name="image14.png"/>
-            <wp:cNvGraphicFramePr/>
+            <wp:docPr id="1248415520" name="Рисунок 1"/>
+            <wp:cNvGraphicFramePr>
+              <a:graphicFrameLocks xmlns:a="http://schemas.openxmlformats.org/drawingml/2006/main" noChangeAspect="1"/>
+            </wp:cNvGraphicFramePr>
             <a:graphic xmlns:a="http://schemas.openxmlformats.org/drawingml/2006/main">
               <a:graphicData uri="http://schemas.openxmlformats.org/drawingml/2006/picture">
                 <pic:pic xmlns:pic="http://schemas.openxmlformats.org/drawingml/2006/picture">
                   <pic:nvPicPr>
-                    <pic:cNvPr id="0" name="image14.png"/>
-                    <pic:cNvPicPr preferRelativeResize="0"/>
+                    <pic:cNvPr id="1248415520" name=""/>
+                    <pic:cNvPicPr/>
                   </pic:nvPicPr>
                   <pic:blipFill>
-                    <a:blip r:embed="rId28"/>
-                    <a:srcRect/>
+                    <a:blip r:embed="rId25"/>
                     <a:stretch>
                       <a:fillRect/>
                     </a:stretch>
@@ -5886,12 +5319,11 @@
                   <pic:spPr>
                     <a:xfrm>
                       <a:off x="0" y="0"/>
-                      <a:ext cx="5016863" cy="454173"/>
+                      <a:ext cx="4582164" cy="2762636"/>
                     </a:xfrm>
                     <a:prstGeom prst="rect">
                       <a:avLst/>
                     </a:prstGeom>
-                    <a:ln/>
                   </pic:spPr>
                 </pic:pic>
               </a:graphicData>
@@ -5914,26 +5346,243 @@
       <w:r>
         <w:rPr>
           <w:rFonts w:ascii="Times New Roman" w:eastAsia="Times New Roman" w:hAnsi="Times New Roman" w:cs="Times New Roman"/>
-          <w:noProof/>
+          <w:sz w:val="28"/>
+          <w:szCs w:val="28"/>
+        </w:rPr>
+        <w:t>Заметим, что это вообще не похоже на IP адрес сайта, на который мы перешли. А всё, потому что MAC-адреса используются только в локальной сети. Мы не сможем увидеть ARP-запрос, который узнаёт MAC-адрес нашего сайта, так как его и вовсе нет. Но мы видим IP-адрес 192.168.</w:t>
+      </w:r>
+      <w:r>
+        <w:rPr>
+          <w:rFonts w:ascii="Times New Roman" w:eastAsia="Times New Roman" w:hAnsi="Times New Roman" w:cs="Times New Roman"/>
+          <w:sz w:val="28"/>
+          <w:szCs w:val="28"/>
+          <w:lang w:val="en-US"/>
+        </w:rPr>
+        <w:t>0</w:t>
+      </w:r>
+      <w:r>
+        <w:rPr>
+          <w:rFonts w:ascii="Times New Roman" w:eastAsia="Times New Roman" w:hAnsi="Times New Roman" w:cs="Times New Roman"/>
+          <w:sz w:val="28"/>
+          <w:szCs w:val="28"/>
+        </w:rPr>
+        <w:t>.1. Вероятнее всего это IP нашего маршрутизатора, который как раз таки и взялся в дальнейшем уже за поиск того сайта, на который мы перешли.</w:t>
+      </w:r>
+    </w:p>
+    <w:p>
+      <w:pPr>
+        <w:pStyle w:val="2"/>
+        <w:spacing w:before="240" w:after="240" w:line="240" w:lineRule="auto"/>
+        <w:rPr>
+          <w:rFonts w:ascii="Times New Roman" w:eastAsia="Times New Roman" w:hAnsi="Times New Roman" w:cs="Times New Roman"/>
+          <w:b/>
+          <w:sz w:val="28"/>
+          <w:szCs w:val="28"/>
+        </w:rPr>
+      </w:pPr>
+      <w:bookmarkStart w:id="14" w:name="_h220gjph2q6z" w:colFirst="0" w:colLast="0"/>
+      <w:bookmarkEnd w:id="14"/>
+      <w:r>
+        <w:rPr>
+          <w:rFonts w:ascii="Times New Roman" w:eastAsia="Times New Roman" w:hAnsi="Times New Roman" w:cs="Times New Roman"/>
+          <w:b/>
+          <w:sz w:val="28"/>
+          <w:szCs w:val="28"/>
+        </w:rPr>
+        <w:lastRenderedPageBreak/>
+        <w:t>Ответы на вопросы:</w:t>
+      </w:r>
+    </w:p>
+    <w:p>
+      <w:pPr>
+        <w:numPr>
+          <w:ilvl w:val="0"/>
+          <w:numId w:val="3"/>
+        </w:numPr>
+        <w:spacing w:before="240" w:after="240" w:line="240" w:lineRule="auto"/>
+        <w:rPr>
+          <w:rFonts w:ascii="Times New Roman" w:eastAsia="Times New Roman" w:hAnsi="Times New Roman" w:cs="Times New Roman"/>
+          <w:b/>
+          <w:sz w:val="28"/>
+          <w:szCs w:val="28"/>
+        </w:rPr>
+      </w:pPr>
+      <w:r>
+        <w:rPr>
+          <w:rFonts w:ascii="Times New Roman" w:eastAsia="Times New Roman" w:hAnsi="Times New Roman" w:cs="Times New Roman"/>
+          <w:b/>
+          <w:sz w:val="28"/>
+          <w:szCs w:val="28"/>
+        </w:rPr>
+        <w:t>Какие МАС-адреса присутствуют в захваченных пакетах ARPпротокола? Что означают эти адреса? Какие устройства они идентифицируют?</w:t>
+      </w:r>
+    </w:p>
+    <w:p>
+      <w:pPr>
+        <w:spacing w:before="240" w:after="240" w:line="240" w:lineRule="auto"/>
+        <w:rPr>
+          <w:rFonts w:ascii="Times New Roman" w:eastAsia="Times New Roman" w:hAnsi="Times New Roman" w:cs="Times New Roman"/>
+          <w:sz w:val="28"/>
+          <w:szCs w:val="28"/>
+        </w:rPr>
+      </w:pPr>
+      <w:r>
+        <w:rPr>
+          <w:rFonts w:ascii="Times New Roman" w:eastAsia="Times New Roman" w:hAnsi="Times New Roman" w:cs="Times New Roman"/>
+          <w:sz w:val="28"/>
+          <w:szCs w:val="28"/>
+        </w:rPr>
+        <w:t>В ARP-пакетах мы увидим два типа MAC-адресов:</w:t>
+      </w:r>
+    </w:p>
+    <w:p>
+      <w:pPr>
+        <w:numPr>
+          <w:ilvl w:val="0"/>
+          <w:numId w:val="5"/>
+        </w:numPr>
+        <w:spacing w:before="240" w:line="240" w:lineRule="auto"/>
+        <w:rPr>
+          <w:rFonts w:ascii="Times New Roman" w:eastAsia="Times New Roman" w:hAnsi="Times New Roman" w:cs="Times New Roman"/>
+          <w:sz w:val="28"/>
+          <w:szCs w:val="28"/>
+        </w:rPr>
+      </w:pPr>
+      <w:r>
+        <w:rPr>
+          <w:rFonts w:ascii="Times New Roman" w:eastAsia="Times New Roman" w:hAnsi="Times New Roman" w:cs="Times New Roman"/>
+          <w:sz w:val="28"/>
+          <w:szCs w:val="28"/>
+        </w:rPr>
+        <w:t>MAC-адрес отправителя запроса – адрес нашего компьютера. Он используется в поле Sender MAC-address</w:t>
+      </w:r>
+    </w:p>
+    <w:p>
+      <w:pPr>
+        <w:numPr>
+          <w:ilvl w:val="0"/>
+          <w:numId w:val="5"/>
+        </w:numPr>
+        <w:spacing w:line="240" w:lineRule="auto"/>
+        <w:rPr>
+          <w:rFonts w:ascii="Times New Roman" w:eastAsia="Times New Roman" w:hAnsi="Times New Roman" w:cs="Times New Roman"/>
+          <w:sz w:val="28"/>
+          <w:szCs w:val="28"/>
+        </w:rPr>
+      </w:pPr>
+      <w:r>
+        <w:rPr>
+          <w:rFonts w:ascii="Times New Roman" w:eastAsia="Times New Roman" w:hAnsi="Times New Roman" w:cs="Times New Roman"/>
+          <w:sz w:val="28"/>
+          <w:szCs w:val="28"/>
+        </w:rPr>
+        <w:t>MAC-адрес искомого устройства:</w:t>
+      </w:r>
+    </w:p>
+    <w:p>
+      <w:pPr>
+        <w:numPr>
+          <w:ilvl w:val="1"/>
+          <w:numId w:val="5"/>
+        </w:numPr>
+        <w:spacing w:line="240" w:lineRule="auto"/>
+        <w:rPr>
+          <w:rFonts w:ascii="Times New Roman" w:eastAsia="Times New Roman" w:hAnsi="Times New Roman" w:cs="Times New Roman"/>
+          <w:sz w:val="28"/>
+          <w:szCs w:val="28"/>
+        </w:rPr>
+      </w:pPr>
+      <w:r>
+        <w:rPr>
+          <w:rFonts w:ascii="Times New Roman" w:eastAsia="Times New Roman" w:hAnsi="Times New Roman" w:cs="Times New Roman"/>
+          <w:sz w:val="28"/>
+          <w:szCs w:val="28"/>
+        </w:rPr>
+        <w:t>В ARP-запросе (who-has) поле Target MAC Address будет заполнено нулями, потому что он ещё известен.</w:t>
+      </w:r>
+    </w:p>
+    <w:p>
+      <w:pPr>
+        <w:numPr>
+          <w:ilvl w:val="1"/>
+          <w:numId w:val="5"/>
+        </w:numPr>
+        <w:spacing w:after="200" w:line="240" w:lineRule="auto"/>
+        <w:rPr>
+          <w:rFonts w:ascii="Times New Roman" w:eastAsia="Times New Roman" w:hAnsi="Times New Roman" w:cs="Times New Roman"/>
+          <w:sz w:val="28"/>
+          <w:szCs w:val="28"/>
+        </w:rPr>
+      </w:pPr>
+      <w:r>
+        <w:rPr>
+          <w:rFonts w:ascii="Times New Roman" w:eastAsia="Times New Roman" w:hAnsi="Times New Roman" w:cs="Times New Roman"/>
+          <w:sz w:val="28"/>
+          <w:szCs w:val="28"/>
+        </w:rPr>
+        <w:t>В ARP-ответе (is-at) это будет MAC-адрес шлюза/маршрутизатора, провайдера или другого узла локальной сети, связанного с IP, на который отправляется запрос.</w:t>
+      </w:r>
+      <w:r>
+        <w:br w:type="page"/>
+      </w:r>
+    </w:p>
+    <w:p>
+      <w:pPr>
+        <w:numPr>
+          <w:ilvl w:val="0"/>
+          <w:numId w:val="3"/>
+        </w:numPr>
+        <w:spacing w:before="200" w:after="240" w:line="240" w:lineRule="auto"/>
+        <w:rPr>
+          <w:rFonts w:ascii="Times New Roman" w:eastAsia="Times New Roman" w:hAnsi="Times New Roman" w:cs="Times New Roman"/>
+          <w:b/>
+          <w:sz w:val="28"/>
+          <w:szCs w:val="28"/>
+        </w:rPr>
+      </w:pPr>
+      <w:r>
+        <w:rPr>
+          <w:rFonts w:ascii="Times New Roman" w:eastAsia="Times New Roman" w:hAnsi="Times New Roman" w:cs="Times New Roman"/>
+          <w:b/>
+          <w:sz w:val="28"/>
+          <w:szCs w:val="28"/>
+        </w:rPr>
+        <w:lastRenderedPageBreak/>
+        <w:t>Какие МАС-адреса присутствуют в захваченных HTTP-пакетах и что означают эти адреса? Что означают эти адреса? Какие устройства они идентифицируют?</w:t>
+      </w:r>
+    </w:p>
+    <w:p>
+      <w:pPr>
+        <w:spacing w:before="240" w:after="240" w:line="240" w:lineRule="auto"/>
+        <w:rPr>
+          <w:rFonts w:ascii="Times New Roman" w:eastAsia="Times New Roman" w:hAnsi="Times New Roman" w:cs="Times New Roman"/>
+          <w:sz w:val="28"/>
+          <w:szCs w:val="28"/>
+        </w:rPr>
+      </w:pPr>
+      <w:r>
+        <w:rPr>
+          <w:rFonts w:ascii="Times New Roman" w:eastAsia="Times New Roman" w:hAnsi="Times New Roman" w:cs="Times New Roman"/>
           <w:sz w:val="28"/>
           <w:szCs w:val="28"/>
         </w:rPr>
         <w:drawing>
-          <wp:inline distT="114300" distB="114300" distL="114300" distR="114300" wp14:anchorId="3935E270" wp14:editId="633CAA18">
-            <wp:extent cx="5093063" cy="453978"/>
+          <wp:inline distT="0" distB="0" distL="0" distR="0" wp14:anchorId="61110133" wp14:editId="022AD344">
+            <wp:extent cx="6843395" cy="3913505"/>
             <wp:effectExtent l="0" t="0" r="0" b="0"/>
-            <wp:docPr id="1" name="image11.png"/>
-            <wp:cNvGraphicFramePr/>
+            <wp:docPr id="1783583841" name="Рисунок 1"/>
+            <wp:cNvGraphicFramePr>
+              <a:graphicFrameLocks xmlns:a="http://schemas.openxmlformats.org/drawingml/2006/main" noChangeAspect="1"/>
+            </wp:cNvGraphicFramePr>
             <a:graphic xmlns:a="http://schemas.openxmlformats.org/drawingml/2006/main">
               <a:graphicData uri="http://schemas.openxmlformats.org/drawingml/2006/picture">
                 <pic:pic xmlns:pic="http://schemas.openxmlformats.org/drawingml/2006/picture">
                   <pic:nvPicPr>
-                    <pic:cNvPr id="0" name="image11.png"/>
-                    <pic:cNvPicPr preferRelativeResize="0"/>
+                    <pic:cNvPr id="1783583841" name=""/>
+                    <pic:cNvPicPr/>
                   </pic:nvPicPr>
                   <pic:blipFill>
-                    <a:blip r:embed="rId29"/>
-                    <a:srcRect/>
+                    <a:blip r:embed="rId26"/>
                     <a:stretch>
                       <a:fillRect/>
                     </a:stretch>
@@ -5941,12 +5590,11 @@
                   <pic:spPr>
                     <a:xfrm>
                       <a:off x="0" y="0"/>
-                      <a:ext cx="5093063" cy="453978"/>
+                      <a:ext cx="6843395" cy="3913505"/>
                     </a:xfrm>
                     <a:prstGeom prst="rect">
                       <a:avLst/>
                     </a:prstGeom>
-                    <a:ln/>
                   </pic:spPr>
                 </pic:pic>
               </a:graphicData>
@@ -5958,578 +5606,81 @@
     <w:p>
       <w:pPr>
         <w:spacing w:before="240" w:after="240" w:line="240" w:lineRule="auto"/>
-        <w:jc w:val="both"/>
-        <w:rPr>
-          <w:rFonts w:ascii="Times New Roman" w:eastAsia="Times New Roman" w:hAnsi="Times New Roman" w:cs="Times New Roman"/>
-          <w:sz w:val="28"/>
-          <w:szCs w:val="28"/>
-        </w:rPr>
-      </w:pPr>
-      <w:r>
-        <w:rPr>
-          <w:rFonts w:ascii="Times New Roman" w:eastAsia="Times New Roman" w:hAnsi="Times New Roman" w:cs="Times New Roman"/>
-          <w:sz w:val="28"/>
-          <w:szCs w:val="28"/>
-        </w:rPr>
-        <w:t xml:space="preserve">Заметим, что мы получаем совсем другую ситуацию. Здесь у нас получилось отправить условный GET-запрос. И мы получаем ответ 304 от сервера. Это можно понять по появившимся полям </w:t>
-      </w:r>
-      <w:proofErr w:type="spellStart"/>
-      <w:r>
-        <w:rPr>
-          <w:rFonts w:ascii="Times New Roman" w:eastAsia="Times New Roman" w:hAnsi="Times New Roman" w:cs="Times New Roman"/>
-          <w:sz w:val="28"/>
-          <w:szCs w:val="28"/>
-        </w:rPr>
-        <w:t>Last-Modified</w:t>
-      </w:r>
-      <w:proofErr w:type="spellEnd"/>
-      <w:r>
-        <w:rPr>
-          <w:rFonts w:ascii="Times New Roman" w:eastAsia="Times New Roman" w:hAnsi="Times New Roman" w:cs="Times New Roman"/>
-          <w:sz w:val="28"/>
-          <w:szCs w:val="28"/>
-        </w:rPr>
-        <w:t xml:space="preserve"> и </w:t>
-      </w:r>
-      <w:proofErr w:type="spellStart"/>
-      <w:r>
-        <w:rPr>
-          <w:rFonts w:ascii="Times New Roman" w:eastAsia="Times New Roman" w:hAnsi="Times New Roman" w:cs="Times New Roman"/>
-          <w:sz w:val="28"/>
-          <w:szCs w:val="28"/>
-        </w:rPr>
-        <w:t>If-Modified-Since</w:t>
-      </w:r>
-      <w:proofErr w:type="spellEnd"/>
-      <w:r>
-        <w:rPr>
-          <w:rFonts w:ascii="Times New Roman" w:eastAsia="Times New Roman" w:hAnsi="Times New Roman" w:cs="Times New Roman"/>
-          <w:sz w:val="28"/>
-          <w:szCs w:val="28"/>
-        </w:rPr>
-        <w:t>.</w:t>
-      </w:r>
-      <w:r>
-        <w:br w:type="page"/>
-      </w:r>
-    </w:p>
-    <w:p>
-      <w:pPr>
-        <w:pStyle w:val="1"/>
-        <w:spacing w:before="0" w:after="0" w:line="240" w:lineRule="auto"/>
-        <w:rPr>
-          <w:rFonts w:ascii="Times New Roman" w:eastAsia="Times New Roman" w:hAnsi="Times New Roman" w:cs="Times New Roman"/>
-          <w:sz w:val="37"/>
-          <w:szCs w:val="37"/>
-        </w:rPr>
-      </w:pPr>
-      <w:bookmarkStart w:id="12" w:name="_nud8synksgr0" w:colFirst="0" w:colLast="0"/>
-      <w:bookmarkEnd w:id="12"/>
-      <w:r>
-        <w:rPr>
-          <w:rFonts w:ascii="Times New Roman" w:eastAsia="Times New Roman" w:hAnsi="Times New Roman" w:cs="Times New Roman"/>
-          <w:b/>
-          <w:sz w:val="32"/>
-          <w:szCs w:val="32"/>
-        </w:rPr>
-        <w:lastRenderedPageBreak/>
-        <w:t>Анализ ARP-трафика</w:t>
-      </w:r>
-    </w:p>
-    <w:p>
-      <w:pPr>
-        <w:pStyle w:val="2"/>
-        <w:spacing w:before="200" w:after="200" w:line="240" w:lineRule="auto"/>
-        <w:rPr>
-          <w:rFonts w:ascii="Times New Roman" w:eastAsia="Times New Roman" w:hAnsi="Times New Roman" w:cs="Times New Roman"/>
-          <w:b/>
-          <w:sz w:val="28"/>
-          <w:szCs w:val="28"/>
-        </w:rPr>
-      </w:pPr>
-      <w:bookmarkStart w:id="13" w:name="_s40ulsxuc8q7" w:colFirst="0" w:colLast="0"/>
-      <w:bookmarkEnd w:id="13"/>
-      <w:r>
-        <w:rPr>
-          <w:rFonts w:ascii="Times New Roman" w:eastAsia="Times New Roman" w:hAnsi="Times New Roman" w:cs="Times New Roman"/>
-          <w:b/>
-          <w:sz w:val="28"/>
-          <w:szCs w:val="28"/>
-        </w:rPr>
-        <w:t>Выполнение</w:t>
-      </w:r>
-    </w:p>
-    <w:p>
-      <w:pPr>
-        <w:spacing w:after="200" w:line="240" w:lineRule="auto"/>
-        <w:ind w:left="-5" w:right="326"/>
-        <w:jc w:val="both"/>
-        <w:rPr>
-          <w:rFonts w:ascii="Times New Roman" w:eastAsia="Times New Roman" w:hAnsi="Times New Roman" w:cs="Times New Roman"/>
-          <w:sz w:val="28"/>
-          <w:szCs w:val="28"/>
-        </w:rPr>
-      </w:pPr>
-      <w:r>
-        <w:rPr>
-          <w:rFonts w:ascii="Times New Roman" w:eastAsia="Times New Roman" w:hAnsi="Times New Roman" w:cs="Times New Roman"/>
-          <w:sz w:val="28"/>
-          <w:szCs w:val="28"/>
-        </w:rPr>
-        <w:t>Для начала очистим ARP-таблицу с помощью команды:</w:t>
-      </w:r>
-    </w:p>
-    <w:p>
-      <w:pPr>
-        <w:spacing w:after="200" w:line="240" w:lineRule="auto"/>
-        <w:ind w:left="-5" w:right="326"/>
-        <w:jc w:val="both"/>
-        <w:rPr>
-          <w:rFonts w:ascii="Times New Roman" w:eastAsia="Times New Roman" w:hAnsi="Times New Roman" w:cs="Times New Roman"/>
-          <w:b/>
-          <w:i/>
-          <w:sz w:val="28"/>
-          <w:szCs w:val="28"/>
-        </w:rPr>
-      </w:pPr>
-      <w:proofErr w:type="spellStart"/>
-      <w:r>
-        <w:rPr>
-          <w:rFonts w:ascii="Times New Roman" w:eastAsia="Times New Roman" w:hAnsi="Times New Roman" w:cs="Times New Roman"/>
-          <w:b/>
-          <w:i/>
-          <w:sz w:val="28"/>
-          <w:szCs w:val="28"/>
-        </w:rPr>
-        <w:t>netsh</w:t>
-      </w:r>
-      <w:proofErr w:type="spellEnd"/>
-      <w:r>
-        <w:rPr>
-          <w:rFonts w:ascii="Times New Roman" w:eastAsia="Times New Roman" w:hAnsi="Times New Roman" w:cs="Times New Roman"/>
-          <w:b/>
-          <w:i/>
-          <w:sz w:val="28"/>
-          <w:szCs w:val="28"/>
-        </w:rPr>
-        <w:t xml:space="preserve"> </w:t>
-      </w:r>
-      <w:proofErr w:type="spellStart"/>
-      <w:r>
-        <w:rPr>
-          <w:rFonts w:ascii="Times New Roman" w:eastAsia="Times New Roman" w:hAnsi="Times New Roman" w:cs="Times New Roman"/>
-          <w:b/>
-          <w:i/>
-          <w:sz w:val="28"/>
-          <w:szCs w:val="28"/>
-        </w:rPr>
-        <w:t>interface</w:t>
-      </w:r>
-      <w:proofErr w:type="spellEnd"/>
-      <w:r>
-        <w:rPr>
-          <w:rFonts w:ascii="Times New Roman" w:eastAsia="Times New Roman" w:hAnsi="Times New Roman" w:cs="Times New Roman"/>
-          <w:b/>
-          <w:i/>
-          <w:sz w:val="28"/>
-          <w:szCs w:val="28"/>
-        </w:rPr>
-        <w:t xml:space="preserve"> </w:t>
-      </w:r>
-      <w:proofErr w:type="spellStart"/>
-      <w:r>
-        <w:rPr>
-          <w:rFonts w:ascii="Times New Roman" w:eastAsia="Times New Roman" w:hAnsi="Times New Roman" w:cs="Times New Roman"/>
-          <w:b/>
-          <w:i/>
-          <w:sz w:val="28"/>
-          <w:szCs w:val="28"/>
-        </w:rPr>
-        <w:t>ip</w:t>
-      </w:r>
-      <w:proofErr w:type="spellEnd"/>
-      <w:r>
-        <w:rPr>
-          <w:rFonts w:ascii="Times New Roman" w:eastAsia="Times New Roman" w:hAnsi="Times New Roman" w:cs="Times New Roman"/>
-          <w:b/>
-          <w:i/>
-          <w:sz w:val="28"/>
-          <w:szCs w:val="28"/>
-        </w:rPr>
-        <w:t xml:space="preserve"> </w:t>
-      </w:r>
-      <w:proofErr w:type="spellStart"/>
-      <w:r>
-        <w:rPr>
-          <w:rFonts w:ascii="Times New Roman" w:eastAsia="Times New Roman" w:hAnsi="Times New Roman" w:cs="Times New Roman"/>
-          <w:b/>
-          <w:i/>
-          <w:sz w:val="28"/>
-          <w:szCs w:val="28"/>
-        </w:rPr>
-        <w:t>delete</w:t>
-      </w:r>
-      <w:proofErr w:type="spellEnd"/>
-      <w:r>
-        <w:rPr>
-          <w:rFonts w:ascii="Times New Roman" w:eastAsia="Times New Roman" w:hAnsi="Times New Roman" w:cs="Times New Roman"/>
-          <w:b/>
-          <w:i/>
-          <w:sz w:val="28"/>
-          <w:szCs w:val="28"/>
-        </w:rPr>
-        <w:t xml:space="preserve"> </w:t>
-      </w:r>
-      <w:proofErr w:type="spellStart"/>
-      <w:r>
-        <w:rPr>
-          <w:rFonts w:ascii="Times New Roman" w:eastAsia="Times New Roman" w:hAnsi="Times New Roman" w:cs="Times New Roman"/>
-          <w:b/>
-          <w:i/>
-          <w:sz w:val="28"/>
-          <w:szCs w:val="28"/>
-        </w:rPr>
-        <w:t>arpcache</w:t>
-      </w:r>
-      <w:proofErr w:type="spellEnd"/>
-    </w:p>
-    <w:p>
-      <w:pPr>
-        <w:spacing w:after="200" w:line="240" w:lineRule="auto"/>
-        <w:ind w:left="-5" w:right="326"/>
-        <w:jc w:val="both"/>
-        <w:rPr>
-          <w:rFonts w:ascii="Times New Roman" w:eastAsia="Times New Roman" w:hAnsi="Times New Roman" w:cs="Times New Roman"/>
-          <w:sz w:val="28"/>
-          <w:szCs w:val="28"/>
-        </w:rPr>
-      </w:pPr>
-      <w:r>
-        <w:rPr>
-          <w:rFonts w:ascii="Times New Roman" w:eastAsia="Times New Roman" w:hAnsi="Times New Roman" w:cs="Times New Roman"/>
-          <w:noProof/>
-          <w:sz w:val="28"/>
-          <w:szCs w:val="28"/>
-        </w:rPr>
-        <w:drawing>
-          <wp:inline distT="114300" distB="114300" distL="114300" distR="114300" wp14:anchorId="29563888" wp14:editId="6BC37CC4">
-            <wp:extent cx="5162550" cy="409575"/>
-            <wp:effectExtent l="0" t="0" r="0" b="0"/>
-            <wp:docPr id="24" name="image23.png"/>
-            <wp:cNvGraphicFramePr/>
-            <a:graphic xmlns:a="http://schemas.openxmlformats.org/drawingml/2006/main">
-              <a:graphicData uri="http://schemas.openxmlformats.org/drawingml/2006/picture">
-                <pic:pic xmlns:pic="http://schemas.openxmlformats.org/drawingml/2006/picture">
-                  <pic:nvPicPr>
-                    <pic:cNvPr id="0" name="image23.png"/>
-                    <pic:cNvPicPr preferRelativeResize="0"/>
-                  </pic:nvPicPr>
-                  <pic:blipFill>
-                    <a:blip r:embed="rId30"/>
-                    <a:srcRect/>
-                    <a:stretch>
-                      <a:fillRect/>
-                    </a:stretch>
-                  </pic:blipFill>
-                  <pic:spPr>
-                    <a:xfrm>
-                      <a:off x="0" y="0"/>
-                      <a:ext cx="5162550" cy="409575"/>
-                    </a:xfrm>
-                    <a:prstGeom prst="rect">
-                      <a:avLst/>
-                    </a:prstGeom>
-                    <a:ln/>
-                  </pic:spPr>
-                </pic:pic>
-              </a:graphicData>
-            </a:graphic>
-          </wp:inline>
-        </w:drawing>
-      </w:r>
-    </w:p>
-    <w:p>
-      <w:pPr>
-        <w:spacing w:after="200" w:line="240" w:lineRule="auto"/>
-        <w:ind w:left="-5" w:right="326"/>
-        <w:jc w:val="both"/>
-        <w:rPr>
-          <w:rFonts w:ascii="Times New Roman" w:eastAsia="Times New Roman" w:hAnsi="Times New Roman" w:cs="Times New Roman"/>
-          <w:sz w:val="28"/>
-          <w:szCs w:val="28"/>
-        </w:rPr>
-      </w:pPr>
-      <w:r>
-        <w:rPr>
-          <w:rFonts w:ascii="Times New Roman" w:eastAsia="Times New Roman" w:hAnsi="Times New Roman" w:cs="Times New Roman"/>
-          <w:sz w:val="28"/>
-          <w:szCs w:val="28"/>
-        </w:rPr>
-        <w:t>Получим вот такую ARP-таблицу:</w:t>
-      </w:r>
-    </w:p>
-    <w:p>
-      <w:pPr>
-        <w:spacing w:after="200" w:line="240" w:lineRule="auto"/>
-        <w:ind w:left="-5" w:right="326"/>
-        <w:jc w:val="both"/>
-        <w:rPr>
-          <w:rFonts w:ascii="Times New Roman" w:eastAsia="Times New Roman" w:hAnsi="Times New Roman" w:cs="Times New Roman"/>
-          <w:sz w:val="28"/>
-          <w:szCs w:val="28"/>
-        </w:rPr>
-      </w:pPr>
-      <w:r>
-        <w:rPr>
-          <w:rFonts w:ascii="Times New Roman" w:eastAsia="Times New Roman" w:hAnsi="Times New Roman" w:cs="Times New Roman"/>
-          <w:noProof/>
-          <w:sz w:val="28"/>
-          <w:szCs w:val="28"/>
-        </w:rPr>
-        <w:drawing>
-          <wp:inline distT="114300" distB="114300" distL="114300" distR="114300" wp14:anchorId="4596505B" wp14:editId="3295954A">
-            <wp:extent cx="4183678" cy="2101945"/>
-            <wp:effectExtent l="0" t="0" r="0" b="0"/>
-            <wp:docPr id="7" name="image9.png"/>
-            <wp:cNvGraphicFramePr/>
-            <a:graphic xmlns:a="http://schemas.openxmlformats.org/drawingml/2006/main">
-              <a:graphicData uri="http://schemas.openxmlformats.org/drawingml/2006/picture">
-                <pic:pic xmlns:pic="http://schemas.openxmlformats.org/drawingml/2006/picture">
-                  <pic:nvPicPr>
-                    <pic:cNvPr id="0" name="image9.png"/>
-                    <pic:cNvPicPr preferRelativeResize="0"/>
-                  </pic:nvPicPr>
-                  <pic:blipFill>
-                    <a:blip r:embed="rId31"/>
-                    <a:srcRect/>
-                    <a:stretch>
-                      <a:fillRect/>
-                    </a:stretch>
-                  </pic:blipFill>
-                  <pic:spPr>
-                    <a:xfrm>
-                      <a:off x="0" y="0"/>
-                      <a:ext cx="4183678" cy="2101945"/>
-                    </a:xfrm>
-                    <a:prstGeom prst="rect">
-                      <a:avLst/>
-                    </a:prstGeom>
-                    <a:ln/>
-                  </pic:spPr>
-                </pic:pic>
-              </a:graphicData>
-            </a:graphic>
-          </wp:inline>
-        </w:drawing>
-      </w:r>
-    </w:p>
-    <w:p>
-      <w:pPr>
-        <w:spacing w:after="200" w:line="240" w:lineRule="auto"/>
-        <w:ind w:left="-5" w:right="326"/>
-        <w:jc w:val="both"/>
-        <w:rPr>
-          <w:rFonts w:ascii="Times New Roman" w:eastAsia="Times New Roman" w:hAnsi="Times New Roman" w:cs="Times New Roman"/>
-          <w:sz w:val="28"/>
-          <w:szCs w:val="28"/>
-        </w:rPr>
-      </w:pPr>
-      <w:r>
-        <w:rPr>
-          <w:rFonts w:ascii="Times New Roman" w:eastAsia="Times New Roman" w:hAnsi="Times New Roman" w:cs="Times New Roman"/>
-          <w:sz w:val="28"/>
-          <w:szCs w:val="28"/>
-        </w:rPr>
-        <w:t xml:space="preserve">После удаления кэша браузера отправимся на сайт </w:t>
-      </w:r>
-      <w:hyperlink r:id="rId32" w:history="1">
-        <w:r>
-          <w:rPr>
-            <w:rStyle w:val="a5"/>
-            <w:lang w:val="ru-RU"/>
-          </w:rPr>
-          <w:t>www.caa.com</w:t>
-        </w:r>
-      </w:hyperlink>
-      <w:r>
-        <w:rPr>
-          <w:lang w:val="ru-RU"/>
-        </w:rPr>
-        <w:t xml:space="preserve"> </w:t>
-      </w:r>
-      <w:r>
-        <w:rPr>
-          <w:rFonts w:ascii="Times New Roman" w:eastAsia="Times New Roman" w:hAnsi="Times New Roman" w:cs="Times New Roman"/>
-          <w:sz w:val="28"/>
-          <w:szCs w:val="28"/>
-        </w:rPr>
-        <w:t>и увидим новую запись в ARP-таблице.</w:t>
-      </w:r>
-    </w:p>
-    <w:p>
-      <w:pPr>
-        <w:spacing w:after="200" w:line="240" w:lineRule="auto"/>
-        <w:ind w:left="-5" w:right="326"/>
-        <w:jc w:val="both"/>
-        <w:rPr>
-          <w:rFonts w:ascii="Times New Roman" w:eastAsia="Times New Roman" w:hAnsi="Times New Roman" w:cs="Times New Roman"/>
-          <w:sz w:val="28"/>
-          <w:szCs w:val="28"/>
-        </w:rPr>
-      </w:pPr>
-      <w:r>
-        <w:rPr>
-          <w:rFonts w:ascii="Times New Roman" w:eastAsia="Times New Roman" w:hAnsi="Times New Roman" w:cs="Times New Roman"/>
-          <w:noProof/>
-          <w:sz w:val="28"/>
-          <w:szCs w:val="28"/>
-        </w:rPr>
-        <w:drawing>
-          <wp:inline distT="114300" distB="114300" distL="114300" distR="114300" wp14:anchorId="2F8D16BE" wp14:editId="52AE4F37">
-            <wp:extent cx="4216763" cy="2582413"/>
-            <wp:effectExtent l="0" t="0" r="0" b="0"/>
-            <wp:docPr id="15" name="image1.png"/>
-            <wp:cNvGraphicFramePr/>
-            <a:graphic xmlns:a="http://schemas.openxmlformats.org/drawingml/2006/main">
-              <a:graphicData uri="http://schemas.openxmlformats.org/drawingml/2006/picture">
-                <pic:pic xmlns:pic="http://schemas.openxmlformats.org/drawingml/2006/picture">
-                  <pic:nvPicPr>
-                    <pic:cNvPr id="0" name="image1.png"/>
-                    <pic:cNvPicPr preferRelativeResize="0"/>
-                  </pic:nvPicPr>
-                  <pic:blipFill>
-                    <a:blip r:embed="rId33"/>
-                    <a:srcRect/>
-                    <a:stretch>
-                      <a:fillRect/>
-                    </a:stretch>
-                  </pic:blipFill>
-                  <pic:spPr>
-                    <a:xfrm>
-                      <a:off x="0" y="0"/>
-                      <a:ext cx="4216763" cy="2582413"/>
-                    </a:xfrm>
-                    <a:prstGeom prst="rect">
-                      <a:avLst/>
-                    </a:prstGeom>
-                    <a:ln/>
-                  </pic:spPr>
-                </pic:pic>
-              </a:graphicData>
-            </a:graphic>
-          </wp:inline>
-        </w:drawing>
-      </w:r>
-    </w:p>
-    <w:p>
-      <w:pPr>
-        <w:spacing w:after="200" w:line="240" w:lineRule="auto"/>
-        <w:ind w:left="-5" w:right="326"/>
-        <w:jc w:val="both"/>
-        <w:rPr>
-          <w:rFonts w:ascii="Times New Roman" w:eastAsia="Times New Roman" w:hAnsi="Times New Roman" w:cs="Times New Roman"/>
-          <w:sz w:val="28"/>
-          <w:szCs w:val="28"/>
-        </w:rPr>
-      </w:pPr>
-      <w:r>
-        <w:rPr>
-          <w:rFonts w:ascii="Times New Roman" w:eastAsia="Times New Roman" w:hAnsi="Times New Roman" w:cs="Times New Roman"/>
-          <w:sz w:val="28"/>
-          <w:szCs w:val="28"/>
-        </w:rPr>
-        <w:t>Заметим, что это вообще не похоже на IP адрес сайта, на который мы перешли. А всё, потому что MAC-адреса используются только в локальной сети. Мы не сможем увидеть ARP-запрос, который узнаёт MAC-адрес нашего сайта, так как его и вовсе нет. Но мы видим IP-адрес 192.168.1.1. Вероятнее всего это IP нашего маршрутизатора, который как раз таки и взялся в дальнейшем уже за поиск того сайта, на который мы перешли.</w:t>
-      </w:r>
-    </w:p>
-    <w:p>
-      <w:pPr>
-        <w:spacing w:after="200" w:line="240" w:lineRule="auto"/>
-        <w:ind w:left="-5" w:right="326"/>
-        <w:jc w:val="both"/>
-        <w:rPr>
-          <w:rFonts w:ascii="Times New Roman" w:eastAsia="Times New Roman" w:hAnsi="Times New Roman" w:cs="Times New Roman"/>
-          <w:sz w:val="28"/>
-          <w:szCs w:val="28"/>
-        </w:rPr>
-      </w:pPr>
-      <w:r>
-        <w:rPr>
-          <w:rFonts w:ascii="Times New Roman" w:eastAsia="Times New Roman" w:hAnsi="Times New Roman" w:cs="Times New Roman"/>
-          <w:noProof/>
-          <w:sz w:val="28"/>
-          <w:szCs w:val="28"/>
-        </w:rPr>
-        <w:lastRenderedPageBreak/>
-        <w:drawing>
-          <wp:inline distT="114300" distB="114300" distL="114300" distR="114300" wp14:anchorId="0421C2CE" wp14:editId="1E3B19CD">
-            <wp:extent cx="6840000" cy="2844800"/>
-            <wp:effectExtent l="0" t="0" r="0" b="0"/>
-            <wp:docPr id="10" name="image2.png"/>
-            <wp:cNvGraphicFramePr/>
-            <a:graphic xmlns:a="http://schemas.openxmlformats.org/drawingml/2006/main">
-              <a:graphicData uri="http://schemas.openxmlformats.org/drawingml/2006/picture">
-                <pic:pic xmlns:pic="http://schemas.openxmlformats.org/drawingml/2006/picture">
-                  <pic:nvPicPr>
-                    <pic:cNvPr id="0" name="image2.png"/>
-                    <pic:cNvPicPr preferRelativeResize="0"/>
-                  </pic:nvPicPr>
-                  <pic:blipFill>
-                    <a:blip r:embed="rId34"/>
-                    <a:srcRect/>
-                    <a:stretch>
-                      <a:fillRect/>
-                    </a:stretch>
-                  </pic:blipFill>
-                  <pic:spPr>
-                    <a:xfrm>
-                      <a:off x="0" y="0"/>
-                      <a:ext cx="6840000" cy="2844800"/>
-                    </a:xfrm>
-                    <a:prstGeom prst="rect">
-                      <a:avLst/>
-                    </a:prstGeom>
-                    <a:ln/>
-                  </pic:spPr>
-                </pic:pic>
-              </a:graphicData>
-            </a:graphic>
-          </wp:inline>
-        </w:drawing>
-      </w:r>
-    </w:p>
-    <w:p>
-      <w:pPr>
-        <w:spacing w:after="200" w:line="240" w:lineRule="auto"/>
-        <w:ind w:left="-5" w:right="326"/>
-        <w:jc w:val="both"/>
-        <w:rPr>
-          <w:rFonts w:ascii="Times New Roman" w:eastAsia="Times New Roman" w:hAnsi="Times New Roman" w:cs="Times New Roman"/>
-          <w:sz w:val="28"/>
-          <w:szCs w:val="28"/>
-        </w:rPr>
-      </w:pPr>
-    </w:p>
-    <w:p>
-      <w:pPr>
-        <w:pStyle w:val="2"/>
+        <w:rPr>
+          <w:rFonts w:ascii="Times New Roman" w:eastAsia="Times New Roman" w:hAnsi="Times New Roman" w:cs="Times New Roman"/>
+          <w:sz w:val="28"/>
+          <w:szCs w:val="28"/>
+        </w:rPr>
+      </w:pPr>
+      <w:r>
+        <w:rPr>
+          <w:rFonts w:ascii="Times New Roman" w:eastAsia="Times New Roman" w:hAnsi="Times New Roman" w:cs="Times New Roman"/>
+          <w:sz w:val="28"/>
+          <w:szCs w:val="28"/>
+        </w:rPr>
+        <w:t>HTTP работает поверх TCP/IP и Ethernet. В Ethernet-заголовке каждого HTTP-пакета указывается:</w:t>
+      </w:r>
+    </w:p>
+    <w:p>
+      <w:pPr>
+        <w:numPr>
+          <w:ilvl w:val="0"/>
+          <w:numId w:val="13"/>
+        </w:numPr>
+        <w:spacing w:before="240" w:line="240" w:lineRule="auto"/>
+        <w:rPr>
+          <w:rFonts w:ascii="Times New Roman" w:eastAsia="Times New Roman" w:hAnsi="Times New Roman" w:cs="Times New Roman"/>
+          <w:sz w:val="28"/>
+          <w:szCs w:val="28"/>
+        </w:rPr>
+      </w:pPr>
+      <w:r>
+        <w:rPr>
+          <w:rFonts w:ascii="Times New Roman" w:eastAsia="Times New Roman" w:hAnsi="Times New Roman" w:cs="Times New Roman"/>
+          <w:sz w:val="28"/>
+          <w:szCs w:val="28"/>
+        </w:rPr>
+        <w:t>MAC-адрес источника – это MAC-адрес нашего компьютера</w:t>
+      </w:r>
+    </w:p>
+    <w:p>
+      <w:pPr>
+        <w:numPr>
+          <w:ilvl w:val="0"/>
+          <w:numId w:val="13"/>
+        </w:numPr>
+        <w:spacing w:after="240" w:line="240" w:lineRule="auto"/>
+        <w:rPr>
+          <w:rFonts w:ascii="Times New Roman" w:eastAsia="Times New Roman" w:hAnsi="Times New Roman" w:cs="Times New Roman"/>
+          <w:sz w:val="28"/>
+          <w:szCs w:val="28"/>
+        </w:rPr>
+      </w:pPr>
+      <w:r>
+        <w:rPr>
+          <w:rFonts w:ascii="Times New Roman" w:eastAsia="Times New Roman" w:hAnsi="Times New Roman" w:cs="Times New Roman"/>
+          <w:sz w:val="28"/>
+          <w:szCs w:val="28"/>
+        </w:rPr>
+        <w:t>MAC-адрес назначения – это обычно MAC-адрес ближайшего маршрутизатора/шлюза, через который трафик пойдёт в Интернет.</w:t>
+      </w:r>
+    </w:p>
+    <w:p>
+      <w:pPr>
         <w:spacing w:before="240" w:after="240" w:line="240" w:lineRule="auto"/>
         <w:rPr>
           <w:rFonts w:ascii="Times New Roman" w:eastAsia="Times New Roman" w:hAnsi="Times New Roman" w:cs="Times New Roman"/>
-          <w:b/>
-          <w:sz w:val="28"/>
-          <w:szCs w:val="28"/>
-        </w:rPr>
-      </w:pPr>
-      <w:bookmarkStart w:id="14" w:name="_h220gjph2q6z" w:colFirst="0" w:colLast="0"/>
-      <w:bookmarkEnd w:id="14"/>
-      <w:r>
-        <w:rPr>
-          <w:rFonts w:ascii="Times New Roman" w:eastAsia="Times New Roman" w:hAnsi="Times New Roman" w:cs="Times New Roman"/>
-          <w:b/>
-          <w:sz w:val="28"/>
-          <w:szCs w:val="28"/>
-        </w:rPr>
-        <w:t>Ответы на вопросы:</w:t>
+          <w:sz w:val="28"/>
+          <w:szCs w:val="28"/>
+        </w:rPr>
+      </w:pPr>
+      <w:r>
+        <w:rPr>
+          <w:rFonts w:ascii="Times New Roman" w:eastAsia="Times New Roman" w:hAnsi="Times New Roman" w:cs="Times New Roman"/>
+          <w:sz w:val="28"/>
+          <w:szCs w:val="28"/>
+        </w:rPr>
+        <w:t>MAC-адреса веб-сайта, на который мы заходим, мы не увидим, потому что MAC-адреса используются только внутри локальной сети.</w:t>
       </w:r>
     </w:p>
     <w:p>
@@ -6553,381 +5704,6 @@
           <w:sz w:val="28"/>
           <w:szCs w:val="28"/>
         </w:rPr>
-        <w:t xml:space="preserve">Какие МАС-адреса присутствуют в захваченных пакетах </w:t>
-      </w:r>
-      <w:proofErr w:type="spellStart"/>
-      <w:r>
-        <w:rPr>
-          <w:rFonts w:ascii="Times New Roman" w:eastAsia="Times New Roman" w:hAnsi="Times New Roman" w:cs="Times New Roman"/>
-          <w:b/>
-          <w:sz w:val="28"/>
-          <w:szCs w:val="28"/>
-        </w:rPr>
-        <w:t>ARPпротокола</w:t>
-      </w:r>
-      <w:proofErr w:type="spellEnd"/>
-      <w:r>
-        <w:rPr>
-          <w:rFonts w:ascii="Times New Roman" w:eastAsia="Times New Roman" w:hAnsi="Times New Roman" w:cs="Times New Roman"/>
-          <w:b/>
-          <w:sz w:val="28"/>
-          <w:szCs w:val="28"/>
-        </w:rPr>
-        <w:t>? Что означают эти адреса? Какие устройства они идентифицируют?</w:t>
-      </w:r>
-    </w:p>
-    <w:p>
-      <w:pPr>
-        <w:spacing w:before="240" w:after="240" w:line="240" w:lineRule="auto"/>
-        <w:rPr>
-          <w:rFonts w:ascii="Times New Roman" w:eastAsia="Times New Roman" w:hAnsi="Times New Roman" w:cs="Times New Roman"/>
-          <w:sz w:val="28"/>
-          <w:szCs w:val="28"/>
-        </w:rPr>
-      </w:pPr>
-      <w:r>
-        <w:rPr>
-          <w:rFonts w:ascii="Times New Roman" w:eastAsia="Times New Roman" w:hAnsi="Times New Roman" w:cs="Times New Roman"/>
-          <w:sz w:val="28"/>
-          <w:szCs w:val="28"/>
-        </w:rPr>
-        <w:t>В ARP-пакетах мы увидим два типа MAC-адресов:</w:t>
-      </w:r>
-    </w:p>
-    <w:p>
-      <w:pPr>
-        <w:numPr>
-          <w:ilvl w:val="0"/>
-          <w:numId w:val="5"/>
-        </w:numPr>
-        <w:spacing w:before="240" w:line="240" w:lineRule="auto"/>
-        <w:rPr>
-          <w:rFonts w:ascii="Times New Roman" w:eastAsia="Times New Roman" w:hAnsi="Times New Roman" w:cs="Times New Roman"/>
-          <w:sz w:val="28"/>
-          <w:szCs w:val="28"/>
-        </w:rPr>
-      </w:pPr>
-      <w:r>
-        <w:rPr>
-          <w:rFonts w:ascii="Times New Roman" w:eastAsia="Times New Roman" w:hAnsi="Times New Roman" w:cs="Times New Roman"/>
-          <w:sz w:val="28"/>
-          <w:szCs w:val="28"/>
-        </w:rPr>
-        <w:t xml:space="preserve">MAC-адрес отправителя запроса – адрес нашего компьютера. Он используется в поле </w:t>
-      </w:r>
-      <w:proofErr w:type="spellStart"/>
-      <w:r>
-        <w:rPr>
-          <w:rFonts w:ascii="Times New Roman" w:eastAsia="Times New Roman" w:hAnsi="Times New Roman" w:cs="Times New Roman"/>
-          <w:sz w:val="28"/>
-          <w:szCs w:val="28"/>
-        </w:rPr>
-        <w:t>Sender</w:t>
-      </w:r>
-      <w:proofErr w:type="spellEnd"/>
-      <w:r>
-        <w:rPr>
-          <w:rFonts w:ascii="Times New Roman" w:eastAsia="Times New Roman" w:hAnsi="Times New Roman" w:cs="Times New Roman"/>
-          <w:sz w:val="28"/>
-          <w:szCs w:val="28"/>
-        </w:rPr>
-        <w:t xml:space="preserve"> MAC-</w:t>
-      </w:r>
-      <w:proofErr w:type="spellStart"/>
-      <w:r>
-        <w:rPr>
-          <w:rFonts w:ascii="Times New Roman" w:eastAsia="Times New Roman" w:hAnsi="Times New Roman" w:cs="Times New Roman"/>
-          <w:sz w:val="28"/>
-          <w:szCs w:val="28"/>
-        </w:rPr>
-        <w:t>address</w:t>
-      </w:r>
-      <w:proofErr w:type="spellEnd"/>
-    </w:p>
-    <w:p>
-      <w:pPr>
-        <w:numPr>
-          <w:ilvl w:val="0"/>
-          <w:numId w:val="5"/>
-        </w:numPr>
-        <w:spacing w:line="240" w:lineRule="auto"/>
-        <w:rPr>
-          <w:rFonts w:ascii="Times New Roman" w:eastAsia="Times New Roman" w:hAnsi="Times New Roman" w:cs="Times New Roman"/>
-          <w:sz w:val="28"/>
-          <w:szCs w:val="28"/>
-        </w:rPr>
-      </w:pPr>
-      <w:r>
-        <w:rPr>
-          <w:rFonts w:ascii="Times New Roman" w:eastAsia="Times New Roman" w:hAnsi="Times New Roman" w:cs="Times New Roman"/>
-          <w:sz w:val="28"/>
-          <w:szCs w:val="28"/>
-        </w:rPr>
-        <w:t>MAC-адрес искомого устройства:</w:t>
-      </w:r>
-    </w:p>
-    <w:p>
-      <w:pPr>
-        <w:numPr>
-          <w:ilvl w:val="1"/>
-          <w:numId w:val="5"/>
-        </w:numPr>
-        <w:spacing w:line="240" w:lineRule="auto"/>
-        <w:rPr>
-          <w:rFonts w:ascii="Times New Roman" w:eastAsia="Times New Roman" w:hAnsi="Times New Roman" w:cs="Times New Roman"/>
-          <w:sz w:val="28"/>
-          <w:szCs w:val="28"/>
-        </w:rPr>
-      </w:pPr>
-      <w:r>
-        <w:rPr>
-          <w:rFonts w:ascii="Times New Roman" w:eastAsia="Times New Roman" w:hAnsi="Times New Roman" w:cs="Times New Roman"/>
-          <w:sz w:val="28"/>
-          <w:szCs w:val="28"/>
-        </w:rPr>
-        <w:t>В ARP-запросе (</w:t>
-      </w:r>
-      <w:proofErr w:type="spellStart"/>
-      <w:r>
-        <w:rPr>
-          <w:rFonts w:ascii="Times New Roman" w:eastAsia="Times New Roman" w:hAnsi="Times New Roman" w:cs="Times New Roman"/>
-          <w:sz w:val="28"/>
-          <w:szCs w:val="28"/>
-        </w:rPr>
-        <w:t>who-has</w:t>
-      </w:r>
-      <w:proofErr w:type="spellEnd"/>
-      <w:r>
-        <w:rPr>
-          <w:rFonts w:ascii="Times New Roman" w:eastAsia="Times New Roman" w:hAnsi="Times New Roman" w:cs="Times New Roman"/>
-          <w:sz w:val="28"/>
-          <w:szCs w:val="28"/>
-        </w:rPr>
-        <w:t>) поле Target MAC Address будет заполнено нулями, потому что он ещё известен.</w:t>
-      </w:r>
-    </w:p>
-    <w:p>
-      <w:pPr>
-        <w:numPr>
-          <w:ilvl w:val="1"/>
-          <w:numId w:val="5"/>
-        </w:numPr>
-        <w:spacing w:after="200" w:line="240" w:lineRule="auto"/>
-        <w:rPr>
-          <w:rFonts w:ascii="Times New Roman" w:eastAsia="Times New Roman" w:hAnsi="Times New Roman" w:cs="Times New Roman"/>
-          <w:sz w:val="28"/>
-          <w:szCs w:val="28"/>
-        </w:rPr>
-      </w:pPr>
-      <w:r>
-        <w:rPr>
-          <w:rFonts w:ascii="Times New Roman" w:eastAsia="Times New Roman" w:hAnsi="Times New Roman" w:cs="Times New Roman"/>
-          <w:sz w:val="28"/>
-          <w:szCs w:val="28"/>
-        </w:rPr>
-        <w:t>В ARP-ответе (</w:t>
-      </w:r>
-      <w:proofErr w:type="spellStart"/>
-      <w:r>
-        <w:rPr>
-          <w:rFonts w:ascii="Times New Roman" w:eastAsia="Times New Roman" w:hAnsi="Times New Roman" w:cs="Times New Roman"/>
-          <w:sz w:val="28"/>
-          <w:szCs w:val="28"/>
-        </w:rPr>
-        <w:t>is-at</w:t>
-      </w:r>
-      <w:proofErr w:type="spellEnd"/>
-      <w:r>
-        <w:rPr>
-          <w:rFonts w:ascii="Times New Roman" w:eastAsia="Times New Roman" w:hAnsi="Times New Roman" w:cs="Times New Roman"/>
-          <w:sz w:val="28"/>
-          <w:szCs w:val="28"/>
-        </w:rPr>
-        <w:t>) это будет MAC-адрес шлюза/маршрутизатора, провайдера или другого узла локальной сети, связанного с IP, на который отправляется запрос.</w:t>
-      </w:r>
-      <w:r>
-        <w:br w:type="page"/>
-      </w:r>
-    </w:p>
-    <w:p>
-      <w:pPr>
-        <w:numPr>
-          <w:ilvl w:val="0"/>
-          <w:numId w:val="3"/>
-        </w:numPr>
-        <w:spacing w:before="200" w:after="240" w:line="240" w:lineRule="auto"/>
-        <w:rPr>
-          <w:rFonts w:ascii="Times New Roman" w:eastAsia="Times New Roman" w:hAnsi="Times New Roman" w:cs="Times New Roman"/>
-          <w:b/>
-          <w:sz w:val="28"/>
-          <w:szCs w:val="28"/>
-        </w:rPr>
-      </w:pPr>
-      <w:r>
-        <w:rPr>
-          <w:rFonts w:ascii="Times New Roman" w:eastAsia="Times New Roman" w:hAnsi="Times New Roman" w:cs="Times New Roman"/>
-          <w:b/>
-          <w:sz w:val="28"/>
-          <w:szCs w:val="28"/>
-        </w:rPr>
-        <w:lastRenderedPageBreak/>
-        <w:t>Какие МАС-адреса присутствуют в захваченных HTTP-пакетах и что означают эти адреса? Что означают эти адреса? Какие устройства они идентифицируют?</w:t>
-      </w:r>
-    </w:p>
-    <w:p>
-      <w:pPr>
-        <w:spacing w:before="240" w:after="240" w:line="240" w:lineRule="auto"/>
-        <w:rPr>
-          <w:rFonts w:ascii="Times New Roman" w:eastAsia="Times New Roman" w:hAnsi="Times New Roman" w:cs="Times New Roman"/>
-          <w:sz w:val="28"/>
-          <w:szCs w:val="28"/>
-        </w:rPr>
-      </w:pPr>
-      <w:r>
-        <w:rPr>
-          <w:rFonts w:ascii="Times New Roman" w:eastAsia="Times New Roman" w:hAnsi="Times New Roman" w:cs="Times New Roman"/>
-          <w:noProof/>
-          <w:sz w:val="28"/>
-          <w:szCs w:val="28"/>
-        </w:rPr>
-        <w:drawing>
-          <wp:inline distT="114300" distB="114300" distL="114300" distR="114300" wp14:anchorId="5C599374" wp14:editId="737ABC01">
-            <wp:extent cx="6840000" cy="2413000"/>
-            <wp:effectExtent l="0" t="0" r="0" b="0"/>
-            <wp:docPr id="20" name="image16.png"/>
-            <wp:cNvGraphicFramePr/>
-            <a:graphic xmlns:a="http://schemas.openxmlformats.org/drawingml/2006/main">
-              <a:graphicData uri="http://schemas.openxmlformats.org/drawingml/2006/picture">
-                <pic:pic xmlns:pic="http://schemas.openxmlformats.org/drawingml/2006/picture">
-                  <pic:nvPicPr>
-                    <pic:cNvPr id="0" name="image16.png"/>
-                    <pic:cNvPicPr preferRelativeResize="0"/>
-                  </pic:nvPicPr>
-                  <pic:blipFill>
-                    <a:blip r:embed="rId35"/>
-                    <a:srcRect/>
-                    <a:stretch>
-                      <a:fillRect/>
-                    </a:stretch>
-                  </pic:blipFill>
-                  <pic:spPr>
-                    <a:xfrm>
-                      <a:off x="0" y="0"/>
-                      <a:ext cx="6840000" cy="2413000"/>
-                    </a:xfrm>
-                    <a:prstGeom prst="rect">
-                      <a:avLst/>
-                    </a:prstGeom>
-                    <a:ln/>
-                  </pic:spPr>
-                </pic:pic>
-              </a:graphicData>
-            </a:graphic>
-          </wp:inline>
-        </w:drawing>
-      </w:r>
-    </w:p>
-    <w:p>
-      <w:pPr>
-        <w:spacing w:before="240" w:after="240" w:line="240" w:lineRule="auto"/>
-        <w:rPr>
-          <w:rFonts w:ascii="Times New Roman" w:eastAsia="Times New Roman" w:hAnsi="Times New Roman" w:cs="Times New Roman"/>
-          <w:sz w:val="28"/>
-          <w:szCs w:val="28"/>
-        </w:rPr>
-      </w:pPr>
-      <w:r>
-        <w:rPr>
-          <w:rFonts w:ascii="Times New Roman" w:eastAsia="Times New Roman" w:hAnsi="Times New Roman" w:cs="Times New Roman"/>
-          <w:sz w:val="28"/>
-          <w:szCs w:val="28"/>
-        </w:rPr>
-        <w:t>HTTP работает поверх TCP/IP и Ethernet. В Ethernet-заголовке каждого HTTP-пакета указывается:</w:t>
-      </w:r>
-    </w:p>
-    <w:p>
-      <w:pPr>
-        <w:numPr>
-          <w:ilvl w:val="0"/>
-          <w:numId w:val="13"/>
-        </w:numPr>
-        <w:spacing w:before="240" w:line="240" w:lineRule="auto"/>
-        <w:rPr>
-          <w:rFonts w:ascii="Times New Roman" w:eastAsia="Times New Roman" w:hAnsi="Times New Roman" w:cs="Times New Roman"/>
-          <w:sz w:val="28"/>
-          <w:szCs w:val="28"/>
-        </w:rPr>
-      </w:pPr>
-      <w:r>
-        <w:rPr>
-          <w:rFonts w:ascii="Times New Roman" w:eastAsia="Times New Roman" w:hAnsi="Times New Roman" w:cs="Times New Roman"/>
-          <w:sz w:val="28"/>
-          <w:szCs w:val="28"/>
-        </w:rPr>
-        <w:t>MAC-адрес источника – это MAC-адрес нашего компьютера</w:t>
-      </w:r>
-    </w:p>
-    <w:p>
-      <w:pPr>
-        <w:numPr>
-          <w:ilvl w:val="0"/>
-          <w:numId w:val="13"/>
-        </w:numPr>
-        <w:spacing w:after="240" w:line="240" w:lineRule="auto"/>
-        <w:rPr>
-          <w:rFonts w:ascii="Times New Roman" w:eastAsia="Times New Roman" w:hAnsi="Times New Roman" w:cs="Times New Roman"/>
-          <w:sz w:val="28"/>
-          <w:szCs w:val="28"/>
-        </w:rPr>
-      </w:pPr>
-      <w:r>
-        <w:rPr>
-          <w:rFonts w:ascii="Times New Roman" w:eastAsia="Times New Roman" w:hAnsi="Times New Roman" w:cs="Times New Roman"/>
-          <w:sz w:val="28"/>
-          <w:szCs w:val="28"/>
-        </w:rPr>
-        <w:t>MAC-адрес назначения – это обычно MAC-адрес ближайшего маршрутизатора/шлюза, через который трафик пойдёт в Интернет.</w:t>
-      </w:r>
-    </w:p>
-    <w:p>
-      <w:pPr>
-        <w:spacing w:before="240" w:after="240" w:line="240" w:lineRule="auto"/>
-        <w:rPr>
-          <w:rFonts w:ascii="Times New Roman" w:eastAsia="Times New Roman" w:hAnsi="Times New Roman" w:cs="Times New Roman"/>
-          <w:sz w:val="28"/>
-          <w:szCs w:val="28"/>
-        </w:rPr>
-      </w:pPr>
-      <w:r>
-        <w:rPr>
-          <w:rFonts w:ascii="Times New Roman" w:eastAsia="Times New Roman" w:hAnsi="Times New Roman" w:cs="Times New Roman"/>
-          <w:sz w:val="28"/>
-          <w:szCs w:val="28"/>
-        </w:rPr>
-        <w:t>MAC-адреса веб-сайта, на который мы заходим, мы не увидим, потому что MAC-адреса используются только внутри локальной сети.</w:t>
-      </w:r>
-    </w:p>
-    <w:p>
-      <w:pPr>
-        <w:numPr>
-          <w:ilvl w:val="0"/>
-          <w:numId w:val="3"/>
-        </w:numPr>
-        <w:spacing w:before="240" w:after="240" w:line="240" w:lineRule="auto"/>
-        <w:rPr>
-          <w:rFonts w:ascii="Times New Roman" w:eastAsia="Times New Roman" w:hAnsi="Times New Roman" w:cs="Times New Roman"/>
-          <w:b/>
-          <w:sz w:val="28"/>
-          <w:szCs w:val="28"/>
-        </w:rPr>
-      </w:pPr>
-      <w:r>
-        <w:rPr>
-          <w:rFonts w:ascii="Times New Roman" w:eastAsia="Times New Roman" w:hAnsi="Times New Roman" w:cs="Times New Roman"/>
-          <w:b/>
-          <w:sz w:val="28"/>
-          <w:szCs w:val="28"/>
-        </w:rPr>
         <w:t>Для чего ARP-запрос содержит IP-адрес источника?</w:t>
       </w:r>
     </w:p>
@@ -7086,61 +5862,7 @@
           <w:sz w:val="28"/>
           <w:szCs w:val="28"/>
         </w:rPr>
-        <w:t xml:space="preserve">В ходе лабораторной работы с помощью программы </w:t>
-      </w:r>
-      <w:proofErr w:type="spellStart"/>
-      <w:r>
-        <w:rPr>
-          <w:rFonts w:ascii="Times New Roman" w:eastAsia="Times New Roman" w:hAnsi="Times New Roman" w:cs="Times New Roman"/>
-          <w:sz w:val="28"/>
-          <w:szCs w:val="28"/>
-        </w:rPr>
-        <w:t>Wireshark</w:t>
-      </w:r>
-      <w:proofErr w:type="spellEnd"/>
-      <w:r>
-        <w:rPr>
-          <w:rFonts w:ascii="Times New Roman" w:eastAsia="Times New Roman" w:hAnsi="Times New Roman" w:cs="Times New Roman"/>
-          <w:sz w:val="28"/>
-          <w:szCs w:val="28"/>
-        </w:rPr>
-        <w:t xml:space="preserve"> был проведен анализ передачи пакетов по сети, а также была описана структура DNS, ICMP, IP, ARP и HTTP протоколов. Я изучил, какие пакеты передаются при работе утилит </w:t>
-      </w:r>
-      <w:proofErr w:type="spellStart"/>
-      <w:r>
-        <w:rPr>
-          <w:rFonts w:ascii="Times New Roman" w:eastAsia="Times New Roman" w:hAnsi="Times New Roman" w:cs="Times New Roman"/>
-          <w:sz w:val="28"/>
-          <w:szCs w:val="28"/>
-        </w:rPr>
-        <w:t>ping</w:t>
-      </w:r>
-      <w:proofErr w:type="spellEnd"/>
-      <w:r>
-        <w:rPr>
-          <w:rFonts w:ascii="Times New Roman" w:eastAsia="Times New Roman" w:hAnsi="Times New Roman" w:cs="Times New Roman"/>
-          <w:sz w:val="28"/>
-          <w:szCs w:val="28"/>
-        </w:rPr>
-        <w:t xml:space="preserve">, и </w:t>
-      </w:r>
-      <w:proofErr w:type="spellStart"/>
-      <w:r>
-        <w:rPr>
-          <w:rFonts w:ascii="Times New Roman" w:eastAsia="Times New Roman" w:hAnsi="Times New Roman" w:cs="Times New Roman"/>
-          <w:sz w:val="28"/>
-          <w:szCs w:val="28"/>
-        </w:rPr>
-        <w:t>tracert</w:t>
-      </w:r>
-      <w:proofErr w:type="spellEnd"/>
-      <w:r>
-        <w:rPr>
-          <w:rFonts w:ascii="Times New Roman" w:eastAsia="Times New Roman" w:hAnsi="Times New Roman" w:cs="Times New Roman"/>
-          <w:sz w:val="28"/>
-          <w:szCs w:val="28"/>
-        </w:rPr>
-        <w:t xml:space="preserve"> и какую информацию они содержат. Также был проведен анализ трафика HTTP-запросов и влияние на него кэширования данных. Кэширование также влияет на работу DNS, во время выполнения работы нам необходимо было очистить кэши и посмотреть на работу DNS-запросов. Далее был рассмотрен трафик при выполнении ARP-запросов, для этого нужно было очистить ARP-таблицу. В результате я выяснил, что </w:t>
+        <w:t xml:space="preserve">В ходе лабораторной работы с помощью программы Wireshark был проведен анализ передачи пакетов по сети, а также была описана структура DNS, ICMP, IP, ARP и HTTP протоколов. Я изучил, какие пакеты передаются при работе утилит ping, и tracert и какую информацию они содержат. Также был проведен анализ трафика HTTP-запросов и влияние на него кэширования данных. Кэширование также влияет на работу DNS, во время выполнения работы нам необходимо было очистить кэши и посмотреть на работу DNS-запросов. Далее был рассмотрен трафик при выполнении ARP-запросов, для этого нужно было очистить ARP-таблицу. В результате я выяснил, что </w:t>
       </w:r>
       <w:proofErr w:type="gramStart"/>
       <w:r>
@@ -7174,8 +5896,8 @@
       </w:pPr>
     </w:p>
     <w:sectPr>
-      <w:headerReference w:type="default" r:id="rId36"/>
-      <w:footerReference w:type="default" r:id="rId37"/>
+      <w:headerReference w:type="default" r:id="rId27"/>
+      <w:footerReference w:type="default" r:id="rId28"/>
       <w:pgSz w:w="11909" w:h="16834"/>
       <w:pgMar w:top="566" w:right="566" w:bottom="566" w:left="566" w:header="720" w:footer="720" w:gutter="0"/>
       <w:pgNumType w:start="0"/>
@@ -8972,6 +7694,155 @@
       </w:pPr>
       <w:rPr>
         <w:u w:val="none"/>
+      </w:rPr>
+    </w:lvl>
+  </w:abstractNum>
+  <w:abstractNum w:abstractNumId="15" w15:restartNumberingAfterBreak="0">
+    <w:nsid w:val="662F5632"/>
+    <w:multiLevelType w:val="multilevel"/>
+    <w:tmpl w:val="07C08E52"/>
+    <w:lvl w:ilvl="0">
+      <w:start w:val="1"/>
+      <w:numFmt w:val="bullet"/>
+      <w:lvlText w:val=""/>
+      <w:lvlJc w:val="left"/>
+      <w:pPr>
+        <w:tabs>
+          <w:tab w:val="num" w:pos="720"/>
+        </w:tabs>
+        <w:ind w:left="720" w:hanging="360"/>
+      </w:pPr>
+      <w:rPr>
+        <w:rFonts w:ascii="Symbol" w:hAnsi="Symbol" w:hint="default"/>
+        <w:sz w:val="20"/>
+      </w:rPr>
+    </w:lvl>
+    <w:lvl w:ilvl="1" w:tentative="1">
+      <w:start w:val="1"/>
+      <w:numFmt w:val="bullet"/>
+      <w:lvlText w:val="o"/>
+      <w:lvlJc w:val="left"/>
+      <w:pPr>
+        <w:tabs>
+          <w:tab w:val="num" w:pos="1440"/>
+        </w:tabs>
+        <w:ind w:left="1440" w:hanging="360"/>
+      </w:pPr>
+      <w:rPr>
+        <w:rFonts w:ascii="Courier New" w:hAnsi="Courier New" w:hint="default"/>
+        <w:sz w:val="20"/>
+      </w:rPr>
+    </w:lvl>
+    <w:lvl w:ilvl="2" w:tentative="1">
+      <w:start w:val="1"/>
+      <w:numFmt w:val="bullet"/>
+      <w:lvlText w:val=""/>
+      <w:lvlJc w:val="left"/>
+      <w:pPr>
+        <w:tabs>
+          <w:tab w:val="num" w:pos="2160"/>
+        </w:tabs>
+        <w:ind w:left="2160" w:hanging="360"/>
+      </w:pPr>
+      <w:rPr>
+        <w:rFonts w:ascii="Wingdings" w:hAnsi="Wingdings" w:hint="default"/>
+        <w:sz w:val="20"/>
+      </w:rPr>
+    </w:lvl>
+    <w:lvl w:ilvl="3" w:tentative="1">
+      <w:start w:val="1"/>
+      <w:numFmt w:val="bullet"/>
+      <w:lvlText w:val=""/>
+      <w:lvlJc w:val="left"/>
+      <w:pPr>
+        <w:tabs>
+          <w:tab w:val="num" w:pos="2880"/>
+        </w:tabs>
+        <w:ind w:left="2880" w:hanging="360"/>
+      </w:pPr>
+      <w:rPr>
+        <w:rFonts w:ascii="Wingdings" w:hAnsi="Wingdings" w:hint="default"/>
+        <w:sz w:val="20"/>
+      </w:rPr>
+    </w:lvl>
+    <w:lvl w:ilvl="4" w:tentative="1">
+      <w:start w:val="1"/>
+      <w:numFmt w:val="bullet"/>
+      <w:lvlText w:val=""/>
+      <w:lvlJc w:val="left"/>
+      <w:pPr>
+        <w:tabs>
+          <w:tab w:val="num" w:pos="3600"/>
+        </w:tabs>
+        <w:ind w:left="3600" w:hanging="360"/>
+      </w:pPr>
+      <w:rPr>
+        <w:rFonts w:ascii="Wingdings" w:hAnsi="Wingdings" w:hint="default"/>
+        <w:sz w:val="20"/>
+      </w:rPr>
+    </w:lvl>
+    <w:lvl w:ilvl="5" w:tentative="1">
+      <w:start w:val="1"/>
+      <w:numFmt w:val="bullet"/>
+      <w:lvlText w:val=""/>
+      <w:lvlJc w:val="left"/>
+      <w:pPr>
+        <w:tabs>
+          <w:tab w:val="num" w:pos="4320"/>
+        </w:tabs>
+        <w:ind w:left="4320" w:hanging="360"/>
+      </w:pPr>
+      <w:rPr>
+        <w:rFonts w:ascii="Wingdings" w:hAnsi="Wingdings" w:hint="default"/>
+        <w:sz w:val="20"/>
+      </w:rPr>
+    </w:lvl>
+    <w:lvl w:ilvl="6" w:tentative="1">
+      <w:start w:val="1"/>
+      <w:numFmt w:val="bullet"/>
+      <w:lvlText w:val=""/>
+      <w:lvlJc w:val="left"/>
+      <w:pPr>
+        <w:tabs>
+          <w:tab w:val="num" w:pos="5040"/>
+        </w:tabs>
+        <w:ind w:left="5040" w:hanging="360"/>
+      </w:pPr>
+      <w:rPr>
+        <w:rFonts w:ascii="Wingdings" w:hAnsi="Wingdings" w:hint="default"/>
+        <w:sz w:val="20"/>
+      </w:rPr>
+    </w:lvl>
+    <w:lvl w:ilvl="7" w:tentative="1">
+      <w:start w:val="1"/>
+      <w:numFmt w:val="bullet"/>
+      <w:lvlText w:val=""/>
+      <w:lvlJc w:val="left"/>
+      <w:pPr>
+        <w:tabs>
+          <w:tab w:val="num" w:pos="5760"/>
+        </w:tabs>
+        <w:ind w:left="5760" w:hanging="360"/>
+      </w:pPr>
+      <w:rPr>
+        <w:rFonts w:ascii="Wingdings" w:hAnsi="Wingdings" w:hint="default"/>
+        <w:sz w:val="20"/>
+      </w:rPr>
+    </w:lvl>
+    <w:lvl w:ilvl="8" w:tentative="1">
+      <w:start w:val="1"/>
+      <w:numFmt w:val="bullet"/>
+      <w:lvlText w:val=""/>
+      <w:lvlJc w:val="left"/>
+      <w:pPr>
+        <w:tabs>
+          <w:tab w:val="num" w:pos="6480"/>
+        </w:tabs>
+        <w:ind w:left="6480" w:hanging="360"/>
+      </w:pPr>
+      <w:rPr>
+        <w:rFonts w:ascii="Wingdings" w:hAnsi="Wingdings" w:hint="default"/>
+        <w:sz w:val="20"/>
       </w:rPr>
     </w:lvl>
   </w:abstractNum>
@@ -9019,6 +7890,9 @@
   </w:num>
   <w:num w:numId="15" w16cid:durableId="593787460">
     <w:abstractNumId w:val="12"/>
+  </w:num>
+  <w:num w:numId="16" w16cid:durableId="756630135">
+    <w:abstractNumId w:val="15"/>
   </w:num>
 </w:numbering>
 </file>
@@ -9948,4 +8822,16 @@
   </a:objectDefaults>
   <a:extraClrSchemeLst/>
 </a:theme>
+</file>
+
+<file path=customXml/item1.xml><?xml version="1.0" encoding="utf-8"?>
+<b:Sources xmlns:b="http://schemas.openxmlformats.org/officeDocument/2006/bibliography" xmlns="http://schemas.openxmlformats.org/officeDocument/2006/bibliography" SelectedStyle="\APASixthEditionOfficeOnline.xsl" StyleName="APA" Version="6"/>
+</file>
+
+<file path=customXml/itemProps1.xml><?xml version="1.0" encoding="utf-8"?>
+<ds:datastoreItem xmlns:ds="http://schemas.openxmlformats.org/officeDocument/2006/customXml" ds:itemID="{A95B779D-6FFC-49A6-8FB4-E270F756C4AA}">
+  <ds:schemaRefs>
+    <ds:schemaRef ds:uri="http://schemas.openxmlformats.org/officeDocument/2006/bibliography"/>
+  </ds:schemaRefs>
+</ds:datastoreItem>
 </file>